--- a/project_report_24bce2972_review3.docx
+++ b/project_report_24bce2972_review3.docx
@@ -13,7 +13,7 @@
           <w:noProof/>
         </w:rPr>
         <w:drawing>
-          <wp:inline distT="0" distB="0" distL="0" distR="0" wp14:anchorId="4E34ACFC" wp14:editId="55DD1B09">
+          <wp:inline distT="0" distB="0" distL="0" distR="0" wp14:anchorId="6A6ADCD9" wp14:editId="20A76067">
             <wp:extent cx="2400300" cy="664114"/>
             <wp:effectExtent l="0" t="0" r="0" b="0"/>
             <wp:docPr id="10" name="Picture" descr="image"/>
@@ -330,45 +330,37 @@
         <w:jc w:val="both"/>
       </w:pPr>
       <w:r>
-        <w:t xml:space="preserve">Standard compilers apply a fixed chain of optimization passes, rarely confirming whether a specific transformation actually improved the code. We built a fully automated, multi-agent system that optimizes Three-Address Code (TAC) step by step. An orchestrator loop analyzes the code and ranks the available opportunities, and an Optimization Specialist routes each step either to a rule-based engine or to a large language model (LLM): </w:t>
+        <w:t>Standard compilers apply a fixed chain of optimization passes, rarely confirming if a specific transformation actually improved the code’s efficiency. We built a fully automated, multi-agent system to optimize Three-Address Code (TAC) dynamically. Instead of a static pipeline, an orchestrator loop analyzes the code, ranks available opportunities, and proposes transformations using either a rule-based engine or a Google Gemini LLM fallback. Two more LLMs are supported behind the same interface: Groq in the c</w:t>
+      </w:r>
+      <w:r>
+        <w:t xml:space="preserve">loud, and a local model served by Ollama that works with no internet connection. </w:t>
       </w:r>
       <w:r>
         <w:rPr>
           <w:highlight w:val="yellow"/>
         </w:rPr>
-        <w:t>Google Gemini or Groq in the cloud, or a local model served by Ollama. A rejected LLM answer is sent back once with the reason (self-repair).</w:t>
-      </w:r>
-    </w:p>
-    <w:p>
-      <w:pPr>
-        <w:pStyle w:val="BodyText"/>
-        <w:spacing w:after="120" w:line="276" w:lineRule="auto"/>
-        <w:jc w:val="both"/>
-      </w:pPr>
+        <w:t>A rejected LLM answer is sent back once with the reason.</w:t>
+      </w:r>
+      <w:r>
+        <w:t xml:space="preserve"> To guarantee correctness, every proposed change must pass a strict dual-verification gate: differential testing across 25+ input sets and symbolic polynomial equivalence for straight-line logic. </w:t>
+      </w:r>
       <w:r>
         <w:rPr>
           <w:highlight w:val="yellow"/>
         </w:rPr>
-        <w:t>Every proposed change must pass a verification gate: differential testing on several hundred input sets, symbolic polynomial equivalence for straight-line code, and, for programs with branches but no loops, a proof by the Z3 SMT solver. A change is accepted only if it makes the program cheaper, where cost is either a static count or the measured execution time.</w:t>
-      </w:r>
-    </w:p>
-    <w:p>
-      <w:pPr>
-        <w:pStyle w:val="BodyText"/>
-        <w:spacing w:after="120" w:line="276" w:lineRule="auto"/>
-        <w:jc w:val="both"/>
-      </w:pPr>
+        <w:t>Loop-free programs with branches are also proved equivalent by the Z3 SMT solver.</w:t>
+      </w:r>
+      <w:r>
+        <w:t xml:space="preserve"> If a candidate passes, a static cost model evaluates the precise performance benefit before accepting it. Tested on a dataset of 500 programs spanning seven structural categories, the rule-based agent alone achieved an 82.5% cost reduction. Integrating Gemini pushed this to 91.5%, largely by successfully rewriting complex loops and conditionals that standard rules missed. Groq reached 90.9% and the local model 83.3%. The dual-verification system successfully blocked all 26 of Gemini’s incorrect suggestions</w:t>
+      </w:r>
+      <w:r>
+        <w:t xml:space="preserve">, proving that language models can be safely integrated into compiler optimization when constrained by formal equivalence checks, resulting in a zero false-positive rate. It also blocked all 6 incorrect suggestions from Groq and all 113 from the local model, so every run finished with zero false positives. </w:t>
+      </w:r>
       <w:r>
         <w:rPr>
           <w:highlight w:val="yellow"/>
         </w:rPr>
-        <w:t>On 500 generated programs in seven categories the rules alone achieved an 82.5% average cost reduction, and 91.5% with Gemini. On 500 real programs (accepted Codeforces submissions from 207 problems) the rules reduce the static cost by 52.3% and the execution time by 25.2%, and 253 of the optimized programs are proved equivalent to their originals for every input. Adding an LLM gave 53.6% with Gemini, 53.2% with Groq and 52.4% with Ollama. An independent re-check found one wrong change that had passed every</w:t>
-      </w:r>
-      <w:r>
-        <w:rPr>
-          <w:highlight w:val="yellow"/>
-        </w:rPr>
-        <w:t xml:space="preserve"> test; wide-range inputs now reject it, and the final results contain no incorrect change.</w:t>
+        <w:t>On 500 real Codeforces programs the rules cut the static cost by 52.3% and the execution time by 25.2%, and an LLM raised the cost reduction to 53.6% (Gemini), 53.2% (Groq) and 52.4% (Ollama). 253 of them are proved equivalent for every input.</w:t>
       </w:r>
     </w:p>
     <w:p>
@@ -412,7 +404,7 @@
       <w:r>
         <w:fldChar w:fldCharType="separate"/>
       </w:r>
-      <w:hyperlink w:anchor="_Toc242793781" w:history="1">
+      <w:hyperlink w:anchor="_Toc242796411" w:history="1">
         <w:r>
           <w:rPr>
             <w:rStyle w:val="Hyperlink"/>
@@ -439,7 +431,7 @@
             <w:noProof/>
             <w:webHidden/>
           </w:rPr>
-          <w:instrText xml:space="preserve"> PAGEREF _Toc242793781 \h </w:instrText>
+          <w:instrText xml:space="preserve"> PAGEREF _Toc242796411 \h </w:instrText>
         </w:r>
         <w:r>
           <w:rPr>
@@ -485,7 +477,7 @@
           <w14:ligatures w14:val="standardContextual"/>
         </w:rPr>
       </w:pPr>
-      <w:hyperlink w:anchor="_Toc242793782" w:history="1">
+      <w:hyperlink w:anchor="_Toc242796412" w:history="1">
         <w:r>
           <w:rPr>
             <w:rStyle w:val="Hyperlink"/>
@@ -513,7 +505,7 @@
             <w:noProof/>
             <w:webHidden/>
           </w:rPr>
-          <w:instrText xml:space="preserve"> PAGEREF _Toc242793782 \h </w:instrText>
+          <w:instrText xml:space="preserve"> PAGEREF _Toc242796412 \h </w:instrText>
         </w:r>
         <w:r>
           <w:rPr>
@@ -559,7 +551,7 @@
           <w14:ligatures w14:val="standardContextual"/>
         </w:rPr>
       </w:pPr>
-      <w:hyperlink w:anchor="_Toc242793783" w:history="1">
+      <w:hyperlink w:anchor="_Toc242796413" w:history="1">
         <w:r>
           <w:rPr>
             <w:rStyle w:val="Hyperlink"/>
@@ -587,7 +579,7 @@
             <w:noProof/>
             <w:webHidden/>
           </w:rPr>
-          <w:instrText xml:space="preserve"> PAGEREF _Toc242793783 \h </w:instrText>
+          <w:instrText xml:space="preserve"> PAGEREF _Toc242796413 \h </w:instrText>
         </w:r>
         <w:r>
           <w:rPr>
@@ -633,7 +625,7 @@
           <w14:ligatures w14:val="standardContextual"/>
         </w:rPr>
       </w:pPr>
-      <w:hyperlink w:anchor="_Toc242793784" w:history="1">
+      <w:hyperlink w:anchor="_Toc242796414" w:history="1">
         <w:r>
           <w:rPr>
             <w:rStyle w:val="Hyperlink"/>
@@ -661,7 +653,7 @@
             <w:noProof/>
             <w:webHidden/>
           </w:rPr>
-          <w:instrText xml:space="preserve"> PAGEREF _Toc242793784 \h </w:instrText>
+          <w:instrText xml:space="preserve"> PAGEREF _Toc242796414 \h </w:instrText>
         </w:r>
         <w:r>
           <w:rPr>
@@ -707,7 +699,7 @@
           <w14:ligatures w14:val="standardContextual"/>
         </w:rPr>
       </w:pPr>
-      <w:hyperlink w:anchor="_Toc242793785" w:history="1">
+      <w:hyperlink w:anchor="_Toc242796415" w:history="1">
         <w:r>
           <w:rPr>
             <w:rStyle w:val="Hyperlink"/>
@@ -734,7 +726,7 @@
             <w:noProof/>
             <w:webHidden/>
           </w:rPr>
-          <w:instrText xml:space="preserve"> PAGEREF _Toc242793785 \h </w:instrText>
+          <w:instrText xml:space="preserve"> PAGEREF _Toc242796415 \h </w:instrText>
         </w:r>
         <w:r>
           <w:rPr>
@@ -780,7 +772,7 @@
           <w14:ligatures w14:val="standardContextual"/>
         </w:rPr>
       </w:pPr>
-      <w:hyperlink w:anchor="_Toc242793786" w:history="1">
+      <w:hyperlink w:anchor="_Toc242796416" w:history="1">
         <w:r>
           <w:rPr>
             <w:rStyle w:val="Hyperlink"/>
@@ -808,7 +800,7 @@
             <w:noProof/>
             <w:webHidden/>
           </w:rPr>
-          <w:instrText xml:space="preserve"> PAGEREF _Toc242793786 \h </w:instrText>
+          <w:instrText xml:space="preserve"> PAGEREF _Toc242796416 \h </w:instrText>
         </w:r>
         <w:r>
           <w:rPr>
@@ -854,7 +846,7 @@
           <w14:ligatures w14:val="standardContextual"/>
         </w:rPr>
       </w:pPr>
-      <w:hyperlink w:anchor="_Toc242793787" w:history="1">
+      <w:hyperlink w:anchor="_Toc242796417" w:history="1">
         <w:r>
           <w:rPr>
             <w:rStyle w:val="Hyperlink"/>
@@ -881,7 +873,7 @@
             <w:noProof/>
             <w:webHidden/>
           </w:rPr>
-          <w:instrText xml:space="preserve"> PAGEREF _Toc242793787 \h </w:instrText>
+          <w:instrText xml:space="preserve"> PAGEREF _Toc242796417 \h </w:instrText>
         </w:r>
         <w:r>
           <w:rPr>
@@ -927,7 +919,7 @@
           <w14:ligatures w14:val="standardContextual"/>
         </w:rPr>
       </w:pPr>
-      <w:hyperlink w:anchor="_Toc242793788" w:history="1">
+      <w:hyperlink w:anchor="_Toc242796418" w:history="1">
         <w:r>
           <w:rPr>
             <w:rStyle w:val="Hyperlink"/>
@@ -954,7 +946,7 @@
             <w:noProof/>
             <w:webHidden/>
           </w:rPr>
-          <w:instrText xml:space="preserve"> PAGEREF _Toc242793788 \h </w:instrText>
+          <w:instrText xml:space="preserve"> PAGEREF _Toc242796418 \h </w:instrText>
         </w:r>
         <w:r>
           <w:rPr>
@@ -1000,7 +992,7 @@
           <w14:ligatures w14:val="standardContextual"/>
         </w:rPr>
       </w:pPr>
-      <w:hyperlink w:anchor="_Toc242793789" w:history="1">
+      <w:hyperlink w:anchor="_Toc242796419" w:history="1">
         <w:r>
           <w:rPr>
             <w:rStyle w:val="Hyperlink"/>
@@ -1027,7 +1019,7 @@
             <w:noProof/>
             <w:webHidden/>
           </w:rPr>
-          <w:instrText xml:space="preserve"> PAGEREF _Toc242793789 \h </w:instrText>
+          <w:instrText xml:space="preserve"> PAGEREF _Toc242796419 \h </w:instrText>
         </w:r>
         <w:r>
           <w:rPr>
@@ -1073,7 +1065,7 @@
           <w14:ligatures w14:val="standardContextual"/>
         </w:rPr>
       </w:pPr>
-      <w:hyperlink w:anchor="_Toc242793790" w:history="1">
+      <w:hyperlink w:anchor="_Toc242796420" w:history="1">
         <w:r>
           <w:rPr>
             <w:rStyle w:val="Hyperlink"/>
@@ -1100,7 +1092,7 @@
             <w:noProof/>
             <w:webHidden/>
           </w:rPr>
-          <w:instrText xml:space="preserve"> PAGEREF _Toc242793790 \h </w:instrText>
+          <w:instrText xml:space="preserve"> PAGEREF _Toc242796420 \h </w:instrText>
         </w:r>
         <w:r>
           <w:rPr>
@@ -1146,7 +1138,7 @@
           <w14:ligatures w14:val="standardContextual"/>
         </w:rPr>
       </w:pPr>
-      <w:hyperlink w:anchor="_Toc242793791" w:history="1">
+      <w:hyperlink w:anchor="_Toc242796421" w:history="1">
         <w:r>
           <w:rPr>
             <w:rStyle w:val="Hyperlink"/>
@@ -1173,7 +1165,7 @@
             <w:noProof/>
             <w:webHidden/>
           </w:rPr>
-          <w:instrText xml:space="preserve"> PAGEREF _Toc242793791 \h </w:instrText>
+          <w:instrText xml:space="preserve"> PAGEREF _Toc242796421 \h </w:instrText>
         </w:r>
         <w:r>
           <w:rPr>
@@ -1219,7 +1211,7 @@
           <w14:ligatures w14:val="standardContextual"/>
         </w:rPr>
       </w:pPr>
-      <w:hyperlink w:anchor="_Toc242793792" w:history="1">
+      <w:hyperlink w:anchor="_Toc242796422" w:history="1">
         <w:r>
           <w:rPr>
             <w:rStyle w:val="Hyperlink"/>
@@ -1247,7 +1239,7 @@
             <w:noProof/>
             <w:webHidden/>
           </w:rPr>
-          <w:instrText xml:space="preserve"> PAGEREF _Toc242793792 \h </w:instrText>
+          <w:instrText xml:space="preserve"> PAGEREF _Toc242796422 \h </w:instrText>
         </w:r>
         <w:r>
           <w:rPr>
@@ -1293,7 +1285,7 @@
           <w14:ligatures w14:val="standardContextual"/>
         </w:rPr>
       </w:pPr>
-      <w:hyperlink w:anchor="_Toc242793793" w:history="1">
+      <w:hyperlink w:anchor="_Toc242796423" w:history="1">
         <w:r>
           <w:rPr>
             <w:rStyle w:val="Hyperlink"/>
@@ -1321,7 +1313,7 @@
             <w:noProof/>
             <w:webHidden/>
           </w:rPr>
-          <w:instrText xml:space="preserve"> PAGEREF _Toc242793793 \h </w:instrText>
+          <w:instrText xml:space="preserve"> PAGEREF _Toc242796423 \h </w:instrText>
         </w:r>
         <w:r>
           <w:rPr>
@@ -1367,7 +1359,7 @@
           <w14:ligatures w14:val="standardContextual"/>
         </w:rPr>
       </w:pPr>
-      <w:hyperlink w:anchor="_Toc242793794" w:history="1">
+      <w:hyperlink w:anchor="_Toc242796424" w:history="1">
         <w:r>
           <w:rPr>
             <w:rStyle w:val="Hyperlink"/>
@@ -1395,7 +1387,7 @@
             <w:noProof/>
             <w:webHidden/>
           </w:rPr>
-          <w:instrText xml:space="preserve"> PAGEREF _Toc242793794 \h </w:instrText>
+          <w:instrText xml:space="preserve"> PAGEREF _Toc242796424 \h </w:instrText>
         </w:r>
         <w:r>
           <w:rPr>
@@ -1441,7 +1433,7 @@
           <w14:ligatures w14:val="standardContextual"/>
         </w:rPr>
       </w:pPr>
-      <w:hyperlink w:anchor="_Toc242793795" w:history="1">
+      <w:hyperlink w:anchor="_Toc242796425" w:history="1">
         <w:r>
           <w:rPr>
             <w:rStyle w:val="Hyperlink"/>
@@ -1469,7 +1461,7 @@
             <w:noProof/>
             <w:webHidden/>
           </w:rPr>
-          <w:instrText xml:space="preserve"> PAGEREF _Toc242793795 \h </w:instrText>
+          <w:instrText xml:space="preserve"> PAGEREF _Toc242796425 \h </w:instrText>
         </w:r>
         <w:r>
           <w:rPr>
@@ -1515,7 +1507,7 @@
           <w14:ligatures w14:val="standardContextual"/>
         </w:rPr>
       </w:pPr>
-      <w:hyperlink w:anchor="_Toc242793796" w:history="1">
+      <w:hyperlink w:anchor="_Toc242796426" w:history="1">
         <w:r>
           <w:rPr>
             <w:rStyle w:val="Hyperlink"/>
@@ -1542,7 +1534,7 @@
             <w:noProof/>
             <w:webHidden/>
           </w:rPr>
-          <w:instrText xml:space="preserve"> PAGEREF _Toc242793796 \h </w:instrText>
+          <w:instrText xml:space="preserve"> PAGEREF _Toc242796426 \h </w:instrText>
         </w:r>
         <w:r>
           <w:rPr>
@@ -1588,7 +1580,7 @@
           <w14:ligatures w14:val="standardContextual"/>
         </w:rPr>
       </w:pPr>
-      <w:hyperlink w:anchor="_Toc242793797" w:history="1">
+      <w:hyperlink w:anchor="_Toc242796427" w:history="1">
         <w:r>
           <w:rPr>
             <w:rStyle w:val="Hyperlink"/>
@@ -1616,7 +1608,7 @@
             <w:noProof/>
             <w:webHidden/>
           </w:rPr>
-          <w:instrText xml:space="preserve"> PAGEREF _Toc242793797 \h </w:instrText>
+          <w:instrText xml:space="preserve"> PAGEREF _Toc242796427 \h </w:instrText>
         </w:r>
         <w:r>
           <w:rPr>
@@ -1662,7 +1654,7 @@
           <w14:ligatures w14:val="standardContextual"/>
         </w:rPr>
       </w:pPr>
-      <w:hyperlink w:anchor="_Toc242793798" w:history="1">
+      <w:hyperlink w:anchor="_Toc242796428" w:history="1">
         <w:r>
           <w:rPr>
             <w:rStyle w:val="Hyperlink"/>
@@ -1689,7 +1681,7 @@
             <w:noProof/>
             <w:webHidden/>
           </w:rPr>
-          <w:instrText xml:space="preserve"> PAGEREF _Toc242793798 \h </w:instrText>
+          <w:instrText xml:space="preserve"> PAGEREF _Toc242796428 \h </w:instrText>
         </w:r>
         <w:r>
           <w:rPr>
@@ -1735,7 +1727,7 @@
           <w14:ligatures w14:val="standardContextual"/>
         </w:rPr>
       </w:pPr>
-      <w:hyperlink w:anchor="_Toc242793799" w:history="1">
+      <w:hyperlink w:anchor="_Toc242796429" w:history="1">
         <w:r>
           <w:rPr>
             <w:rStyle w:val="Hyperlink"/>
@@ -1762,7 +1754,7 @@
             <w:noProof/>
             <w:webHidden/>
           </w:rPr>
-          <w:instrText xml:space="preserve"> PAGEREF _Toc242793799 \h </w:instrText>
+          <w:instrText xml:space="preserve"> PAGEREF _Toc242796429 \h </w:instrText>
         </w:r>
         <w:r>
           <w:rPr>
@@ -1808,7 +1800,7 @@
           <w14:ligatures w14:val="standardContextual"/>
         </w:rPr>
       </w:pPr>
-      <w:hyperlink w:anchor="_Toc242793800" w:history="1">
+      <w:hyperlink w:anchor="_Toc242796430" w:history="1">
         <w:r>
           <w:rPr>
             <w:rStyle w:val="Hyperlink"/>
@@ -1836,7 +1828,7 @@
             <w:noProof/>
             <w:webHidden/>
           </w:rPr>
-          <w:instrText xml:space="preserve"> PAGEREF _Toc242793800 \h </w:instrText>
+          <w:instrText xml:space="preserve"> PAGEREF _Toc242796430 \h </w:instrText>
         </w:r>
         <w:r>
           <w:rPr>
@@ -1882,7 +1874,7 @@
           <w14:ligatures w14:val="standardContextual"/>
         </w:rPr>
       </w:pPr>
-      <w:hyperlink w:anchor="_Toc242793801" w:history="1">
+      <w:hyperlink w:anchor="_Toc242796431" w:history="1">
         <w:r>
           <w:rPr>
             <w:rStyle w:val="Hyperlink"/>
@@ -1909,7 +1901,7 @@
             <w:noProof/>
             <w:webHidden/>
           </w:rPr>
-          <w:instrText xml:space="preserve"> PAGEREF _Toc242793801 \h </w:instrText>
+          <w:instrText xml:space="preserve"> PAGEREF _Toc242796431 \h </w:instrText>
         </w:r>
         <w:r>
           <w:rPr>
@@ -1955,7 +1947,7 @@
           <w14:ligatures w14:val="standardContextual"/>
         </w:rPr>
       </w:pPr>
-      <w:hyperlink w:anchor="_Toc242793802" w:history="1">
+      <w:hyperlink w:anchor="_Toc242796432" w:history="1">
         <w:r>
           <w:rPr>
             <w:rStyle w:val="Hyperlink"/>
@@ -1982,7 +1974,7 @@
             <w:noProof/>
             <w:webHidden/>
           </w:rPr>
-          <w:instrText xml:space="preserve"> PAGEREF _Toc242793802 \h </w:instrText>
+          <w:instrText xml:space="preserve"> PAGEREF _Toc242796432 \h </w:instrText>
         </w:r>
         <w:r>
           <w:rPr>
@@ -2028,7 +2020,7 @@
           <w14:ligatures w14:val="standardContextual"/>
         </w:rPr>
       </w:pPr>
-      <w:hyperlink w:anchor="_Toc242793803" w:history="1">
+      <w:hyperlink w:anchor="_Toc242796433" w:history="1">
         <w:r>
           <w:rPr>
             <w:rStyle w:val="Hyperlink"/>
@@ -2055,7 +2047,7 @@
             <w:noProof/>
             <w:webHidden/>
           </w:rPr>
-          <w:instrText xml:space="preserve"> PAGEREF _Toc242793803 \h </w:instrText>
+          <w:instrText xml:space="preserve"> PAGEREF _Toc242796433 \h </w:instrText>
         </w:r>
         <w:r>
           <w:rPr>
@@ -2101,7 +2093,7 @@
           <w14:ligatures w14:val="standardContextual"/>
         </w:rPr>
       </w:pPr>
-      <w:hyperlink w:anchor="_Toc242793804" w:history="1">
+      <w:hyperlink w:anchor="_Toc242796434" w:history="1">
         <w:r>
           <w:rPr>
             <w:rStyle w:val="Hyperlink"/>
@@ -2129,7 +2121,7 @@
             <w:noProof/>
             <w:webHidden/>
           </w:rPr>
-          <w:instrText xml:space="preserve"> PAGEREF _Toc242793804 \h </w:instrText>
+          <w:instrText xml:space="preserve"> PAGEREF _Toc242796434 \h </w:instrText>
         </w:r>
         <w:r>
           <w:rPr>
@@ -2175,7 +2167,7 @@
           <w14:ligatures w14:val="standardContextual"/>
         </w:rPr>
       </w:pPr>
-      <w:hyperlink w:anchor="_Toc242793805" w:history="1">
+      <w:hyperlink w:anchor="_Toc242796435" w:history="1">
         <w:r>
           <w:rPr>
             <w:rStyle w:val="Hyperlink"/>
@@ -2203,7 +2195,7 @@
             <w:noProof/>
             <w:webHidden/>
           </w:rPr>
-          <w:instrText xml:space="preserve"> PAGEREF _Toc242793805 \h </w:instrText>
+          <w:instrText xml:space="preserve"> PAGEREF _Toc242796435 \h </w:instrText>
         </w:r>
         <w:r>
           <w:rPr>
@@ -2249,7 +2241,7 @@
           <w14:ligatures w14:val="standardContextual"/>
         </w:rPr>
       </w:pPr>
-      <w:hyperlink w:anchor="_Toc242793806" w:history="1">
+      <w:hyperlink w:anchor="_Toc242796436" w:history="1">
         <w:r>
           <w:rPr>
             <w:rStyle w:val="Hyperlink"/>
@@ -2277,7 +2269,7 @@
             <w:noProof/>
             <w:webHidden/>
           </w:rPr>
-          <w:instrText xml:space="preserve"> PAGEREF _Toc242793806 \h </w:instrText>
+          <w:instrText xml:space="preserve"> PAGEREF _Toc242796436 \h </w:instrText>
         </w:r>
         <w:r>
           <w:rPr>
@@ -2323,7 +2315,7 @@
           <w14:ligatures w14:val="standardContextual"/>
         </w:rPr>
       </w:pPr>
-      <w:hyperlink w:anchor="_Toc242793807" w:history="1">
+      <w:hyperlink w:anchor="_Toc242796437" w:history="1">
         <w:r>
           <w:rPr>
             <w:rStyle w:val="Hyperlink"/>
@@ -2350,7 +2342,7 @@
             <w:noProof/>
             <w:webHidden/>
           </w:rPr>
-          <w:instrText xml:space="preserve"> PAGEREF _Toc242793807 \h </w:instrText>
+          <w:instrText xml:space="preserve"> PAGEREF _Toc242796437 \h </w:instrText>
         </w:r>
         <w:r>
           <w:rPr>
@@ -2396,7 +2388,7 @@
           <w14:ligatures w14:val="standardContextual"/>
         </w:rPr>
       </w:pPr>
-      <w:hyperlink w:anchor="_Toc242793808" w:history="1">
+      <w:hyperlink w:anchor="_Toc242796438" w:history="1">
         <w:r>
           <w:rPr>
             <w:rStyle w:val="Hyperlink"/>
@@ -2423,7 +2415,7 @@
             <w:noProof/>
             <w:webHidden/>
           </w:rPr>
-          <w:instrText xml:space="preserve"> PAGEREF _Toc242793808 \h </w:instrText>
+          <w:instrText xml:space="preserve"> PAGEREF _Toc242796438 \h </w:instrText>
         </w:r>
         <w:r>
           <w:rPr>
@@ -2469,7 +2461,7 @@
           <w14:ligatures w14:val="standardContextual"/>
         </w:rPr>
       </w:pPr>
-      <w:hyperlink w:anchor="_Toc242793809" w:history="1">
+      <w:hyperlink w:anchor="_Toc242796439" w:history="1">
         <w:r>
           <w:rPr>
             <w:rStyle w:val="Hyperlink"/>
@@ -2497,7 +2489,7 @@
             <w:noProof/>
             <w:webHidden/>
           </w:rPr>
-          <w:instrText xml:space="preserve"> PAGEREF _Toc242793809 \h </w:instrText>
+          <w:instrText xml:space="preserve"> PAGEREF _Toc242796439 \h </w:instrText>
         </w:r>
         <w:r>
           <w:rPr>
@@ -2543,7 +2535,7 @@
           <w14:ligatures w14:val="standardContextual"/>
         </w:rPr>
       </w:pPr>
-      <w:hyperlink w:anchor="_Toc242793810" w:history="1">
+      <w:hyperlink w:anchor="_Toc242796440" w:history="1">
         <w:r>
           <w:rPr>
             <w:rStyle w:val="Hyperlink"/>
@@ -2570,7 +2562,7 @@
             <w:noProof/>
             <w:webHidden/>
           </w:rPr>
-          <w:instrText xml:space="preserve"> PAGEREF _Toc242793810 \h </w:instrText>
+          <w:instrText xml:space="preserve"> PAGEREF _Toc242796440 \h </w:instrText>
         </w:r>
         <w:r>
           <w:rPr>
@@ -2616,7 +2608,7 @@
           <w14:ligatures w14:val="standardContextual"/>
         </w:rPr>
       </w:pPr>
-      <w:hyperlink w:anchor="_Toc242793811" w:history="1">
+      <w:hyperlink w:anchor="_Toc242796441" w:history="1">
         <w:r>
           <w:rPr>
             <w:rStyle w:val="Hyperlink"/>
@@ -2643,7 +2635,7 @@
             <w:noProof/>
             <w:webHidden/>
           </w:rPr>
-          <w:instrText xml:space="preserve"> PAGEREF _Toc242793811 \h </w:instrText>
+          <w:instrText xml:space="preserve"> PAGEREF _Toc242796441 \h </w:instrText>
         </w:r>
         <w:r>
           <w:rPr>
@@ -2689,7 +2681,7 @@
           <w14:ligatures w14:val="standardContextual"/>
         </w:rPr>
       </w:pPr>
-      <w:hyperlink w:anchor="_Toc242793812" w:history="1">
+      <w:hyperlink w:anchor="_Toc242796442" w:history="1">
         <w:r>
           <w:rPr>
             <w:rStyle w:val="Hyperlink"/>
@@ -2716,7 +2708,7 @@
             <w:noProof/>
             <w:webHidden/>
           </w:rPr>
-          <w:instrText xml:space="preserve"> PAGEREF _Toc242793812 \h </w:instrText>
+          <w:instrText xml:space="preserve"> PAGEREF _Toc242796442 \h </w:instrText>
         </w:r>
         <w:r>
           <w:rPr>
@@ -2762,7 +2754,7 @@
           <w14:ligatures w14:val="standardContextual"/>
         </w:rPr>
       </w:pPr>
-      <w:hyperlink w:anchor="_Toc242793813" w:history="1">
+      <w:hyperlink w:anchor="_Toc242796443" w:history="1">
         <w:r>
           <w:rPr>
             <w:rStyle w:val="Hyperlink"/>
@@ -2789,7 +2781,7 @@
             <w:noProof/>
             <w:webHidden/>
           </w:rPr>
-          <w:instrText xml:space="preserve"> PAGEREF _Toc242793813 \h </w:instrText>
+          <w:instrText xml:space="preserve"> PAGEREF _Toc242796443 \h </w:instrText>
         </w:r>
         <w:r>
           <w:rPr>
@@ -2835,7 +2827,7 @@
           <w14:ligatures w14:val="standardContextual"/>
         </w:rPr>
       </w:pPr>
-      <w:hyperlink w:anchor="_Toc242793814" w:history="1">
+      <w:hyperlink w:anchor="_Toc242796444" w:history="1">
         <w:r>
           <w:rPr>
             <w:rStyle w:val="Hyperlink"/>
@@ -2863,7 +2855,7 @@
             <w:noProof/>
             <w:webHidden/>
           </w:rPr>
-          <w:instrText xml:space="preserve"> PAGEREF _Toc242793814 \h </w:instrText>
+          <w:instrText xml:space="preserve"> PAGEREF _Toc242796444 \h </w:instrText>
         </w:r>
         <w:r>
           <w:rPr>
@@ -2909,7 +2901,7 @@
           <w14:ligatures w14:val="standardContextual"/>
         </w:rPr>
       </w:pPr>
-      <w:hyperlink w:anchor="_Toc242793815" w:history="1">
+      <w:hyperlink w:anchor="_Toc242796445" w:history="1">
         <w:r>
           <w:rPr>
             <w:rStyle w:val="Hyperlink"/>
@@ -2937,7 +2929,7 @@
             <w:noProof/>
             <w:webHidden/>
           </w:rPr>
-          <w:instrText xml:space="preserve"> PAGEREF _Toc242793815 \h </w:instrText>
+          <w:instrText xml:space="preserve"> PAGEREF _Toc242796445 \h </w:instrText>
         </w:r>
         <w:r>
           <w:rPr>
@@ -2983,7 +2975,7 @@
           <w14:ligatures w14:val="standardContextual"/>
         </w:rPr>
       </w:pPr>
-      <w:hyperlink w:anchor="_Toc242793816" w:history="1">
+      <w:hyperlink w:anchor="_Toc242796446" w:history="1">
         <w:r>
           <w:rPr>
             <w:rStyle w:val="Hyperlink"/>
@@ -3011,7 +3003,7 @@
             <w:noProof/>
             <w:webHidden/>
           </w:rPr>
-          <w:instrText xml:space="preserve"> PAGEREF _Toc242793816 \h </w:instrText>
+          <w:instrText xml:space="preserve"> PAGEREF _Toc242796446 \h </w:instrText>
         </w:r>
         <w:r>
           <w:rPr>
@@ -3057,7 +3049,7 @@
           <w14:ligatures w14:val="standardContextual"/>
         </w:rPr>
       </w:pPr>
-      <w:hyperlink w:anchor="_Toc242793817" w:history="1">
+      <w:hyperlink w:anchor="_Toc242796447" w:history="1">
         <w:r>
           <w:rPr>
             <w:rStyle w:val="Hyperlink"/>
@@ -3085,7 +3077,7 @@
             <w:noProof/>
             <w:webHidden/>
           </w:rPr>
-          <w:instrText xml:space="preserve"> PAGEREF _Toc242793817 \h </w:instrText>
+          <w:instrText xml:space="preserve"> PAGEREF _Toc242796447 \h </w:instrText>
         </w:r>
         <w:r>
           <w:rPr>
@@ -3131,7 +3123,7 @@
           <w14:ligatures w14:val="standardContextual"/>
         </w:rPr>
       </w:pPr>
-      <w:hyperlink w:anchor="_Toc242793818" w:history="1">
+      <w:hyperlink w:anchor="_Toc242796448" w:history="1">
         <w:r>
           <w:rPr>
             <w:rStyle w:val="Hyperlink"/>
@@ -3158,7 +3150,7 @@
             <w:noProof/>
             <w:webHidden/>
           </w:rPr>
-          <w:instrText xml:space="preserve"> PAGEREF _Toc242793818 \h </w:instrText>
+          <w:instrText xml:space="preserve"> PAGEREF _Toc242796448 \h </w:instrText>
         </w:r>
         <w:r>
           <w:rPr>
@@ -3204,7 +3196,7 @@
           <w14:ligatures w14:val="standardContextual"/>
         </w:rPr>
       </w:pPr>
-      <w:hyperlink w:anchor="_Toc242793819" w:history="1">
+      <w:hyperlink w:anchor="_Toc242796449" w:history="1">
         <w:r>
           <w:rPr>
             <w:rStyle w:val="Hyperlink"/>
@@ -3231,7 +3223,7 @@
             <w:noProof/>
             <w:webHidden/>
           </w:rPr>
-          <w:instrText xml:space="preserve"> PAGEREF _Toc242793819 \h </w:instrText>
+          <w:instrText xml:space="preserve"> PAGEREF _Toc242796449 \h </w:instrText>
         </w:r>
         <w:r>
           <w:rPr>
@@ -3277,7 +3269,7 @@
           <w14:ligatures w14:val="standardContextual"/>
         </w:rPr>
       </w:pPr>
-      <w:hyperlink w:anchor="_Toc242793820" w:history="1">
+      <w:hyperlink w:anchor="_Toc242796450" w:history="1">
         <w:r>
           <w:rPr>
             <w:rStyle w:val="Hyperlink"/>
@@ -3304,7 +3296,7 @@
             <w:noProof/>
             <w:webHidden/>
           </w:rPr>
-          <w:instrText xml:space="preserve"> PAGEREF _Toc242793820 \h </w:instrText>
+          <w:instrText xml:space="preserve"> PAGEREF _Toc242796450 \h </w:instrText>
         </w:r>
         <w:r>
           <w:rPr>
@@ -3350,7 +3342,7 @@
           <w14:ligatures w14:val="standardContextual"/>
         </w:rPr>
       </w:pPr>
-      <w:hyperlink w:anchor="_Toc242793821" w:history="1">
+      <w:hyperlink w:anchor="_Toc242796451" w:history="1">
         <w:r>
           <w:rPr>
             <w:rStyle w:val="Hyperlink"/>
@@ -3378,7 +3370,7 @@
             <w:noProof/>
             <w:webHidden/>
           </w:rPr>
-          <w:instrText xml:space="preserve"> PAGEREF _Toc242793821 \h </w:instrText>
+          <w:instrText xml:space="preserve"> PAGEREF _Toc242796451 \h </w:instrText>
         </w:r>
         <w:r>
           <w:rPr>
@@ -3424,7 +3416,7 @@
           <w14:ligatures w14:val="standardContextual"/>
         </w:rPr>
       </w:pPr>
-      <w:hyperlink w:anchor="_Toc242793822" w:history="1">
+      <w:hyperlink w:anchor="_Toc242796452" w:history="1">
         <w:r>
           <w:rPr>
             <w:rStyle w:val="Hyperlink"/>
@@ -3466,7 +3458,7 @@
             <w:noProof/>
             <w:webHidden/>
           </w:rPr>
-          <w:instrText xml:space="preserve"> PAGEREF _Toc242793822 \h </w:instrText>
+          <w:instrText xml:space="preserve"> PAGEREF _Toc242796452 \h </w:instrText>
         </w:r>
         <w:r>
           <w:rPr>
@@ -3512,7 +3504,7 @@
           <w14:ligatures w14:val="standardContextual"/>
         </w:rPr>
       </w:pPr>
-      <w:hyperlink w:anchor="_Toc242793823" w:history="1">
+      <w:hyperlink w:anchor="_Toc242796453" w:history="1">
         <w:r>
           <w:rPr>
             <w:rStyle w:val="Hyperlink"/>
@@ -3554,7 +3546,7 @@
             <w:noProof/>
             <w:webHidden/>
           </w:rPr>
-          <w:instrText xml:space="preserve"> PAGEREF _Toc242793823 \h </w:instrText>
+          <w:instrText xml:space="preserve"> PAGEREF _Toc242796453 \h </w:instrText>
         </w:r>
         <w:r>
           <w:rPr>
@@ -3600,7 +3592,7 @@
           <w14:ligatures w14:val="standardContextual"/>
         </w:rPr>
       </w:pPr>
-      <w:hyperlink w:anchor="_Toc242793824" w:history="1">
+      <w:hyperlink w:anchor="_Toc242796454" w:history="1">
         <w:r>
           <w:rPr>
             <w:rStyle w:val="Hyperlink"/>
@@ -3642,7 +3634,7 @@
             <w:noProof/>
             <w:webHidden/>
           </w:rPr>
-          <w:instrText xml:space="preserve"> PAGEREF _Toc242793824 \h </w:instrText>
+          <w:instrText xml:space="preserve"> PAGEREF _Toc242796454 \h </w:instrText>
         </w:r>
         <w:r>
           <w:rPr>
@@ -3688,7 +3680,7 @@
           <w14:ligatures w14:val="standardContextual"/>
         </w:rPr>
       </w:pPr>
-      <w:hyperlink w:anchor="_Toc242793825" w:history="1">
+      <w:hyperlink w:anchor="_Toc242796455" w:history="1">
         <w:r>
           <w:rPr>
             <w:rStyle w:val="Hyperlink"/>
@@ -3715,7 +3707,7 @@
             <w:noProof/>
             <w:webHidden/>
           </w:rPr>
-          <w:instrText xml:space="preserve"> PAGEREF _Toc242793825 \h </w:instrText>
+          <w:instrText xml:space="preserve"> PAGEREF _Toc242796455 \h </w:instrText>
         </w:r>
         <w:r>
           <w:rPr>
@@ -3761,7 +3753,7 @@
           <w14:ligatures w14:val="standardContextual"/>
         </w:rPr>
       </w:pPr>
-      <w:hyperlink w:anchor="_Toc242793826" w:history="1">
+      <w:hyperlink w:anchor="_Toc242796456" w:history="1">
         <w:r>
           <w:rPr>
             <w:rStyle w:val="Hyperlink"/>
@@ -3803,7 +3795,7 @@
             <w:noProof/>
             <w:webHidden/>
           </w:rPr>
-          <w:instrText xml:space="preserve"> PAGEREF _Toc242793826 \h </w:instrText>
+          <w:instrText xml:space="preserve"> PAGEREF _Toc242796456 \h </w:instrText>
         </w:r>
         <w:r>
           <w:rPr>
@@ -3849,7 +3841,7 @@
           <w14:ligatures w14:val="standardContextual"/>
         </w:rPr>
       </w:pPr>
-      <w:hyperlink w:anchor="_Toc242793827" w:history="1">
+      <w:hyperlink w:anchor="_Toc242796457" w:history="1">
         <w:r>
           <w:rPr>
             <w:rStyle w:val="Hyperlink"/>
@@ -3876,7 +3868,7 @@
             <w:noProof/>
             <w:webHidden/>
           </w:rPr>
-          <w:instrText xml:space="preserve"> PAGEREF _Toc242793827 \h </w:instrText>
+          <w:instrText xml:space="preserve"> PAGEREF _Toc242796457 \h </w:instrText>
         </w:r>
         <w:r>
           <w:rPr>
@@ -3922,7 +3914,7 @@
           <w14:ligatures w14:val="standardContextual"/>
         </w:rPr>
       </w:pPr>
-      <w:hyperlink w:anchor="_Toc242793828" w:history="1">
+      <w:hyperlink w:anchor="_Toc242796458" w:history="1">
         <w:r>
           <w:rPr>
             <w:rStyle w:val="Hyperlink"/>
@@ -3950,7 +3942,7 @@
             <w:noProof/>
             <w:webHidden/>
           </w:rPr>
-          <w:instrText xml:space="preserve"> PAGEREF _Toc242793828 \h </w:instrText>
+          <w:instrText xml:space="preserve"> PAGEREF _Toc242796458 \h </w:instrText>
         </w:r>
         <w:r>
           <w:rPr>
@@ -3996,7 +3988,7 @@
           <w14:ligatures w14:val="standardContextual"/>
         </w:rPr>
       </w:pPr>
-      <w:hyperlink w:anchor="_Toc242793829" w:history="1">
+      <w:hyperlink w:anchor="_Toc242796459" w:history="1">
         <w:r>
           <w:rPr>
             <w:rStyle w:val="Hyperlink"/>
@@ -4024,7 +4016,7 @@
             <w:noProof/>
             <w:webHidden/>
           </w:rPr>
-          <w:instrText xml:space="preserve"> PAGEREF _Toc242793829 \h </w:instrText>
+          <w:instrText xml:space="preserve"> PAGEREF _Toc242796459 \h </w:instrText>
         </w:r>
         <w:r>
           <w:rPr>
@@ -4070,7 +4062,7 @@
           <w14:ligatures w14:val="standardContextual"/>
         </w:rPr>
       </w:pPr>
-      <w:hyperlink w:anchor="_Toc242793830" w:history="1">
+      <w:hyperlink w:anchor="_Toc242796460" w:history="1">
         <w:r>
           <w:rPr>
             <w:rStyle w:val="Hyperlink"/>
@@ -4097,7 +4089,7 @@
             <w:noProof/>
             <w:webHidden/>
           </w:rPr>
-          <w:instrText xml:space="preserve"> PAGEREF _Toc242793830 \h </w:instrText>
+          <w:instrText xml:space="preserve"> PAGEREF _Toc242796460 \h </w:instrText>
         </w:r>
         <w:r>
           <w:rPr>
@@ -4143,7 +4135,7 @@
           <w14:ligatures w14:val="standardContextual"/>
         </w:rPr>
       </w:pPr>
-      <w:hyperlink w:anchor="_Toc242793831" w:history="1">
+      <w:hyperlink w:anchor="_Toc242796461" w:history="1">
         <w:r>
           <w:rPr>
             <w:rStyle w:val="Hyperlink"/>
@@ -4171,7 +4163,7 @@
             <w:noProof/>
             <w:webHidden/>
           </w:rPr>
-          <w:instrText xml:space="preserve"> PAGEREF _Toc242793831 \h </w:instrText>
+          <w:instrText xml:space="preserve"> PAGEREF _Toc242796461 \h </w:instrText>
         </w:r>
         <w:r>
           <w:rPr>
@@ -4217,7 +4209,7 @@
           <w14:ligatures w14:val="standardContextual"/>
         </w:rPr>
       </w:pPr>
-      <w:hyperlink w:anchor="_Toc242793832" w:history="1">
+      <w:hyperlink w:anchor="_Toc242796462" w:history="1">
         <w:r>
           <w:rPr>
             <w:rStyle w:val="Hyperlink"/>
@@ -4244,7 +4236,7 @@
             <w:noProof/>
             <w:webHidden/>
           </w:rPr>
-          <w:instrText xml:space="preserve"> PAGEREF _Toc242793832 \h </w:instrText>
+          <w:instrText xml:space="preserve"> PAGEREF _Toc242796462 \h </w:instrText>
         </w:r>
         <w:r>
           <w:rPr>
@@ -4290,7 +4282,7 @@
           <w14:ligatures w14:val="standardContextual"/>
         </w:rPr>
       </w:pPr>
-      <w:hyperlink w:anchor="_Toc242793833" w:history="1">
+      <w:hyperlink w:anchor="_Toc242796463" w:history="1">
         <w:r>
           <w:rPr>
             <w:rStyle w:val="Hyperlink"/>
@@ -4318,7 +4310,7 @@
             <w:noProof/>
             <w:webHidden/>
           </w:rPr>
-          <w:instrText xml:space="preserve"> PAGEREF _Toc242793833 \h </w:instrText>
+          <w:instrText xml:space="preserve"> PAGEREF _Toc242796463 \h </w:instrText>
         </w:r>
         <w:r>
           <w:rPr>
@@ -4364,7 +4356,7 @@
           <w14:ligatures w14:val="standardContextual"/>
         </w:rPr>
       </w:pPr>
-      <w:hyperlink w:anchor="_Toc242793834" w:history="1">
+      <w:hyperlink w:anchor="_Toc242796464" w:history="1">
         <w:r>
           <w:rPr>
             <w:rStyle w:val="Hyperlink"/>
@@ -4392,7 +4384,7 @@
             <w:noProof/>
             <w:webHidden/>
           </w:rPr>
-          <w:instrText xml:space="preserve"> PAGEREF _Toc242793834 \h </w:instrText>
+          <w:instrText xml:space="preserve"> PAGEREF _Toc242796464 \h </w:instrText>
         </w:r>
         <w:r>
           <w:rPr>
@@ -4438,7 +4430,7 @@
           <w14:ligatures w14:val="standardContextual"/>
         </w:rPr>
       </w:pPr>
-      <w:hyperlink w:anchor="_Toc242793835" w:history="1">
+      <w:hyperlink w:anchor="_Toc242796465" w:history="1">
         <w:r>
           <w:rPr>
             <w:rStyle w:val="Hyperlink"/>
@@ -4465,7 +4457,7 @@
             <w:noProof/>
             <w:webHidden/>
           </w:rPr>
-          <w:instrText xml:space="preserve"> PAGEREF _Toc242793835 \h </w:instrText>
+          <w:instrText xml:space="preserve"> PAGEREF _Toc242796465 \h </w:instrText>
         </w:r>
         <w:r>
           <w:rPr>
@@ -4511,7 +4503,7 @@
           <w14:ligatures w14:val="standardContextual"/>
         </w:rPr>
       </w:pPr>
-      <w:hyperlink w:anchor="_Toc242793836" w:history="1">
+      <w:hyperlink w:anchor="_Toc242796466" w:history="1">
         <w:r>
           <w:rPr>
             <w:rStyle w:val="Hyperlink"/>
@@ -4538,7 +4530,7 @@
             <w:noProof/>
             <w:webHidden/>
           </w:rPr>
-          <w:instrText xml:space="preserve"> PAGEREF _Toc242793836 \h </w:instrText>
+          <w:instrText xml:space="preserve"> PAGEREF _Toc242796466 \h </w:instrText>
         </w:r>
         <w:r>
           <w:rPr>
@@ -4584,7 +4576,7 @@
           <w14:ligatures w14:val="standardContextual"/>
         </w:rPr>
       </w:pPr>
-      <w:hyperlink w:anchor="_Toc242793837" w:history="1">
+      <w:hyperlink w:anchor="_Toc242796467" w:history="1">
         <w:r>
           <w:rPr>
             <w:rStyle w:val="Hyperlink"/>
@@ -4611,7 +4603,7 @@
             <w:noProof/>
             <w:webHidden/>
           </w:rPr>
-          <w:instrText xml:space="preserve"> PAGEREF _Toc242793837 \h </w:instrText>
+          <w:instrText xml:space="preserve"> PAGEREF _Toc242796467 \h </w:instrText>
         </w:r>
         <w:r>
           <w:rPr>
@@ -4657,7 +4649,7 @@
           <w14:ligatures w14:val="standardContextual"/>
         </w:rPr>
       </w:pPr>
-      <w:hyperlink w:anchor="_Toc242793838" w:history="1">
+      <w:hyperlink w:anchor="_Toc242796468" w:history="1">
         <w:r>
           <w:rPr>
             <w:rStyle w:val="Hyperlink"/>
@@ -4684,7 +4676,7 @@
             <w:noProof/>
             <w:webHidden/>
           </w:rPr>
-          <w:instrText xml:space="preserve"> PAGEREF _Toc242793838 \h </w:instrText>
+          <w:instrText xml:space="preserve"> PAGEREF _Toc242796468 \h </w:instrText>
         </w:r>
         <w:r>
           <w:rPr>
@@ -4730,7 +4722,7 @@
           <w14:ligatures w14:val="standardContextual"/>
         </w:rPr>
       </w:pPr>
-      <w:hyperlink w:anchor="_Toc242793839" w:history="1">
+      <w:hyperlink w:anchor="_Toc242796469" w:history="1">
         <w:r>
           <w:rPr>
             <w:rStyle w:val="Hyperlink"/>
@@ -4757,7 +4749,7 @@
             <w:noProof/>
             <w:webHidden/>
           </w:rPr>
-          <w:instrText xml:space="preserve"> PAGEREF _Toc242793839 \h </w:instrText>
+          <w:instrText xml:space="preserve"> PAGEREF _Toc242796469 \h </w:instrText>
         </w:r>
         <w:r>
           <w:rPr>
@@ -4803,7 +4795,7 @@
           <w14:ligatures w14:val="standardContextual"/>
         </w:rPr>
       </w:pPr>
-      <w:hyperlink w:anchor="_Toc242793840" w:history="1">
+      <w:hyperlink w:anchor="_Toc242796470" w:history="1">
         <w:r>
           <w:rPr>
             <w:rStyle w:val="Hyperlink"/>
@@ -4830,7 +4822,7 @@
             <w:noProof/>
             <w:webHidden/>
           </w:rPr>
-          <w:instrText xml:space="preserve"> PAGEREF _Toc242793840 \h </w:instrText>
+          <w:instrText xml:space="preserve"> PAGEREF _Toc242796470 \h </w:instrText>
         </w:r>
         <w:r>
           <w:rPr>
@@ -4876,7 +4868,7 @@
           <w14:ligatures w14:val="standardContextual"/>
         </w:rPr>
       </w:pPr>
-      <w:hyperlink w:anchor="_Toc242793841" w:history="1">
+      <w:hyperlink w:anchor="_Toc242796471" w:history="1">
         <w:r>
           <w:rPr>
             <w:rStyle w:val="Hyperlink"/>
@@ -4903,7 +4895,7 @@
             <w:noProof/>
             <w:webHidden/>
           </w:rPr>
-          <w:instrText xml:space="preserve"> PAGEREF _Toc242793841 \h </w:instrText>
+          <w:instrText xml:space="preserve"> PAGEREF _Toc242796471 \h </w:instrText>
         </w:r>
         <w:r>
           <w:rPr>
@@ -4949,7 +4941,7 @@
           <w14:ligatures w14:val="standardContextual"/>
         </w:rPr>
       </w:pPr>
-      <w:hyperlink w:anchor="_Toc242793842" w:history="1">
+      <w:hyperlink w:anchor="_Toc242796472" w:history="1">
         <w:r>
           <w:rPr>
             <w:rStyle w:val="Hyperlink"/>
@@ -4976,7 +4968,7 @@
             <w:noProof/>
             <w:webHidden/>
           </w:rPr>
-          <w:instrText xml:space="preserve"> PAGEREF _Toc242793842 \h </w:instrText>
+          <w:instrText xml:space="preserve"> PAGEREF _Toc242796472 \h </w:instrText>
         </w:r>
         <w:r>
           <w:rPr>
@@ -5022,7 +5014,7 @@
           <w14:ligatures w14:val="standardContextual"/>
         </w:rPr>
       </w:pPr>
-      <w:hyperlink w:anchor="_Toc242793843" w:history="1">
+      <w:hyperlink w:anchor="_Toc242796473" w:history="1">
         <w:r>
           <w:rPr>
             <w:rStyle w:val="Hyperlink"/>
@@ -5049,7 +5041,7 @@
             <w:noProof/>
             <w:webHidden/>
           </w:rPr>
-          <w:instrText xml:space="preserve"> PAGEREF _Toc242793843 \h </w:instrText>
+          <w:instrText xml:space="preserve"> PAGEREF _Toc242796473 \h </w:instrText>
         </w:r>
         <w:r>
           <w:rPr>
@@ -5095,7 +5087,7 @@
           <w14:ligatures w14:val="standardContextual"/>
         </w:rPr>
       </w:pPr>
-      <w:hyperlink w:anchor="_Toc242793844" w:history="1">
+      <w:hyperlink w:anchor="_Toc242796474" w:history="1">
         <w:r>
           <w:rPr>
             <w:rStyle w:val="Hyperlink"/>
@@ -5122,7 +5114,7 @@
             <w:noProof/>
             <w:webHidden/>
           </w:rPr>
-          <w:instrText xml:space="preserve"> PAGEREF _Toc242793844 \h </w:instrText>
+          <w:instrText xml:space="preserve"> PAGEREF _Toc242796474 \h </w:instrText>
         </w:r>
         <w:r>
           <w:rPr>
@@ -5168,7 +5160,7 @@
           <w14:ligatures w14:val="standardContextual"/>
         </w:rPr>
       </w:pPr>
-      <w:hyperlink w:anchor="_Toc242793845" w:history="1">
+      <w:hyperlink w:anchor="_Toc242796475" w:history="1">
         <w:r>
           <w:rPr>
             <w:rStyle w:val="Hyperlink"/>
@@ -5196,7 +5188,7 @@
             <w:noProof/>
             <w:webHidden/>
           </w:rPr>
-          <w:instrText xml:space="preserve"> PAGEREF _Toc242793845 \h </w:instrText>
+          <w:instrText xml:space="preserve"> PAGEREF _Toc242796475 \h </w:instrText>
         </w:r>
         <w:r>
           <w:rPr>
@@ -5242,7 +5234,7 @@
           <w14:ligatures w14:val="standardContextual"/>
         </w:rPr>
       </w:pPr>
-      <w:hyperlink w:anchor="_Toc242793846" w:history="1">
+      <w:hyperlink w:anchor="_Toc242796476" w:history="1">
         <w:r>
           <w:rPr>
             <w:rStyle w:val="Hyperlink"/>
@@ -5269,7 +5261,7 @@
             <w:noProof/>
             <w:webHidden/>
           </w:rPr>
-          <w:instrText xml:space="preserve"> PAGEREF _Toc242793846 \h </w:instrText>
+          <w:instrText xml:space="preserve"> PAGEREF _Toc242796476 \h </w:instrText>
         </w:r>
         <w:r>
           <w:rPr>
@@ -5315,7 +5307,7 @@
           <w14:ligatures w14:val="standardContextual"/>
         </w:rPr>
       </w:pPr>
-      <w:hyperlink w:anchor="_Toc242793847" w:history="1">
+      <w:hyperlink w:anchor="_Toc242796477" w:history="1">
         <w:r>
           <w:rPr>
             <w:rStyle w:val="Hyperlink"/>
@@ -5343,7 +5335,7 @@
             <w:noProof/>
             <w:webHidden/>
           </w:rPr>
-          <w:instrText xml:space="preserve"> PAGEREF _Toc242793847 \h </w:instrText>
+          <w:instrText xml:space="preserve"> PAGEREF _Toc242796477 \h </w:instrText>
         </w:r>
         <w:r>
           <w:rPr>
@@ -5391,7 +5383,7 @@
         <w:jc w:val="center"/>
       </w:pPr>
       <w:bookmarkStart w:id="0" w:name="_introduction"/>
-      <w:bookmarkStart w:id="1" w:name="_Toc242793781"/>
+      <w:bookmarkStart w:id="1" w:name="_Toc242796411"/>
       <w:r>
         <w:rPr>
           <w:rStyle w:val="SectionNumber"/>
@@ -5417,7 +5409,7 @@
         <w:spacing w:before="240" w:after="120" w:line="360" w:lineRule="auto"/>
       </w:pPr>
       <w:bookmarkStart w:id="2" w:name="_background"/>
-      <w:bookmarkStart w:id="3" w:name="_Toc242793782"/>
+      <w:bookmarkStart w:id="3" w:name="_Toc242796412"/>
       <w:r>
         <w:rPr>
           <w:rStyle w:val="SectionNumber"/>
@@ -5520,7 +5512,7 @@
         <w:spacing w:before="240" w:after="120" w:line="360" w:lineRule="auto"/>
       </w:pPr>
       <w:bookmarkStart w:id="4" w:name="_motivation"/>
-      <w:bookmarkStart w:id="5" w:name="_Toc242793783"/>
+      <w:bookmarkStart w:id="5" w:name="_Toc242796413"/>
       <w:r>
         <w:rPr>
           <w:rStyle w:val="SectionNumber"/>
@@ -5580,7 +5572,7 @@
         <w:spacing w:before="240" w:after="120" w:line="360" w:lineRule="auto"/>
       </w:pPr>
       <w:bookmarkStart w:id="6" w:name="_17d6ce0b10bf8fb112948ec43a9be41890987c5"/>
-      <w:bookmarkStart w:id="7" w:name="_Toc242793784"/>
+      <w:bookmarkStart w:id="7" w:name="_Toc242796414"/>
       <w:r>
         <w:rPr>
           <w:rStyle w:val="SectionNumber"/>
@@ -5978,7 +5970,7 @@
         <w:jc w:val="center"/>
       </w:pPr>
       <w:bookmarkStart w:id="8" w:name="_9be77a5f053310aa635a18bb714240a38d3b967"/>
-      <w:bookmarkStart w:id="9" w:name="_Toc242793785"/>
+      <w:bookmarkStart w:id="9" w:name="_Toc242796415"/>
       <w:r>
         <w:rPr>
           <w:rStyle w:val="SectionNumber"/>
@@ -6004,7 +5996,7 @@
         <w:spacing w:before="240" w:after="120" w:line="360" w:lineRule="auto"/>
       </w:pPr>
       <w:bookmarkStart w:id="10" w:name="_864628083f114e19af9c93fe562a1c7b2d35508"/>
-      <w:bookmarkStart w:id="11" w:name="_Toc242793786"/>
+      <w:bookmarkStart w:id="11" w:name="_Toc242796416"/>
       <w:r>
         <w:rPr>
           <w:rStyle w:val="SectionNumber"/>
@@ -6027,7 +6019,7 @@
         <w:spacing w:before="240" w:after="120" w:line="360" w:lineRule="auto"/>
       </w:pPr>
       <w:bookmarkStart w:id="12" w:name="_e0207ec78b9c89fea62976c42935be3ee4ee003"/>
-      <w:bookmarkStart w:id="13" w:name="_Toc242793787"/>
+      <w:bookmarkStart w:id="13" w:name="_Toc242796417"/>
       <w:r>
         <w:rPr>
           <w:rStyle w:val="SectionNumber"/>
@@ -6069,7 +6061,7 @@
         <w:spacing w:before="240" w:after="120" w:line="360" w:lineRule="auto"/>
       </w:pPr>
       <w:bookmarkStart w:id="14" w:name="_3ff33244d364ef2b820695fa40aba140825c1ed"/>
-      <w:bookmarkStart w:id="15" w:name="_Toc242793788"/>
+      <w:bookmarkStart w:id="15" w:name="_Toc242796418"/>
       <w:r>
         <w:rPr>
           <w:rStyle w:val="SectionNumber"/>
@@ -6101,7 +6093,7 @@
         <w:spacing w:before="240" w:after="120" w:line="360" w:lineRule="auto"/>
       </w:pPr>
       <w:bookmarkStart w:id="16" w:name="_a77da33c8a3a3fbd2816370f68b19b9451ab311"/>
-      <w:bookmarkStart w:id="17" w:name="_Toc242793789"/>
+      <w:bookmarkStart w:id="17" w:name="_Toc242796419"/>
       <w:r>
         <w:rPr>
           <w:rStyle w:val="SectionNumber"/>
@@ -6134,7 +6126,7 @@
         <w:spacing w:before="240" w:after="120" w:line="360" w:lineRule="auto"/>
       </w:pPr>
       <w:bookmarkStart w:id="18" w:name="_ff2bb32f1f4da58fb20168f5e6e96a1ca81d194"/>
-      <w:bookmarkStart w:id="19" w:name="_Toc242793790"/>
+      <w:bookmarkStart w:id="19" w:name="_Toc242796420"/>
       <w:r>
         <w:rPr>
           <w:rStyle w:val="SectionNumber"/>
@@ -6166,7 +6158,7 @@
         <w:spacing w:before="240" w:after="120" w:line="360" w:lineRule="auto"/>
       </w:pPr>
       <w:bookmarkStart w:id="20" w:name="_9de57162f0efca228c16b2e38d5a662953a5e57"/>
-      <w:bookmarkStart w:id="21" w:name="_Toc242793791"/>
+      <w:bookmarkStart w:id="21" w:name="_Toc242796421"/>
       <w:r>
         <w:rPr>
           <w:rStyle w:val="SectionNumber"/>
@@ -6198,7 +6190,7 @@
         <w:spacing w:before="240" w:after="120" w:line="360" w:lineRule="auto"/>
       </w:pPr>
       <w:bookmarkStart w:id="22" w:name="_24bec67977fa19c36ce1033f5369e15c90b5f1c"/>
-      <w:bookmarkStart w:id="23" w:name="_Toc242793792"/>
+      <w:bookmarkStart w:id="23" w:name="_Toc242796422"/>
       <w:r>
         <w:rPr>
           <w:rStyle w:val="SectionNumber"/>
@@ -6316,7 +6308,7 @@
         <w:spacing w:before="240" w:after="120" w:line="360" w:lineRule="auto"/>
       </w:pPr>
       <w:bookmarkStart w:id="24" w:name="_objectives"/>
-      <w:bookmarkStart w:id="25" w:name="_Toc242793793"/>
+      <w:bookmarkStart w:id="25" w:name="_Toc242796423"/>
       <w:r>
         <w:rPr>
           <w:rStyle w:val="SectionNumber"/>
@@ -6534,7 +6526,7 @@
         <w:spacing w:before="240" w:after="120" w:line="360" w:lineRule="auto"/>
       </w:pPr>
       <w:bookmarkStart w:id="26" w:name="_80405804e065f2c789b9d50555f9bde4550fee8"/>
-      <w:bookmarkStart w:id="27" w:name="_Toc242793794"/>
+      <w:bookmarkStart w:id="27" w:name="_Toc242796424"/>
       <w:r>
         <w:rPr>
           <w:rStyle w:val="SectionNumber"/>
@@ -6570,7 +6562,7 @@
         <w:spacing w:before="240" w:after="120" w:line="360" w:lineRule="auto"/>
       </w:pPr>
       <w:bookmarkStart w:id="28" w:name="_8b312eb817b599d89672f5e43e1bb46c3321821"/>
-      <w:bookmarkStart w:id="29" w:name="_Toc242793795"/>
+      <w:bookmarkStart w:id="29" w:name="_Toc242796425"/>
       <w:r>
         <w:rPr>
           <w:rStyle w:val="SectionNumber"/>
@@ -7513,7 +7505,7 @@
         <w:jc w:val="center"/>
       </w:pPr>
       <w:bookmarkStart w:id="31" w:name="_325aba9665c3a440e9572f12a75cfcf02623197"/>
-      <w:bookmarkStart w:id="32" w:name="_Toc242793796"/>
+      <w:bookmarkStart w:id="32" w:name="_Toc242796426"/>
       <w:r>
         <w:rPr>
           <w:rStyle w:val="SectionNumber"/>
@@ -7539,7 +7531,7 @@
         <w:spacing w:before="240" w:after="120" w:line="360" w:lineRule="auto"/>
       </w:pPr>
       <w:bookmarkStart w:id="33" w:name="_requirements"/>
-      <w:bookmarkStart w:id="34" w:name="_Toc242793797"/>
+      <w:bookmarkStart w:id="34" w:name="_Toc242796427"/>
       <w:r>
         <w:rPr>
           <w:rStyle w:val="SectionNumber"/>
@@ -7562,7 +7554,7 @@
         <w:spacing w:before="240" w:after="120" w:line="360" w:lineRule="auto"/>
       </w:pPr>
       <w:bookmarkStart w:id="35" w:name="_e943878e1ff56977fd09a3c44144373c05a6731"/>
-      <w:bookmarkStart w:id="36" w:name="_Toc242793798"/>
+      <w:bookmarkStart w:id="36" w:name="_Toc242796428"/>
       <w:r>
         <w:rPr>
           <w:rStyle w:val="SectionNumber"/>
@@ -7765,7 +7757,7 @@
         <w:spacing w:before="240" w:after="120" w:line="360" w:lineRule="auto"/>
       </w:pPr>
       <w:bookmarkStart w:id="37" w:name="_298309ba8f1e0e1ddd791a38a75cbc39715fedb"/>
-      <w:bookmarkStart w:id="38" w:name="_Toc242793799"/>
+      <w:bookmarkStart w:id="38" w:name="_Toc242796429"/>
       <w:r>
         <w:rPr>
           <w:rStyle w:val="SectionNumber"/>
@@ -7916,7 +7908,7 @@
         <w:spacing w:before="240" w:after="120" w:line="360" w:lineRule="auto"/>
       </w:pPr>
       <w:bookmarkStart w:id="39" w:name="_4ee663bad93a0e66274e7b93e4c59553636251f"/>
-      <w:bookmarkStart w:id="40" w:name="_Toc242793800"/>
+      <w:bookmarkStart w:id="40" w:name="_Toc242796430"/>
       <w:r>
         <w:rPr>
           <w:rStyle w:val="SectionNumber"/>
@@ -7939,7 +7931,7 @@
         <w:spacing w:before="240" w:after="120" w:line="360" w:lineRule="auto"/>
       </w:pPr>
       <w:bookmarkStart w:id="41" w:name="_3d43c2403cfc1f592a4c682c533aa090df2456d"/>
-      <w:bookmarkStart w:id="42" w:name="_Toc242793801"/>
+      <w:bookmarkStart w:id="42" w:name="_Toc242796431"/>
       <w:r>
         <w:rPr>
           <w:rStyle w:val="SectionNumber"/>
@@ -8199,7 +8191,7 @@
         <w:spacing w:before="240" w:after="120" w:line="360" w:lineRule="auto"/>
       </w:pPr>
       <w:bookmarkStart w:id="44" w:name="_43cd90e514deb2d54fa9fca7e7bae9b47cfc17d"/>
-      <w:bookmarkStart w:id="45" w:name="_Toc242793802"/>
+      <w:bookmarkStart w:id="45" w:name="_Toc242796432"/>
       <w:bookmarkEnd w:id="43"/>
       <w:r>
         <w:rPr>
@@ -9131,7 +9123,7 @@
         <w:jc w:val="center"/>
       </w:pPr>
       <w:bookmarkStart w:id="47" w:name="_4ca3701f03497b693eff5462480c47bf3ef0a20"/>
-      <w:bookmarkStart w:id="48" w:name="_Toc242793803"/>
+      <w:bookmarkStart w:id="48" w:name="_Toc242796433"/>
       <w:r>
         <w:rPr>
           <w:rStyle w:val="SectionNumber"/>
@@ -9157,7 +9149,7 @@
         <w:spacing w:before="240" w:after="120" w:line="360" w:lineRule="auto"/>
       </w:pPr>
       <w:bookmarkStart w:id="49" w:name="_datasets"/>
-      <w:bookmarkStart w:id="50" w:name="_Toc242793804"/>
+      <w:bookmarkStart w:id="50" w:name="_Toc242796434"/>
       <w:r>
         <w:rPr>
           <w:rStyle w:val="SectionNumber"/>
@@ -9804,7 +9796,7 @@
         <w:spacing w:before="240" w:after="120" w:line="360" w:lineRule="auto"/>
       </w:pPr>
       <w:bookmarkStart w:id="52" w:name="_3633f2fdee3d8edd7147073334dc085b722d651"/>
-      <w:bookmarkStart w:id="53" w:name="_Toc242793805"/>
+      <w:bookmarkStart w:id="53" w:name="_Toc242796435"/>
       <w:r>
         <w:rPr>
           <w:rStyle w:val="SectionNumber"/>
@@ -10723,7 +10715,7 @@
         <w:spacing w:before="240" w:after="120" w:line="360" w:lineRule="auto"/>
       </w:pPr>
       <w:bookmarkStart w:id="55" w:name="_3cdf90b4fb322d64ad15dc6470dae55edabed50"/>
-      <w:bookmarkStart w:id="56" w:name="_Toc242793806"/>
+      <w:bookmarkStart w:id="56" w:name="_Toc242796436"/>
       <w:r>
         <w:rPr>
           <w:rStyle w:val="SectionNumber"/>
@@ -10782,7 +10774,7 @@
           <w:noProof/>
         </w:rPr>
         <w:drawing>
-          <wp:inline distT="0" distB="0" distL="0" distR="0" wp14:anchorId="1E62F9CB" wp14:editId="5615AC33">
+          <wp:inline distT="0" distB="0" distL="0" distR="0" wp14:anchorId="502A14A7" wp14:editId="79671E36">
             <wp:extent cx="5276088" cy="2436387"/>
             <wp:effectExtent l="0" t="0" r="0" b="0"/>
             <wp:docPr id="44" name="Picture"/>
@@ -10956,7 +10948,7 @@
         <w:spacing w:before="240" w:after="120" w:line="360" w:lineRule="auto"/>
       </w:pPr>
       <w:bookmarkStart w:id="58" w:name="_1d1d4d0190f17892863f39dfecf2e339b550aa4"/>
-      <w:bookmarkStart w:id="59" w:name="_Toc242793807"/>
+      <w:bookmarkStart w:id="59" w:name="_Toc242796437"/>
       <w:r>
         <w:rPr>
           <w:rStyle w:val="SectionNumber"/>
@@ -11280,7 +11272,7 @@
         <w:spacing w:before="240" w:after="120" w:line="360" w:lineRule="auto"/>
       </w:pPr>
       <w:bookmarkStart w:id="61" w:name="_e1aec69a45ac9fc8784b7bff53fa2d228a2ee84"/>
-      <w:bookmarkStart w:id="62" w:name="_Toc242793808"/>
+      <w:bookmarkStart w:id="62" w:name="_Toc242796438"/>
       <w:bookmarkEnd w:id="60"/>
       <w:r>
         <w:rPr>
@@ -11663,7 +11655,7 @@
         <w:spacing w:before="240" w:after="120" w:line="360" w:lineRule="auto"/>
       </w:pPr>
       <w:bookmarkStart w:id="64" w:name="_algorithms"/>
-      <w:bookmarkStart w:id="65" w:name="_Toc242793809"/>
+      <w:bookmarkStart w:id="65" w:name="_Toc242796439"/>
       <w:bookmarkEnd w:id="63"/>
       <w:r>
         <w:rPr>
@@ -11698,7 +11690,7 @@
         <w:spacing w:before="240" w:after="120" w:line="360" w:lineRule="auto"/>
       </w:pPr>
       <w:bookmarkStart w:id="66" w:name="_6af77164fde844cafdf32818775e4df6b6c69a4"/>
-      <w:bookmarkStart w:id="67" w:name="_Toc242793810"/>
+      <w:bookmarkStart w:id="67" w:name="_Toc242796440"/>
       <w:r>
         <w:rPr>
           <w:rStyle w:val="SectionNumber"/>
@@ -11727,7 +11719,7 @@
         <w:spacing w:before="240" w:after="120" w:line="360" w:lineRule="auto"/>
       </w:pPr>
       <w:bookmarkStart w:id="68" w:name="_56833c7489700ced9d79371fbc295a7297e9921"/>
-      <w:bookmarkStart w:id="69" w:name="_Toc242793811"/>
+      <w:bookmarkStart w:id="69" w:name="_Toc242796441"/>
       <w:r>
         <w:rPr>
           <w:rStyle w:val="SectionNumber"/>
@@ -11873,7 +11865,7 @@
         <w:spacing w:before="240" w:after="120" w:line="360" w:lineRule="auto"/>
       </w:pPr>
       <w:bookmarkStart w:id="70" w:name="_03befe573c977c38a093f8589f9656bbdc056af"/>
-      <w:bookmarkStart w:id="71" w:name="_Toc242793812"/>
+      <w:bookmarkStart w:id="71" w:name="_Toc242796442"/>
       <w:r>
         <w:rPr>
           <w:rStyle w:val="SectionNumber"/>
@@ -11954,7 +11946,7 @@
         <w:spacing w:before="240" w:after="120" w:line="360" w:lineRule="auto"/>
       </w:pPr>
       <w:bookmarkStart w:id="72" w:name="_a23d513016f6abea4968068d2e64f2cb19c389d"/>
-      <w:bookmarkStart w:id="73" w:name="_Toc242793813"/>
+      <w:bookmarkStart w:id="73" w:name="_Toc242796443"/>
       <w:r>
         <w:rPr>
           <w:rStyle w:val="SectionNumber"/>
@@ -12718,7 +12710,7 @@
         <w:spacing w:before="240" w:after="120" w:line="360" w:lineRule="auto"/>
       </w:pPr>
       <w:bookmarkStart w:id="75" w:name="_ba3252e34210e89839e1eda24bc7bb94971b6b4"/>
-      <w:bookmarkStart w:id="76" w:name="_Toc242793814"/>
+      <w:bookmarkStart w:id="76" w:name="_Toc242796444"/>
       <w:r>
         <w:rPr>
           <w:rStyle w:val="SectionNumber"/>
@@ -12917,6 +12909,7 @@
                 <w:rStyle w:val="VerbatimChar"/>
                 <w:rFonts w:eastAsia="Consolas" w:cs="Consolas"/>
                 <w:sz w:val="20"/>
+                <w:highlight w:val="yellow"/>
               </w:rPr>
               <w:t>sat</w:t>
             </w:r>
@@ -13076,7 +13069,7 @@
         <w:spacing w:before="240" w:after="120" w:line="360" w:lineRule="auto"/>
       </w:pPr>
       <w:bookmarkStart w:id="78" w:name="_a3d337822b9445412cfd5484e05fef99271e548"/>
-      <w:bookmarkStart w:id="79" w:name="_Toc242793815"/>
+      <w:bookmarkStart w:id="79" w:name="_Toc242796445"/>
       <w:r>
         <w:rPr>
           <w:rStyle w:val="SectionNumber"/>
@@ -13582,7 +13575,7 @@
         <w:spacing w:before="240" w:after="120" w:line="360" w:lineRule="auto"/>
       </w:pPr>
       <w:bookmarkStart w:id="81" w:name="_1205199b049a697a9fd87568579f1ce8a7c5453"/>
-      <w:bookmarkStart w:id="82" w:name="_Toc242793816"/>
+      <w:bookmarkStart w:id="82" w:name="_Toc242796446"/>
       <w:r>
         <w:rPr>
           <w:rStyle w:val="SectionNumber"/>
@@ -13625,7 +13618,7 @@
         <w:spacing w:before="240" w:after="120" w:line="360" w:lineRule="auto"/>
       </w:pPr>
       <w:bookmarkStart w:id="83" w:name="_design"/>
-      <w:bookmarkStart w:id="84" w:name="_Toc242793817"/>
+      <w:bookmarkStart w:id="84" w:name="_Toc242796447"/>
       <w:r>
         <w:rPr>
           <w:rStyle w:val="SectionNumber"/>
@@ -13648,7 +13641,7 @@
         <w:spacing w:before="240" w:after="120" w:line="360" w:lineRule="auto"/>
       </w:pPr>
       <w:bookmarkStart w:id="85" w:name="_7ecdd9a60c07600be8280989fed5d4b9826000a"/>
-      <w:bookmarkStart w:id="86" w:name="_Toc242793818"/>
+      <w:bookmarkStart w:id="86" w:name="_Toc242796448"/>
       <w:r>
         <w:rPr>
           <w:rStyle w:val="SectionNumber"/>
@@ -13672,7 +13665,7 @@
           <w:noProof/>
         </w:rPr>
         <w:drawing>
-          <wp:inline distT="0" distB="0" distL="0" distR="0" wp14:anchorId="187BF6FF" wp14:editId="66BF5FA3">
+          <wp:inline distT="0" distB="0" distL="0" distR="0" wp14:anchorId="03FEEBC4" wp14:editId="65A77247">
             <wp:extent cx="5276088" cy="2813913"/>
             <wp:effectExtent l="0" t="0" r="0" b="0"/>
             <wp:docPr id="65" name="Picture"/>
@@ -13730,7 +13723,7 @@
         <w:spacing w:before="240" w:after="120" w:line="360" w:lineRule="auto"/>
       </w:pPr>
       <w:bookmarkStart w:id="88" w:name="_3b18b8106ac8f3f5e98151fc02ea3b0b92d96f3"/>
-      <w:bookmarkStart w:id="89" w:name="_Toc242793819"/>
+      <w:bookmarkStart w:id="89" w:name="_Toc242796449"/>
       <w:bookmarkEnd w:id="87"/>
       <w:r>
         <w:rPr>
@@ -13756,7 +13749,7 @@
           <w:noProof/>
         </w:rPr>
         <w:drawing>
-          <wp:inline distT="0" distB="0" distL="0" distR="0" wp14:anchorId="56C4E999" wp14:editId="5B42764F">
+          <wp:inline distT="0" distB="0" distL="0" distR="0" wp14:anchorId="63D7F0D9" wp14:editId="6E3F939D">
             <wp:extent cx="5276088" cy="2805733"/>
             <wp:effectExtent l="0" t="0" r="0" b="0"/>
             <wp:docPr id="70" name="Picture"/>
@@ -13831,7 +13824,7 @@
         <w:jc w:val="center"/>
       </w:pPr>
       <w:bookmarkStart w:id="91" w:name="_implementation"/>
-      <w:bookmarkStart w:id="92" w:name="_Toc242793820"/>
+      <w:bookmarkStart w:id="92" w:name="_Toc242796450"/>
       <w:r>
         <w:rPr>
           <w:rStyle w:val="SectionNumber"/>
@@ -13867,7 +13860,7 @@
         <w:spacing w:before="240" w:after="120" w:line="360" w:lineRule="auto"/>
       </w:pPr>
       <w:bookmarkStart w:id="93" w:name="_fe8ea128c32a30f6f62aad13fa2cbd68b4ed37a"/>
-      <w:bookmarkStart w:id="94" w:name="_Toc242793821"/>
+      <w:bookmarkStart w:id="94" w:name="_Toc242796451"/>
       <w:r>
         <w:rPr>
           <w:rStyle w:val="SectionNumber"/>
@@ -13896,7 +13889,7 @@
         <w:spacing w:before="240" w:after="120" w:line="360" w:lineRule="auto"/>
       </w:pPr>
       <w:bookmarkStart w:id="95" w:name="_43836c4362d26cc984c34341f67e1fd066109e8"/>
-      <w:bookmarkStart w:id="96" w:name="_Toc242793822"/>
+      <w:bookmarkStart w:id="96" w:name="_Toc242796452"/>
       <w:r>
         <w:rPr>
           <w:rStyle w:val="SectionNumber"/>
@@ -14499,7 +14492,7 @@
         <w:spacing w:before="240" w:after="120" w:line="360" w:lineRule="auto"/>
       </w:pPr>
       <w:bookmarkStart w:id="98" w:name="_79a2a4a88e9c159ebd0d8fee6aad452611188ed"/>
-      <w:bookmarkStart w:id="99" w:name="_Toc242793823"/>
+      <w:bookmarkStart w:id="99" w:name="_Toc242796453"/>
       <w:bookmarkEnd w:id="97"/>
       <w:r>
         <w:rPr>
@@ -14667,7 +14660,7 @@
         <w:spacing w:before="240" w:after="120" w:line="360" w:lineRule="auto"/>
       </w:pPr>
       <w:bookmarkStart w:id="100" w:name="_cfac646bea668bc8fcd96a99f22fb19c05f79be"/>
-      <w:bookmarkStart w:id="101" w:name="_Toc242793824"/>
+      <w:bookmarkStart w:id="101" w:name="_Toc242796454"/>
       <w:r>
         <w:rPr>
           <w:rStyle w:val="SectionNumber"/>
@@ -15808,7 +15801,7 @@
         <w:spacing w:before="240" w:after="120" w:line="360" w:lineRule="auto"/>
       </w:pPr>
       <w:bookmarkStart w:id="103" w:name="_59509eeaefd8b88011f2c0b44dcef0761438708"/>
-      <w:bookmarkStart w:id="104" w:name="_Toc242793825"/>
+      <w:bookmarkStart w:id="104" w:name="_Toc242796455"/>
       <w:r>
         <w:rPr>
           <w:rStyle w:val="SectionNumber"/>
@@ -16909,7 +16902,7 @@
         <w:spacing w:before="240" w:after="120" w:line="360" w:lineRule="auto"/>
       </w:pPr>
       <w:bookmarkStart w:id="106" w:name="_0f736833c94e1e213be9bf19376c28aee237517"/>
-      <w:bookmarkStart w:id="107" w:name="_Toc242793826"/>
+      <w:bookmarkStart w:id="107" w:name="_Toc242796456"/>
       <w:bookmarkEnd w:id="105"/>
       <w:r>
         <w:rPr>
@@ -17020,7 +17013,7 @@
         <w:spacing w:before="240" w:after="120" w:line="360" w:lineRule="auto"/>
       </w:pPr>
       <w:bookmarkStart w:id="108" w:name="_b94b9999f8e2119e71aa9fc43cc189be41c66a2"/>
-      <w:bookmarkStart w:id="109" w:name="_Toc242793827"/>
+      <w:bookmarkStart w:id="109" w:name="_Toc242796457"/>
       <w:r>
         <w:rPr>
           <w:rStyle w:val="SectionNumber"/>
@@ -17082,7 +17075,7 @@
         <w:spacing w:before="240" w:after="120" w:line="360" w:lineRule="auto"/>
       </w:pPr>
       <w:bookmarkStart w:id="110" w:name="_2aac150a98213eeb06bff91cfbef7157d0ac8f0"/>
-      <w:bookmarkStart w:id="111" w:name="_Toc242793828"/>
+      <w:bookmarkStart w:id="111" w:name="_Toc242796458"/>
       <w:r>
         <w:rPr>
           <w:rStyle w:val="SectionNumber"/>
@@ -17195,7 +17188,7 @@
         <w:spacing w:before="240" w:after="120" w:line="360" w:lineRule="auto"/>
       </w:pPr>
       <w:bookmarkStart w:id="112" w:name="_2b1064282f8c7610b8e366cbfe8dc85e9179828"/>
-      <w:bookmarkStart w:id="113" w:name="_Toc242793829"/>
+      <w:bookmarkStart w:id="113" w:name="_Toc242796459"/>
       <w:r>
         <w:rPr>
           <w:rStyle w:val="SectionNumber"/>
@@ -18724,7 +18717,7 @@
         <w:jc w:val="center"/>
       </w:pPr>
       <w:bookmarkStart w:id="115" w:name="_ca0a51c6bd51be63cd201e7aafb2a2c80ddc4b2"/>
-      <w:bookmarkStart w:id="116" w:name="_Toc242793830"/>
+      <w:bookmarkStart w:id="116" w:name="_Toc242796460"/>
       <w:r>
         <w:rPr>
           <w:rStyle w:val="SectionNumber"/>
@@ -18750,7 +18743,7 @@
         <w:spacing w:before="240" w:after="120" w:line="360" w:lineRule="auto"/>
       </w:pPr>
       <w:bookmarkStart w:id="117" w:name="_7191f83fb773762ca3a6f85173667b3c76830f8"/>
-      <w:bookmarkStart w:id="118" w:name="_Toc242793831"/>
+      <w:bookmarkStart w:id="118" w:name="_Toc242796461"/>
       <w:r>
         <w:rPr>
           <w:rStyle w:val="SectionNumber"/>
@@ -20818,7 +20811,7 @@
         <w:spacing w:before="240" w:after="120" w:line="360" w:lineRule="auto"/>
       </w:pPr>
       <w:bookmarkStart w:id="121" w:name="_65477720e1496782b5da4af4c286d530c468be6"/>
-      <w:bookmarkStart w:id="122" w:name="_Toc242793832"/>
+      <w:bookmarkStart w:id="122" w:name="_Toc242796462"/>
       <w:r>
         <w:rPr>
           <w:rStyle w:val="SectionNumber"/>
@@ -21688,7 +21681,7 @@
         <w:spacing w:before="240" w:after="120" w:line="360" w:lineRule="auto"/>
       </w:pPr>
       <w:bookmarkStart w:id="124" w:name="_050f310199fc4820cc936f41908aef80f29c44d"/>
-      <w:bookmarkStart w:id="125" w:name="_Toc242793833"/>
+      <w:bookmarkStart w:id="125" w:name="_Toc242796463"/>
       <w:r>
         <w:rPr>
           <w:rStyle w:val="SectionNumber"/>
@@ -21910,6 +21903,7 @@
                 <w:b/>
                 <w:bCs/>
                 <w:sz w:val="22"/>
+                <w:highlight w:val="yellow"/>
               </w:rPr>
               <w:t>Proved</w:t>
             </w:r>
@@ -22670,6 +22664,7 @@
             <w:r>
               <w:rPr>
                 <w:sz w:val="22"/>
+                <w:highlight w:val="yellow"/>
               </w:rPr>
               <w:t>48.75%</w:t>
             </w:r>
@@ -22812,6 +22807,7 @@
                 <w:b/>
                 <w:bCs/>
                 <w:sz w:val="22"/>
+                <w:highlight w:val="yellow"/>
               </w:rPr>
               <w:t>25.19%</w:t>
             </w:r>
@@ -22894,7 +22890,7 @@
           <w:noProof/>
         </w:rPr>
         <w:drawing>
-          <wp:inline distT="0" distB="0" distL="0" distR="0" wp14:anchorId="1FC1ABD6" wp14:editId="63EA033D">
+          <wp:inline distT="0" distB="0" distL="0" distR="0" wp14:anchorId="180EE5A0" wp14:editId="0E8BDAB5">
             <wp:extent cx="5276088" cy="3065478"/>
             <wp:effectExtent l="0" t="0" r="0" b="0"/>
             <wp:docPr id="97" name="Picture"/>
@@ -23171,6 +23167,7 @@
             <w:r>
               <w:rPr>
                 <w:sz w:val="22"/>
+                <w:highlight w:val="yellow"/>
               </w:rPr>
               <w:t>25.19%</w:t>
             </w:r>
@@ -23231,6 +23228,7 @@
             <w:r>
               <w:rPr>
                 <w:sz w:val="22"/>
+                <w:highlight w:val="yellow"/>
               </w:rPr>
               <w:t>21.44%</w:t>
             </w:r>
@@ -24272,6 +24270,7 @@
             <w:r>
               <w:rPr>
                 <w:sz w:val="22"/>
+                <w:highlight w:val="yellow"/>
               </w:rPr>
               <w:t>LLM calls</w:t>
             </w:r>
@@ -24388,6 +24387,7 @@
             <w:r>
               <w:rPr>
                 <w:sz w:val="22"/>
+                <w:highlight w:val="yellow"/>
               </w:rPr>
               <w:t>213</w:t>
             </w:r>
@@ -24465,6 +24465,7 @@
             <w:r>
               <w:rPr>
                 <w:sz w:val="22"/>
+                <w:highlight w:val="yellow"/>
               </w:rPr>
               <w:t>74</w:t>
             </w:r>
@@ -24524,6 +24525,7 @@
             <w:r>
               <w:rPr>
                 <w:sz w:val="22"/>
+                <w:highlight w:val="yellow"/>
               </w:rPr>
               <w:t>171</w:t>
             </w:r>
@@ -24542,6 +24544,7 @@
             <w:r>
               <w:rPr>
                 <w:sz w:val="22"/>
+                <w:highlight w:val="yellow"/>
               </w:rPr>
               <w:t>174</w:t>
             </w:r>
@@ -24863,7 +24866,7 @@
         </w:rPr>
         <w:lastRenderedPageBreak/>
         <w:drawing>
-          <wp:inline distT="0" distB="0" distL="0" distR="0" wp14:anchorId="238B147A" wp14:editId="299D5394">
+          <wp:inline distT="0" distB="0" distL="0" distR="0" wp14:anchorId="26521258" wp14:editId="35968379">
             <wp:extent cx="4800600" cy="2978727"/>
             <wp:effectExtent l="0" t="0" r="0" b="0"/>
             <wp:docPr id="106" name="Picture"/>
@@ -24963,7 +24966,7 @@
           <w:noProof/>
         </w:rPr>
         <w:drawing>
-          <wp:inline distT="0" distB="0" distL="0" distR="0" wp14:anchorId="139C24A4" wp14:editId="6836732E">
+          <wp:inline distT="0" distB="0" distL="0" distR="0" wp14:anchorId="6A3E9A10" wp14:editId="7EA9413C">
             <wp:extent cx="4533900" cy="2495754"/>
             <wp:effectExtent l="0" t="0" r="0" b="0"/>
             <wp:docPr id="111" name="Picture"/>
@@ -25029,7 +25032,7 @@
         </w:rPr>
         <w:lastRenderedPageBreak/>
         <w:drawing>
-          <wp:inline distT="0" distB="0" distL="0" distR="0" wp14:anchorId="0BED901E" wp14:editId="33BE91A9">
+          <wp:inline distT="0" distB="0" distL="0" distR="0" wp14:anchorId="3E388A71" wp14:editId="1A23DD68">
             <wp:extent cx="3200400" cy="2168912"/>
             <wp:effectExtent l="0" t="0" r="0" b="0"/>
             <wp:docPr id="114" name="Picture"/>
@@ -25094,7 +25097,7 @@
           <w:noProof/>
         </w:rPr>
         <w:drawing>
-          <wp:inline distT="0" distB="0" distL="0" distR="0" wp14:anchorId="30E6D42A" wp14:editId="22662BF2">
+          <wp:inline distT="0" distB="0" distL="0" distR="0" wp14:anchorId="6CF195C7" wp14:editId="0B0BD993">
             <wp:extent cx="4533900" cy="2634257"/>
             <wp:effectExtent l="0" t="0" r="0" b="0"/>
             <wp:docPr id="117" name="Picture"/>
@@ -25160,7 +25163,7 @@
         </w:rPr>
         <w:lastRenderedPageBreak/>
         <w:drawing>
-          <wp:inline distT="0" distB="0" distL="0" distR="0" wp14:anchorId="44B0B0D7" wp14:editId="497CFE59">
+          <wp:inline distT="0" distB="0" distL="0" distR="0" wp14:anchorId="60A68DA1" wp14:editId="7094404A">
             <wp:extent cx="4533900" cy="2813242"/>
             <wp:effectExtent l="0" t="0" r="0" b="0"/>
             <wp:docPr id="120" name="Picture"/>
@@ -25259,7 +25262,7 @@
           <w:noProof/>
         </w:rPr>
         <w:drawing>
-          <wp:inline distT="0" distB="0" distL="0" distR="0" wp14:anchorId="5B3678CB" wp14:editId="53C4E321">
+          <wp:inline distT="0" distB="0" distL="0" distR="0" wp14:anchorId="027338D1" wp14:editId="19576CFD">
             <wp:extent cx="4533900" cy="2495754"/>
             <wp:effectExtent l="0" t="0" r="0" b="0"/>
             <wp:docPr id="124" name="Picture"/>
@@ -25325,7 +25328,7 @@
         </w:rPr>
         <w:lastRenderedPageBreak/>
         <w:drawing>
-          <wp:inline distT="0" distB="0" distL="0" distR="0" wp14:anchorId="434A4B98" wp14:editId="1442E18F">
+          <wp:inline distT="0" distB="0" distL="0" distR="0" wp14:anchorId="49FCEF31" wp14:editId="07710E02">
             <wp:extent cx="3200400" cy="2168912"/>
             <wp:effectExtent l="0" t="0" r="0" b="0"/>
             <wp:docPr id="127" name="Picture"/>
@@ -25390,7 +25393,7 @@
           <w:noProof/>
         </w:rPr>
         <w:drawing>
-          <wp:inline distT="0" distB="0" distL="0" distR="0" wp14:anchorId="64D3EE88" wp14:editId="3172D177">
+          <wp:inline distT="0" distB="0" distL="0" distR="0" wp14:anchorId="17332916" wp14:editId="20BBF9F9">
             <wp:extent cx="4533900" cy="2634257"/>
             <wp:effectExtent l="0" t="0" r="0" b="0"/>
             <wp:docPr id="130" name="Picture"/>
@@ -25456,7 +25459,7 @@
         </w:rPr>
         <w:lastRenderedPageBreak/>
         <w:drawing>
-          <wp:inline distT="0" distB="0" distL="0" distR="0" wp14:anchorId="1CDA97F3" wp14:editId="09041754">
+          <wp:inline distT="0" distB="0" distL="0" distR="0" wp14:anchorId="66719C26" wp14:editId="2F803DB7">
             <wp:extent cx="4533900" cy="2813242"/>
             <wp:effectExtent l="0" t="0" r="0" b="0"/>
             <wp:docPr id="133" name="Picture"/>
@@ -25517,7 +25520,7 @@
         <w:spacing w:before="240" w:after="120" w:line="360" w:lineRule="auto"/>
       </w:pPr>
       <w:bookmarkStart w:id="137" w:name="_a15deaafbca46b68f4c94dbd24724fd2739a480"/>
-      <w:bookmarkStart w:id="138" w:name="_Toc242793834"/>
+      <w:bookmarkStart w:id="138" w:name="_Toc242796464"/>
       <w:r>
         <w:rPr>
           <w:rStyle w:val="SectionNumber"/>
@@ -25540,7 +25543,7 @@
         <w:spacing w:before="240" w:after="120" w:line="360" w:lineRule="auto"/>
       </w:pPr>
       <w:bookmarkStart w:id="139" w:name="_b90c127e1d5e77a397df9c91989216ee033fd9f"/>
-      <w:bookmarkStart w:id="140" w:name="_Toc242793835"/>
+      <w:bookmarkStart w:id="140" w:name="_Toc242796465"/>
       <w:r>
         <w:rPr>
           <w:rStyle w:val="SectionNumber"/>
@@ -26002,7 +26005,7 @@
         <w:spacing w:before="240" w:after="120" w:line="360" w:lineRule="auto"/>
       </w:pPr>
       <w:bookmarkStart w:id="142" w:name="_fc9a26f982cb3e2870b96648b08307cefd987b3"/>
-      <w:bookmarkStart w:id="143" w:name="_Toc242793836"/>
+      <w:bookmarkStart w:id="143" w:name="_Toc242796466"/>
       <w:r>
         <w:rPr>
           <w:rStyle w:val="SectionNumber"/>
@@ -26026,7 +26029,7 @@
           <w:noProof/>
         </w:rPr>
         <w:drawing>
-          <wp:inline distT="0" distB="0" distL="0" distR="0" wp14:anchorId="7CFFA104" wp14:editId="75D11CCC">
+          <wp:inline distT="0" distB="0" distL="0" distR="0" wp14:anchorId="65CC5C23" wp14:editId="6BF78F91">
             <wp:extent cx="5276088" cy="2723867"/>
             <wp:effectExtent l="0" t="0" r="0" b="0"/>
             <wp:docPr id="140" name="Picture"/>
@@ -26084,7 +26087,7 @@
         <w:spacing w:before="240" w:after="120" w:line="360" w:lineRule="auto"/>
       </w:pPr>
       <w:bookmarkStart w:id="145" w:name="_07a743cb0410fd3a53b6d3a518b3f8bf9a58be6"/>
-      <w:bookmarkStart w:id="146" w:name="_Toc242793837"/>
+      <w:bookmarkStart w:id="146" w:name="_Toc242796467"/>
       <w:bookmarkEnd w:id="144"/>
       <w:r>
         <w:rPr>
@@ -26110,7 +26113,7 @@
           <w:noProof/>
         </w:rPr>
         <w:drawing>
-          <wp:inline distT="0" distB="0" distL="0" distR="0" wp14:anchorId="724AB22C" wp14:editId="36A229C3">
+          <wp:inline distT="0" distB="0" distL="0" distR="0" wp14:anchorId="134B9A40" wp14:editId="5669445E">
             <wp:extent cx="5276088" cy="2913941"/>
             <wp:effectExtent l="0" t="0" r="0" b="0"/>
             <wp:docPr id="145" name="Picture"/>
@@ -26168,7 +26171,7 @@
         <w:spacing w:before="240" w:after="120" w:line="360" w:lineRule="auto"/>
       </w:pPr>
       <w:bookmarkStart w:id="148" w:name="_2e1816ab1c2b1e78ffd5800c988097f1d6b890e"/>
-      <w:bookmarkStart w:id="149" w:name="_Toc242793838"/>
+      <w:bookmarkStart w:id="149" w:name="_Toc242796468"/>
       <w:bookmarkEnd w:id="147"/>
       <w:r>
         <w:rPr>
@@ -26193,7 +26196,7 @@
           <w:noProof/>
         </w:rPr>
         <w:drawing>
-          <wp:inline distT="0" distB="0" distL="0" distR="0" wp14:anchorId="0628E759" wp14:editId="6A3FFC13">
+          <wp:inline distT="0" distB="0" distL="0" distR="0" wp14:anchorId="1F70B00E" wp14:editId="411EBDC3">
             <wp:extent cx="5276088" cy="3032321"/>
             <wp:effectExtent l="0" t="0" r="0" b="0"/>
             <wp:docPr id="150" name="Picture"/>
@@ -26251,7 +26254,7 @@
         <w:spacing w:before="240" w:after="120" w:line="360" w:lineRule="auto"/>
       </w:pPr>
       <w:bookmarkStart w:id="151" w:name="_48a459cc283b22da02374b8da4b600b292fa8f8"/>
-      <w:bookmarkStart w:id="152" w:name="_Toc242793839"/>
+      <w:bookmarkStart w:id="152" w:name="_Toc242796469"/>
       <w:bookmarkEnd w:id="150"/>
       <w:r>
         <w:rPr>
@@ -26277,7 +26280,7 @@
           <w:noProof/>
         </w:rPr>
         <w:drawing>
-          <wp:inline distT="0" distB="0" distL="0" distR="0" wp14:anchorId="33B64E54" wp14:editId="73E7B5CB">
+          <wp:inline distT="0" distB="0" distL="0" distR="0" wp14:anchorId="5362AFEA" wp14:editId="0C038831">
             <wp:extent cx="4800600" cy="3260390"/>
             <wp:effectExtent l="0" t="0" r="0" b="0"/>
             <wp:docPr id="155" name="Picture"/>
@@ -26335,7 +26338,7 @@
         <w:spacing w:before="240" w:after="120" w:line="360" w:lineRule="auto"/>
       </w:pPr>
       <w:bookmarkStart w:id="154" w:name="_40055a447bd930964b6f153e9c3d9ed892ff159"/>
-      <w:bookmarkStart w:id="155" w:name="_Toc242793840"/>
+      <w:bookmarkStart w:id="155" w:name="_Toc242796470"/>
       <w:bookmarkEnd w:id="153"/>
       <w:r>
         <w:rPr>
@@ -26360,7 +26363,7 @@
           <w:noProof/>
         </w:rPr>
         <w:drawing>
-          <wp:inline distT="0" distB="0" distL="0" distR="0" wp14:anchorId="1B361F50" wp14:editId="065C0F91">
+          <wp:inline distT="0" distB="0" distL="0" distR="0" wp14:anchorId="7E8C6DA7" wp14:editId="6C57A629">
             <wp:extent cx="5276088" cy="2587289"/>
             <wp:effectExtent l="0" t="0" r="0" b="0"/>
             <wp:docPr id="160" name="Picture"/>
@@ -26418,7 +26421,7 @@
         <w:spacing w:before="240" w:after="120" w:line="360" w:lineRule="auto"/>
       </w:pPr>
       <w:bookmarkStart w:id="157" w:name="_9727f4afa2921e206e2c2f7b89415af37a44c31"/>
-      <w:bookmarkStart w:id="158" w:name="_Toc242793841"/>
+      <w:bookmarkStart w:id="158" w:name="_Toc242796471"/>
       <w:bookmarkEnd w:id="156"/>
       <w:r>
         <w:rPr>
@@ -26447,7 +26450,7 @@
           <w:noProof/>
         </w:rPr>
         <w:drawing>
-          <wp:inline distT="0" distB="0" distL="0" distR="0" wp14:anchorId="14CDD671" wp14:editId="37A85956">
+          <wp:inline distT="0" distB="0" distL="0" distR="0" wp14:anchorId="798E74E4" wp14:editId="692754B9">
             <wp:extent cx="5276088" cy="3075205"/>
             <wp:effectExtent l="0" t="0" r="0" b="0"/>
             <wp:docPr id="165" name="Picture"/>
@@ -26505,7 +26508,7 @@
         <w:spacing w:before="240" w:after="120" w:line="360" w:lineRule="auto"/>
       </w:pPr>
       <w:bookmarkStart w:id="160" w:name="_cdd493b9faf3f0ad3fc6aa5bed861db4f0085b5"/>
-      <w:bookmarkStart w:id="161" w:name="_Toc242793842"/>
+      <w:bookmarkStart w:id="161" w:name="_Toc242796472"/>
       <w:bookmarkEnd w:id="159"/>
       <w:r>
         <w:rPr>
@@ -26530,7 +26533,7 @@
           <w:noProof/>
         </w:rPr>
         <w:drawing>
-          <wp:inline distT="0" distB="0" distL="0" distR="0" wp14:anchorId="5077F921" wp14:editId="259D4C5E">
+          <wp:inline distT="0" distB="0" distL="0" distR="0" wp14:anchorId="24EA2DD4" wp14:editId="46ECD1B7">
             <wp:extent cx="4800600" cy="2984344"/>
             <wp:effectExtent l="0" t="0" r="0" b="0"/>
             <wp:docPr id="170" name="Picture"/>
@@ -26595,7 +26598,7 @@
         </w:rPr>
         <w:lastRenderedPageBreak/>
         <w:drawing>
-          <wp:inline distT="0" distB="0" distL="0" distR="0" wp14:anchorId="1E8782C6" wp14:editId="4FB0AA7D">
+          <wp:inline distT="0" distB="0" distL="0" distR="0" wp14:anchorId="06364010" wp14:editId="6A444C79">
             <wp:extent cx="4800600" cy="2978727"/>
             <wp:effectExtent l="0" t="0" r="0" b="0"/>
             <wp:docPr id="174" name="Picture"/>
@@ -26659,7 +26662,7 @@
           <w:noProof/>
         </w:rPr>
         <w:drawing>
-          <wp:inline distT="0" distB="0" distL="0" distR="0" wp14:anchorId="47895EF7" wp14:editId="7C0D1699">
+          <wp:inline distT="0" distB="0" distL="0" distR="0" wp14:anchorId="5936B3AB" wp14:editId="22978EAD">
             <wp:extent cx="4800600" cy="2978727"/>
             <wp:effectExtent l="0" t="0" r="0" b="0"/>
             <wp:docPr id="178" name="Picture"/>
@@ -26717,7 +26720,7 @@
         <w:spacing w:before="240" w:after="120" w:line="360" w:lineRule="auto"/>
       </w:pPr>
       <w:bookmarkStart w:id="165" w:name="_01152238eaa4decca22addad0ccbc36abd05e18"/>
-      <w:bookmarkStart w:id="166" w:name="_Toc242793843"/>
+      <w:bookmarkStart w:id="166" w:name="_Toc242796473"/>
       <w:bookmarkEnd w:id="164"/>
       <w:r>
         <w:rPr>
@@ -26775,7 +26778,7 @@
         </w:rPr>
         <w:lastRenderedPageBreak/>
         <w:drawing>
-          <wp:inline distT="0" distB="0" distL="0" distR="0" wp14:anchorId="1D28E8DD" wp14:editId="457A34BC">
+          <wp:inline distT="0" distB="0" distL="0" distR="0" wp14:anchorId="2B493760" wp14:editId="32DE1E04">
             <wp:extent cx="5276088" cy="2723867"/>
             <wp:effectExtent l="0" t="0" r="0" b="0"/>
             <wp:docPr id="183" name="Picture"/>
@@ -26839,7 +26842,7 @@
           <w:noProof/>
         </w:rPr>
         <w:drawing>
-          <wp:inline distT="0" distB="0" distL="0" distR="0" wp14:anchorId="7C45F0F3" wp14:editId="2239A69F">
+          <wp:inline distT="0" distB="0" distL="0" distR="0" wp14:anchorId="0E324584" wp14:editId="39A18610">
             <wp:extent cx="5276088" cy="2904302"/>
             <wp:effectExtent l="0" t="0" r="0" b="0"/>
             <wp:docPr id="187" name="Picture"/>
@@ -26904,7 +26907,7 @@
         </w:rPr>
         <w:lastRenderedPageBreak/>
         <w:drawing>
-          <wp:inline distT="0" distB="0" distL="0" distR="0" wp14:anchorId="18B9DD7B" wp14:editId="2D72889C">
+          <wp:inline distT="0" distB="0" distL="0" distR="0" wp14:anchorId="04A0D4A1" wp14:editId="2909DC89">
             <wp:extent cx="5276088" cy="3033940"/>
             <wp:effectExtent l="0" t="0" r="0" b="0"/>
             <wp:docPr id="191" name="Picture"/>
@@ -26968,7 +26971,7 @@
           <w:noProof/>
         </w:rPr>
         <w:drawing>
-          <wp:inline distT="0" distB="0" distL="0" distR="0" wp14:anchorId="1DEF82BE" wp14:editId="08778419">
+          <wp:inline distT="0" distB="0" distL="0" distR="0" wp14:anchorId="7A5E4883" wp14:editId="0E10B424">
             <wp:extent cx="4800600" cy="3253368"/>
             <wp:effectExtent l="0" t="0" r="0" b="0"/>
             <wp:docPr id="195" name="Picture"/>
@@ -27033,7 +27036,7 @@
         </w:rPr>
         <w:lastRenderedPageBreak/>
         <w:drawing>
-          <wp:inline distT="0" distB="0" distL="0" distR="0" wp14:anchorId="6C137B16" wp14:editId="4265EA30">
+          <wp:inline distT="0" distB="0" distL="0" distR="0" wp14:anchorId="31DB87F2" wp14:editId="4DFB119A">
             <wp:extent cx="5276088" cy="2590851"/>
             <wp:effectExtent l="0" t="0" r="0" b="0"/>
             <wp:docPr id="199" name="Picture"/>
@@ -27097,7 +27100,7 @@
           <w:noProof/>
         </w:rPr>
         <w:drawing>
-          <wp:inline distT="0" distB="0" distL="0" distR="0" wp14:anchorId="5AD5FC31" wp14:editId="5E38CBF3">
+          <wp:inline distT="0" distB="0" distL="0" distR="0" wp14:anchorId="33DF0DBF" wp14:editId="0F1F3933">
             <wp:extent cx="5276088" cy="3065478"/>
             <wp:effectExtent l="0" t="0" r="0" b="0"/>
             <wp:docPr id="203" name="Picture"/>
@@ -27155,7 +27158,7 @@
         <w:spacing w:before="240" w:after="120" w:line="360" w:lineRule="auto"/>
       </w:pPr>
       <w:bookmarkStart w:id="173" w:name="_abebb12106dd42a73400e5c50afab472b365173"/>
-      <w:bookmarkStart w:id="174" w:name="_Toc242793844"/>
+      <w:bookmarkStart w:id="174" w:name="_Toc242796474"/>
       <w:bookmarkEnd w:id="172"/>
       <w:r>
         <w:rPr>
@@ -27213,7 +27216,7 @@
         </w:rPr>
         <w:lastRenderedPageBreak/>
         <w:drawing>
-          <wp:inline distT="0" distB="0" distL="0" distR="0" wp14:anchorId="43F5158C" wp14:editId="2C4887C2">
+          <wp:inline distT="0" distB="0" distL="0" distR="0" wp14:anchorId="3BE200B7" wp14:editId="6842463E">
             <wp:extent cx="5276088" cy="2723867"/>
             <wp:effectExtent l="0" t="0" r="0" b="0"/>
             <wp:docPr id="208" name="Picture"/>
@@ -27277,7 +27280,7 @@
           <w:noProof/>
         </w:rPr>
         <w:drawing>
-          <wp:inline distT="0" distB="0" distL="0" distR="0" wp14:anchorId="758CE687" wp14:editId="3974CD11">
+          <wp:inline distT="0" distB="0" distL="0" distR="0" wp14:anchorId="518DA997" wp14:editId="42AFE35E">
             <wp:extent cx="5276088" cy="2904302"/>
             <wp:effectExtent l="0" t="0" r="0" b="0"/>
             <wp:docPr id="212" name="Picture"/>
@@ -27342,7 +27345,7 @@
         </w:rPr>
         <w:lastRenderedPageBreak/>
         <w:drawing>
-          <wp:inline distT="0" distB="0" distL="0" distR="0" wp14:anchorId="50EBE11D" wp14:editId="0427EA82">
+          <wp:inline distT="0" distB="0" distL="0" distR="0" wp14:anchorId="70B25AFF" wp14:editId="0559DE47">
             <wp:extent cx="5276088" cy="3033940"/>
             <wp:effectExtent l="0" t="0" r="0" b="0"/>
             <wp:docPr id="216" name="Picture"/>
@@ -27406,7 +27409,7 @@
           <w:noProof/>
         </w:rPr>
         <w:drawing>
-          <wp:inline distT="0" distB="0" distL="0" distR="0" wp14:anchorId="0A5C2FF5" wp14:editId="0DA87C5C">
+          <wp:inline distT="0" distB="0" distL="0" distR="0" wp14:anchorId="63B10429" wp14:editId="18F985D8">
             <wp:extent cx="4800600" cy="3253368"/>
             <wp:effectExtent l="0" t="0" r="0" b="0"/>
             <wp:docPr id="220" name="Picture"/>
@@ -27471,7 +27474,7 @@
         </w:rPr>
         <w:lastRenderedPageBreak/>
         <w:drawing>
-          <wp:inline distT="0" distB="0" distL="0" distR="0" wp14:anchorId="13B78B4C" wp14:editId="0367AD18">
+          <wp:inline distT="0" distB="0" distL="0" distR="0" wp14:anchorId="379066FE" wp14:editId="39CBE89A">
             <wp:extent cx="5276088" cy="2590851"/>
             <wp:effectExtent l="0" t="0" r="0" b="0"/>
             <wp:docPr id="224" name="Picture"/>
@@ -27535,7 +27538,7 @@
           <w:noProof/>
         </w:rPr>
         <w:drawing>
-          <wp:inline distT="0" distB="0" distL="0" distR="0" wp14:anchorId="3B6813F6" wp14:editId="22D29E95">
+          <wp:inline distT="0" distB="0" distL="0" distR="0" wp14:anchorId="5EA73CFA" wp14:editId="50DB2546">
             <wp:extent cx="5276088" cy="3065478"/>
             <wp:effectExtent l="0" t="0" r="0" b="0"/>
             <wp:docPr id="228" name="Picture"/>
@@ -27593,7 +27596,7 @@
         <w:spacing w:before="240" w:after="120" w:line="360" w:lineRule="auto"/>
       </w:pPr>
       <w:bookmarkStart w:id="181" w:name="_1e541f574dc12daae501b4e4d93852104a4e612"/>
-      <w:bookmarkStart w:id="182" w:name="_Toc242793845"/>
+      <w:bookmarkStart w:id="182" w:name="_Toc242796475"/>
       <w:bookmarkEnd w:id="180"/>
       <w:r>
         <w:rPr>
@@ -27894,7 +27897,7 @@
         <w:spacing w:before="240" w:after="120" w:line="360" w:lineRule="auto"/>
       </w:pPr>
       <w:bookmarkStart w:id="183" w:name="_limitations"/>
-      <w:bookmarkStart w:id="184" w:name="_Toc242793846"/>
+      <w:bookmarkStart w:id="184" w:name="_Toc242796476"/>
       <w:r>
         <w:rPr>
           <w:rStyle w:val="SectionNumber"/>
@@ -28013,7 +28016,7 @@
         <w:spacing w:after="240"/>
         <w:jc w:val="center"/>
       </w:pPr>
-      <w:bookmarkStart w:id="185" w:name="_Toc242793847"/>
+      <w:bookmarkStart w:id="185" w:name="_Toc242796477"/>
       <w:r>
         <w:rPr>
           <w:bCs/>
@@ -28026,22 +28029,15 @@
     <w:p>
       <w:pPr>
         <w:pStyle w:val="FirstParagraph"/>
-        <w:spacing w:line="276" w:lineRule="auto"/>
-        <w:ind w:left="720" w:hanging="720"/>
-        <w:jc w:val="both"/>
-      </w:pPr>
-      <w:r>
-        <w:t xml:space="preserve">Aho, A. V., Lam, M. S., Sethi, R., &amp; Ullman, J. D. (2006). </w:t>
-      </w:r>
-      <w:r>
-        <w:rPr>
-          <w:i/>
-          <w:iCs/>
-        </w:rPr>
-        <w:t>Compilers: Principles, Techniques, and Tools</w:t>
-      </w:r>
-      <w:r>
-        <w:t xml:space="preserve"> (2nd ed.). Pearson.</w:t>
+        <w:keepNext/>
+        <w:spacing w:before="200" w:after="80" w:line="276" w:lineRule="auto"/>
+      </w:pPr>
+      <w:r>
+        <w:rPr>
+          <w:b/>
+          <w:bCs/>
+        </w:rPr>
+        <w:t>Journals and Preprints:</w:t>
       </w:r>
     </w:p>
     <w:p>
@@ -28073,17 +28069,17 @@
         <w:jc w:val="both"/>
       </w:pPr>
       <w:r>
-        <w:t xml:space="preserve">Cummins, C., Wasti, B., Guo, J., Cui, B., Ansel, J., Gomez, S., … &amp; Leather, H. (2022). CompilerGym: Robust, performant compiler optimization environments for AI research. </w:t>
+        <w:t xml:space="preserve">Cummins, C., Seeker, V., Grubisic, D., Roziere, B., Gehring, J., Synnaeve, G., &amp; Leather, H. (2024). Meta Large Language Model Compiler: Foundation models of compiler optimization. </w:t>
       </w:r>
       <w:r>
         <w:rPr>
           <w:i/>
           <w:iCs/>
         </w:rPr>
-        <w:t>Proceedings of the IEEE/ACM International Symposium on Code Generation and Optimization (CGO)</w:t>
-      </w:r>
-      <w:r>
-        <w:t>, 92–105.</w:t>
+        <w:t>arXiv preprint arXiv:2407.02524</w:t>
+      </w:r>
+      <w:r>
+        <w:t>.</w:t>
       </w:r>
     </w:p>
     <w:p>
@@ -28094,14 +28090,14 @@
         <w:jc w:val="both"/>
       </w:pPr>
       <w:r>
-        <w:t xml:space="preserve">Cummins, C., Seeker, V., Grubisic, D., Roziere, B., Gehring, J., Synnaeve, G., &amp; Leather, H. (2024). Meta Large Language Model Compiler: Foundation models of compiler optimization. </w:t>
+        <w:t xml:space="preserve">Rozière, B., Gehring, J., Gloeckle, F., Sootla, S., Gat, I., Tan, X. E., … &amp; Synnaeve, G. (2023). Code Llama: Open foundation models for code. </w:t>
       </w:r>
       <w:r>
         <w:rPr>
           <w:i/>
           <w:iCs/>
         </w:rPr>
-        <w:t>arXiv preprint arXiv:2407.02524</w:t>
+        <w:t>arXiv preprint arXiv:2308.12950</w:t>
       </w:r>
       <w:r>
         <w:t>.</w:t>
@@ -28115,30 +28111,31 @@
         <w:jc w:val="both"/>
       </w:pPr>
       <w:r>
-        <w:rPr>
-          <w:highlight w:val="yellow"/>
-        </w:rPr>
-        <w:t>de Moura, L., &amp; Bjø</w:t>
-      </w:r>
-      <w:r>
-        <w:rPr>
-          <w:highlight w:val="yellow"/>
-        </w:rPr>
-        <w:t xml:space="preserve">rner, N. (2008). Z3: An efficient SMT solver. </w:t>
+        <w:t xml:space="preserve">Wu, Q., Bansal, G., Zhang, J., Wu, Y., Li, B., Zhu, E., … &amp; Wang, C. (2023). AutoGen: Enabling next-gen LLM applications via multi-agent conversation. </w:t>
       </w:r>
       <w:r>
         <w:rPr>
           <w:i/>
           <w:iCs/>
-          <w:highlight w:val="yellow"/>
-        </w:rPr>
-        <w:t>Proceedings of the International Conference on Tools and Algorithms for the Construction and Analysis of Systems (TACAS)</w:t>
-      </w:r>
-      <w:r>
-        <w:rPr>
-          <w:highlight w:val="yellow"/>
-        </w:rPr>
-        <w:t>, 337–340.</w:t>
+        </w:rPr>
+        <w:t>arXiv preprint arXiv:2308.08155</w:t>
+      </w:r>
+      <w:r>
+        <w:t>.</w:t>
+      </w:r>
+    </w:p>
+    <w:p>
+      <w:pPr>
+        <w:pStyle w:val="BodyText"/>
+        <w:keepNext/>
+        <w:spacing w:before="200" w:after="80" w:line="276" w:lineRule="auto"/>
+      </w:pPr>
+      <w:r>
+        <w:rPr>
+          <w:b/>
+          <w:bCs/>
+        </w:rPr>
+        <w:t>Conferences:</w:t>
       </w:r>
     </w:p>
     <w:p>
@@ -28149,17 +28146,17 @@
         <w:jc w:val="both"/>
       </w:pPr>
       <w:r>
-        <w:t xml:space="preserve">Groq. (2026). </w:t>
+        <w:t xml:space="preserve">Cummins, C., Wasti, B., Guo, J., Cui, B., Ansel, J., Gomez, S., … &amp; Leather, H. (2022). CompilerGym: Robust, performant compiler optimization environments for AI research. </w:t>
       </w:r>
       <w:r>
         <w:rPr>
           <w:i/>
           <w:iCs/>
         </w:rPr>
-        <w:t>GroqCloud API documentation</w:t>
-      </w:r>
-      <w:r>
-        <w:t>. https://console.groq.com/docs</w:t>
+        <w:t>Proceedings of the IEEE/ACM International Symposium on Code Generation and Optimization (CGO)</w:t>
+      </w:r>
+      <w:r>
+        <w:t>, 92–105.</w:t>
       </w:r>
     </w:p>
     <w:p>
@@ -28170,17 +28167,30 @@
         <w:jc w:val="both"/>
       </w:pPr>
       <w:r>
-        <w:t xml:space="preserve">Lattner, C., &amp; Adve, V. (2004). LLVM: A compilation framework for lifelong program analysis &amp; transformation. </w:t>
+        <w:rPr>
+          <w:highlight w:val="yellow"/>
+        </w:rPr>
+        <w:t>de Moura, L., &amp; Bjø</w:t>
+      </w:r>
+      <w:r>
+        <w:rPr>
+          <w:highlight w:val="yellow"/>
+        </w:rPr>
+        <w:t xml:space="preserve">rner, N. (2008). Z3: An efficient SMT solver. </w:t>
       </w:r>
       <w:r>
         <w:rPr>
           <w:i/>
           <w:iCs/>
-        </w:rPr>
-        <w:t>Proceedings of the IEEE/ACM International Symposium on Code Generation and Optimization (CGO)</w:t>
-      </w:r>
-      <w:r>
-        <w:t>, 75–86.</w:t>
+          <w:highlight w:val="yellow"/>
+        </w:rPr>
+        <w:t>Proceedings of the International Conference on Tools and Algorithms for the Construction and Analysis of Systems (TACAS)</w:t>
+      </w:r>
+      <w:r>
+        <w:rPr>
+          <w:highlight w:val="yellow"/>
+        </w:rPr>
+        <w:t>, 337–340.</w:t>
       </w:r>
     </w:p>
     <w:p>
@@ -28191,17 +28201,17 @@
         <w:jc w:val="both"/>
       </w:pPr>
       <w:r>
-        <w:t xml:space="preserve">Massalin, H. (1987). Superoptimizer: A look at the smallest program. </w:t>
+        <w:t xml:space="preserve">Lattner, C., &amp; Adve, V. (2004). LLVM: A compilation framework for lifelong program analysis &amp; transformation. </w:t>
       </w:r>
       <w:r>
         <w:rPr>
           <w:i/>
           <w:iCs/>
         </w:rPr>
-        <w:t>Proceedings of the 2nd International Conference on Architectural Support for Programming Languages and Operating Systems (ASPLOS)</w:t>
-      </w:r>
-      <w:r>
-        <w:t>, 122–126.</w:t>
+        <w:t>Proceedings of the IEEE/ACM International Symposium on Code Generation and Optimization (CGO)</w:t>
+      </w:r>
+      <w:r>
+        <w:t>, 75–86.</w:t>
       </w:r>
     </w:p>
     <w:p>
@@ -28212,17 +28222,17 @@
         <w:jc w:val="both"/>
       </w:pPr>
       <w:r>
-        <w:t xml:space="preserve">Muchnick, S. S. (1997). </w:t>
+        <w:t xml:space="preserve">Massalin, H. (1987). Superoptimizer: A look at the smallest program. </w:t>
       </w:r>
       <w:r>
         <w:rPr>
           <w:i/>
           <w:iCs/>
         </w:rPr>
-        <w:t>Advanced Compiler Design and Implementation</w:t>
-      </w:r>
-      <w:r>
-        <w:t>. Morgan Kaufmann.</w:t>
+        <w:t>Proceedings of the 2nd International Conference on Architectural Support for Programming Languages and Operating Systems (ASPLOS)</w:t>
+      </w:r>
+      <w:r>
+        <w:t>, 122–126.</w:t>
       </w:r>
     </w:p>
     <w:p>
@@ -28254,17 +28264,17 @@
         <w:jc w:val="both"/>
       </w:pPr>
       <w:r>
-        <w:t xml:space="preserve">Ollama. (2026). </w:t>
+        <w:t xml:space="preserve">Phothilimthana, P. M., Thakur, A., Bodik, R., &amp; Dhurjati, D. (2016). Scaling up superoptimization. </w:t>
       </w:r>
       <w:r>
         <w:rPr>
           <w:i/>
           <w:iCs/>
         </w:rPr>
-        <w:t>Ollama: Run large language models locally</w:t>
-      </w:r>
-      <w:r>
-        <w:t>. https://ollama.com</w:t>
+        <w:t>Proceedings of the 21st International Conference on Architectural Support for Programming Languages and Operating Systems (ASPLOS)</w:t>
+      </w:r>
+      <w:r>
+        <w:t>, 297–310.</w:t>
       </w:r>
     </w:p>
     <w:p>
@@ -28275,24 +28285,32 @@
         <w:jc w:val="both"/>
       </w:pPr>
       <w:r>
-        <w:rPr>
-          <w:highlight w:val="yellow"/>
-        </w:rPr>
-        <w:t xml:space="preserve">open-r1. (2025). </w:t>
+        <w:lastRenderedPageBreak/>
+        <w:t xml:space="preserve">Pnueli, A., Siegel, M., &amp; Singerman, E. (1998). Translation validation. </w:t>
       </w:r>
       <w:r>
         <w:rPr>
           <w:i/>
           <w:iCs/>
-          <w:highlight w:val="yellow"/>
-        </w:rPr>
-        <w:t>codeforces-submissions</w:t>
-      </w:r>
-      <w:r>
-        <w:rPr>
-          <w:highlight w:val="yellow"/>
-        </w:rPr>
-        <w:t xml:space="preserve"> [Data set]. Hugging Face. https://huggingface.co/datasets/open-r1/codeforces-submissions</w:t>
+        </w:rPr>
+        <w:t>Proceedings of the International Conference on Tools and Algorithms for the Construction and Analysis of Systems (TACAS)</w:t>
+      </w:r>
+      <w:r>
+        <w:t>, 151–166.</w:t>
+      </w:r>
+    </w:p>
+    <w:p>
+      <w:pPr>
+        <w:pStyle w:val="BodyText"/>
+        <w:keepNext/>
+        <w:spacing w:before="200" w:after="80" w:line="276" w:lineRule="auto"/>
+      </w:pPr>
+      <w:r>
+        <w:rPr>
+          <w:b/>
+          <w:bCs/>
+        </w:rPr>
+        <w:t>Books:</w:t>
       </w:r>
     </w:p>
     <w:p>
@@ -28303,17 +28321,17 @@
         <w:jc w:val="both"/>
       </w:pPr>
       <w:r>
-        <w:t xml:space="preserve">Phothilimthana, P. M., Thakur, A., Bodik, R., &amp; Dhurjati, D. (2016). Scaling up superoptimization. </w:t>
+        <w:t xml:space="preserve">Aho, A. V., Lam, M. S., Sethi, R., &amp; Ullman, J. D. (2006). </w:t>
       </w:r>
       <w:r>
         <w:rPr>
           <w:i/>
           <w:iCs/>
         </w:rPr>
-        <w:t>Proceedings of the 21st International Conference on Architectural Support for Programming Languages and Operating Systems (ASPLOS)</w:t>
-      </w:r>
-      <w:r>
-        <w:t>, 297–310.</w:t>
+        <w:t>Compilers: Principles, Techniques, and Tools</w:t>
+      </w:r>
+      <w:r>
+        <w:t xml:space="preserve"> (2nd ed.). Pearson.</w:t>
       </w:r>
     </w:p>
     <w:p>
@@ -28324,18 +28342,17 @@
         <w:jc w:val="both"/>
       </w:pPr>
       <w:r>
-        <w:lastRenderedPageBreak/>
-        <w:t xml:space="preserve">Pnueli, A., Siegel, M., &amp; Singerman, E. (1998). Translation validation. </w:t>
+        <w:t xml:space="preserve">Muchnick, S. S. (1997). </w:t>
       </w:r>
       <w:r>
         <w:rPr>
           <w:i/>
           <w:iCs/>
         </w:rPr>
-        <w:t>Proceedings of the International Conference on Tools and Algorithms for the Construction and Analysis of Systems (TACAS)</w:t>
-      </w:r>
-      <w:r>
-        <w:t>, 151–166.</w:t>
+        <w:t>Advanced Compiler Design and Implementation</w:t>
+      </w:r>
+      <w:r>
+        <w:t>. Morgan Kaufmann.</w:t>
       </w:r>
     </w:p>
     <w:p>
@@ -28346,17 +28363,31 @@
         <w:jc w:val="both"/>
       </w:pPr>
       <w:r>
-        <w:t xml:space="preserve">Rozière, B., Gehring, J., Gloeckle, F., Sootla, S., Gat, I., Tan, X. E., … &amp; Synnaeve, G. (2023). Code Llama: Open foundation models for code. </w:t>
+        <w:t xml:space="preserve">Stallman, R. M., &amp; the GCC Developer Community. (2023). </w:t>
       </w:r>
       <w:r>
         <w:rPr>
           <w:i/>
           <w:iCs/>
         </w:rPr>
-        <w:t>arXiv preprint arXiv:2308.12950</w:t>
-      </w:r>
-      <w:r>
-        <w:t>.</w:t>
+        <w:t>Using the GNU Compiler Collection (GCC 13)</w:t>
+      </w:r>
+      <w:r>
+        <w:t>. Free Software Foundation.</w:t>
+      </w:r>
+    </w:p>
+    <w:p>
+      <w:pPr>
+        <w:pStyle w:val="BodyText"/>
+        <w:keepNext/>
+        <w:spacing w:before="200" w:after="80" w:line="276" w:lineRule="auto"/>
+      </w:pPr>
+      <w:r>
+        <w:rPr>
+          <w:b/>
+          <w:bCs/>
+        </w:rPr>
+        <w:t>Web links:</w:t>
       </w:r>
     </w:p>
     <w:p>
@@ -28364,20 +28395,19 @@
         <w:pStyle w:val="BodyText"/>
         <w:spacing w:line="276" w:lineRule="auto"/>
         <w:ind w:left="720" w:hanging="720"/>
-        <w:jc w:val="both"/>
-      </w:pPr>
-      <w:r>
-        <w:t xml:space="preserve">Stallman, R. M., &amp; the GCC Developer Community. (2023). </w:t>
+      </w:pPr>
+      <w:r>
+        <w:t xml:space="preserve">Groq. (2026). </w:t>
       </w:r>
       <w:r>
         <w:rPr>
           <w:i/>
           <w:iCs/>
         </w:rPr>
-        <w:t>Using the GNU Compiler Collection (GCC 13)</w:t>
-      </w:r>
-      <w:r>
-        <w:t>. Free Software Foundation.</w:t>
+        <w:t>GroqCloud API documentation</w:t>
+      </w:r>
+      <w:r>
+        <w:t>. https://console.groq.com/docs</w:t>
       </w:r>
     </w:p>
     <w:p>
@@ -28385,20 +28415,46 @@
         <w:pStyle w:val="BodyText"/>
         <w:spacing w:line="276" w:lineRule="auto"/>
         <w:ind w:left="720" w:hanging="720"/>
-        <w:jc w:val="both"/>
-      </w:pPr>
-      <w:r>
-        <w:t xml:space="preserve">Wu, Q., Bansal, G., Zhang, J., Wu, Y., Li, B., Zhu, E., … &amp; Wang, C. (2023). AutoGen: Enabling next-gen LLM applications via multi-agent conversation. </w:t>
+      </w:pPr>
+      <w:r>
+        <w:t xml:space="preserve">Ollama. (2026). </w:t>
       </w:r>
       <w:r>
         <w:rPr>
           <w:i/>
           <w:iCs/>
         </w:rPr>
-        <w:t>arXiv preprint arXiv:2308.08155</w:t>
-      </w:r>
-      <w:r>
-        <w:t>.</w:t>
+        <w:t>Ollama: Run large language models locally</w:t>
+      </w:r>
+      <w:r>
+        <w:t>. https://ollama.com</w:t>
+      </w:r>
+    </w:p>
+    <w:p>
+      <w:pPr>
+        <w:pStyle w:val="BodyText"/>
+        <w:spacing w:line="276" w:lineRule="auto"/>
+        <w:ind w:left="720" w:hanging="720"/>
+      </w:pPr>
+      <w:r>
+        <w:rPr>
+          <w:highlight w:val="yellow"/>
+        </w:rPr>
+        <w:t xml:space="preserve">open-r1. (2025). </w:t>
+      </w:r>
+      <w:r>
+        <w:rPr>
+          <w:i/>
+          <w:iCs/>
+          <w:highlight w:val="yellow"/>
+        </w:rPr>
+        <w:t>codeforces-submissions</w:t>
+      </w:r>
+      <w:r>
+        <w:rPr>
+          <w:highlight w:val="yellow"/>
+        </w:rPr>
+        <w:t xml:space="preserve"> [Data set]. Hugging Face. https://huggingface.co/datasets/open-r1/codeforces-submissions</w:t>
       </w:r>
     </w:p>
     <w:sectPr>
@@ -28493,7 +28549,7 @@
   <w:abstractNum w:abstractNumId="0" w15:restartNumberingAfterBreak="0">
     <w:nsid w:val="0000A990"/>
     <w:multiLevelType w:val="multilevel"/>
-    <w:tmpl w:val="14126834"/>
+    <w:tmpl w:val="E7462494"/>
     <w:lvl w:ilvl="0">
       <w:numFmt w:val="bullet"/>
       <w:lvlText w:val=" "/>
@@ -28570,7 +28626,7 @@
   <w:abstractNum w:abstractNumId="1" w15:restartNumberingAfterBreak="0">
     <w:nsid w:val="0000A991"/>
     <w:multiLevelType w:val="multilevel"/>
-    <w:tmpl w:val="433CB6B0"/>
+    <w:tmpl w:val="608C6D34"/>
     <w:lvl w:ilvl="0">
       <w:numFmt w:val="bullet"/>
       <w:lvlText w:val=""/>
@@ -28674,7 +28730,7 @@
   <w:abstractNum w:abstractNumId="2" w15:restartNumberingAfterBreak="0">
     <w:nsid w:val="00A99201"/>
     <w:multiLevelType w:val="multilevel"/>
-    <w:tmpl w:val="C53AD3B2"/>
+    <w:tmpl w:val="4F6C3EC0"/>
     <w:lvl w:ilvl="0">
       <w:start w:val="1"/>
       <w:numFmt w:val="decimal"/>
@@ -28757,16 +28813,16 @@
       </w:pPr>
     </w:lvl>
   </w:abstractNum>
-  <w:num w:numId="1" w16cid:durableId="820000694">
+  <w:num w:numId="1" w16cid:durableId="1971205804">
     <w:abstractNumId w:val="0"/>
   </w:num>
-  <w:num w:numId="2" w16cid:durableId="1810901940">
+  <w:num w:numId="2" w16cid:durableId="1495685853">
     <w:abstractNumId w:val="1"/>
   </w:num>
-  <w:num w:numId="3" w16cid:durableId="1842891712">
+  <w:num w:numId="3" w16cid:durableId="886379529">
     <w:abstractNumId w:val="1"/>
   </w:num>
-  <w:num w:numId="4" w16cid:durableId="401756238">
+  <w:num w:numId="4" w16cid:durableId="1794010526">
     <w:abstractNumId w:val="2"/>
     <w:lvlOverride w:ilvl="0">
       <w:startOverride w:val="1"/>
@@ -28796,7 +28852,7 @@
       <w:startOverride w:val="1"/>
     </w:lvlOverride>
   </w:num>
-  <w:num w:numId="5" w16cid:durableId="1943800873">
+  <w:num w:numId="5" w16cid:durableId="1977753609">
     <w:abstractNumId w:val="2"/>
     <w:lvlOverride w:ilvl="0">
       <w:startOverride w:val="1"/>
@@ -28826,7 +28882,7 @@
       <w:startOverride w:val="1"/>
     </w:lvlOverride>
   </w:num>
-  <w:num w:numId="6" w16cid:durableId="124929344">
+  <w:num w:numId="6" w16cid:durableId="983702018">
     <w:abstractNumId w:val="2"/>
     <w:lvlOverride w:ilvl="0">
       <w:startOverride w:val="1"/>
@@ -28856,7 +28912,7 @@
       <w:startOverride w:val="1"/>
     </w:lvlOverride>
   </w:num>
-  <w:num w:numId="7" w16cid:durableId="433598477">
+  <w:num w:numId="7" w16cid:durableId="1450515379">
     <w:abstractNumId w:val="2"/>
     <w:lvlOverride w:ilvl="0">
       <w:startOverride w:val="1"/>
@@ -28886,13 +28942,13 @@
       <w:startOverride w:val="1"/>
     </w:lvlOverride>
   </w:num>
-  <w:num w:numId="8" w16cid:durableId="664357612">
+  <w:num w:numId="8" w16cid:durableId="1861817685">
     <w:abstractNumId w:val="1"/>
   </w:num>
-  <w:num w:numId="9" w16cid:durableId="192770336">
+  <w:num w:numId="9" w16cid:durableId="981344931">
     <w:abstractNumId w:val="1"/>
   </w:num>
-  <w:num w:numId="10" w16cid:durableId="110705314">
+  <w:num w:numId="10" w16cid:durableId="1749569054">
     <w:abstractNumId w:val="1"/>
   </w:num>
 </w:numbering>
@@ -30126,7 +30182,7 @@
     <w:next w:val="Normal"/>
     <w:autoRedefine/>
     <w:uiPriority w:val="39"/>
-    <w:rsid w:val="00725424"/>
+    <w:rsid w:val="00C20C38"/>
     <w:pPr>
       <w:spacing w:after="100"/>
     </w:pPr>
@@ -30137,7 +30193,7 @@
     <w:next w:val="Normal"/>
     <w:autoRedefine/>
     <w:uiPriority w:val="39"/>
-    <w:rsid w:val="00725424"/>
+    <w:rsid w:val="00C20C38"/>
     <w:pPr>
       <w:spacing w:after="100"/>
       <w:ind w:left="240"/>
@@ -30149,7 +30205,7 @@
     <w:next w:val="Normal"/>
     <w:autoRedefine/>
     <w:uiPriority w:val="39"/>
-    <w:rsid w:val="00725424"/>
+    <w:rsid w:val="00C20C38"/>
     <w:pPr>
       <w:spacing w:after="100"/>
       <w:ind w:left="480"/>

--- a/project_report_24bce2972_review3.docx
+++ b/project_report_24bce2972_review3.docx
@@ -13,7 +13,7 @@
           <w:noProof/>
         </w:rPr>
         <w:drawing>
-          <wp:inline distT="0" distB="0" distL="0" distR="0" wp14:anchorId="6A6ADCD9" wp14:editId="20A76067">
+          <wp:inline distT="0" distB="0" distL="0" distR="0" wp14:anchorId="60327AA5" wp14:editId="0B97E7E2">
             <wp:extent cx="2400300" cy="664114"/>
             <wp:effectExtent l="0" t="0" r="0" b="0"/>
             <wp:docPr id="10" name="Picture" descr="image"/>
@@ -404,7 +404,7 @@
       <w:r>
         <w:fldChar w:fldCharType="separate"/>
       </w:r>
-      <w:hyperlink w:anchor="_Toc242796411" w:history="1">
+      <w:hyperlink w:anchor="_Toc242798184" w:history="1">
         <w:r>
           <w:rPr>
             <w:rStyle w:val="Hyperlink"/>
@@ -431,7 +431,7 @@
             <w:noProof/>
             <w:webHidden/>
           </w:rPr>
-          <w:instrText xml:space="preserve"> PAGEREF _Toc242796411 \h </w:instrText>
+          <w:instrText xml:space="preserve"> PAGEREF _Toc242798184 \h </w:instrText>
         </w:r>
         <w:r>
           <w:rPr>
@@ -477,7 +477,7 @@
           <w14:ligatures w14:val="standardContextual"/>
         </w:rPr>
       </w:pPr>
-      <w:hyperlink w:anchor="_Toc242796412" w:history="1">
+      <w:hyperlink w:anchor="_Toc242798185" w:history="1">
         <w:r>
           <w:rPr>
             <w:rStyle w:val="Hyperlink"/>
@@ -505,7 +505,7 @@
             <w:noProof/>
             <w:webHidden/>
           </w:rPr>
-          <w:instrText xml:space="preserve"> PAGEREF _Toc242796412 \h </w:instrText>
+          <w:instrText xml:space="preserve"> PAGEREF _Toc242798185 \h </w:instrText>
         </w:r>
         <w:r>
           <w:rPr>
@@ -551,7 +551,7 @@
           <w14:ligatures w14:val="standardContextual"/>
         </w:rPr>
       </w:pPr>
-      <w:hyperlink w:anchor="_Toc242796413" w:history="1">
+      <w:hyperlink w:anchor="_Toc242798186" w:history="1">
         <w:r>
           <w:rPr>
             <w:rStyle w:val="Hyperlink"/>
@@ -579,7 +579,7 @@
             <w:noProof/>
             <w:webHidden/>
           </w:rPr>
-          <w:instrText xml:space="preserve"> PAGEREF _Toc242796413 \h </w:instrText>
+          <w:instrText xml:space="preserve"> PAGEREF _Toc242798186 \h </w:instrText>
         </w:r>
         <w:r>
           <w:rPr>
@@ -625,7 +625,7 @@
           <w14:ligatures w14:val="standardContextual"/>
         </w:rPr>
       </w:pPr>
-      <w:hyperlink w:anchor="_Toc242796414" w:history="1">
+      <w:hyperlink w:anchor="_Toc242798187" w:history="1">
         <w:r>
           <w:rPr>
             <w:rStyle w:val="Hyperlink"/>
@@ -653,7 +653,7 @@
             <w:noProof/>
             <w:webHidden/>
           </w:rPr>
-          <w:instrText xml:space="preserve"> PAGEREF _Toc242796414 \h </w:instrText>
+          <w:instrText xml:space="preserve"> PAGEREF _Toc242798187 \h </w:instrText>
         </w:r>
         <w:r>
           <w:rPr>
@@ -699,7 +699,7 @@
           <w14:ligatures w14:val="standardContextual"/>
         </w:rPr>
       </w:pPr>
-      <w:hyperlink w:anchor="_Toc242796415" w:history="1">
+      <w:hyperlink w:anchor="_Toc242798188" w:history="1">
         <w:r>
           <w:rPr>
             <w:rStyle w:val="Hyperlink"/>
@@ -726,7 +726,7 @@
             <w:noProof/>
             <w:webHidden/>
           </w:rPr>
-          <w:instrText xml:space="preserve"> PAGEREF _Toc242796415 \h </w:instrText>
+          <w:instrText xml:space="preserve"> PAGEREF _Toc242798188 \h </w:instrText>
         </w:r>
         <w:r>
           <w:rPr>
@@ -772,7 +772,7 @@
           <w14:ligatures w14:val="standardContextual"/>
         </w:rPr>
       </w:pPr>
-      <w:hyperlink w:anchor="_Toc242796416" w:history="1">
+      <w:hyperlink w:anchor="_Toc242798189" w:history="1">
         <w:r>
           <w:rPr>
             <w:rStyle w:val="Hyperlink"/>
@@ -800,7 +800,7 @@
             <w:noProof/>
             <w:webHidden/>
           </w:rPr>
-          <w:instrText xml:space="preserve"> PAGEREF _Toc242796416 \h </w:instrText>
+          <w:instrText xml:space="preserve"> PAGEREF _Toc242798189 \h </w:instrText>
         </w:r>
         <w:r>
           <w:rPr>
@@ -846,7 +846,7 @@
           <w14:ligatures w14:val="standardContextual"/>
         </w:rPr>
       </w:pPr>
-      <w:hyperlink w:anchor="_Toc242796417" w:history="1">
+      <w:hyperlink w:anchor="_Toc242798190" w:history="1">
         <w:r>
           <w:rPr>
             <w:rStyle w:val="Hyperlink"/>
@@ -873,7 +873,7 @@
             <w:noProof/>
             <w:webHidden/>
           </w:rPr>
-          <w:instrText xml:space="preserve"> PAGEREF _Toc242796417 \h </w:instrText>
+          <w:instrText xml:space="preserve"> PAGEREF _Toc242798190 \h </w:instrText>
         </w:r>
         <w:r>
           <w:rPr>
@@ -919,7 +919,7 @@
           <w14:ligatures w14:val="standardContextual"/>
         </w:rPr>
       </w:pPr>
-      <w:hyperlink w:anchor="_Toc242796418" w:history="1">
+      <w:hyperlink w:anchor="_Toc242798191" w:history="1">
         <w:r>
           <w:rPr>
             <w:rStyle w:val="Hyperlink"/>
@@ -946,7 +946,7 @@
             <w:noProof/>
             <w:webHidden/>
           </w:rPr>
-          <w:instrText xml:space="preserve"> PAGEREF _Toc242796418 \h </w:instrText>
+          <w:instrText xml:space="preserve"> PAGEREF _Toc242798191 \h </w:instrText>
         </w:r>
         <w:r>
           <w:rPr>
@@ -992,7 +992,7 @@
           <w14:ligatures w14:val="standardContextual"/>
         </w:rPr>
       </w:pPr>
-      <w:hyperlink w:anchor="_Toc242796419" w:history="1">
+      <w:hyperlink w:anchor="_Toc242798192" w:history="1">
         <w:r>
           <w:rPr>
             <w:rStyle w:val="Hyperlink"/>
@@ -1019,7 +1019,7 @@
             <w:noProof/>
             <w:webHidden/>
           </w:rPr>
-          <w:instrText xml:space="preserve"> PAGEREF _Toc242796419 \h </w:instrText>
+          <w:instrText xml:space="preserve"> PAGEREF _Toc242798192 \h </w:instrText>
         </w:r>
         <w:r>
           <w:rPr>
@@ -1065,7 +1065,7 @@
           <w14:ligatures w14:val="standardContextual"/>
         </w:rPr>
       </w:pPr>
-      <w:hyperlink w:anchor="_Toc242796420" w:history="1">
+      <w:hyperlink w:anchor="_Toc242798193" w:history="1">
         <w:r>
           <w:rPr>
             <w:rStyle w:val="Hyperlink"/>
@@ -1092,7 +1092,7 @@
             <w:noProof/>
             <w:webHidden/>
           </w:rPr>
-          <w:instrText xml:space="preserve"> PAGEREF _Toc242796420 \h </w:instrText>
+          <w:instrText xml:space="preserve"> PAGEREF _Toc242798193 \h </w:instrText>
         </w:r>
         <w:r>
           <w:rPr>
@@ -1138,7 +1138,7 @@
           <w14:ligatures w14:val="standardContextual"/>
         </w:rPr>
       </w:pPr>
-      <w:hyperlink w:anchor="_Toc242796421" w:history="1">
+      <w:hyperlink w:anchor="_Toc242798194" w:history="1">
         <w:r>
           <w:rPr>
             <w:rStyle w:val="Hyperlink"/>
@@ -1165,7 +1165,7 @@
             <w:noProof/>
             <w:webHidden/>
           </w:rPr>
-          <w:instrText xml:space="preserve"> PAGEREF _Toc242796421 \h </w:instrText>
+          <w:instrText xml:space="preserve"> PAGEREF _Toc242798194 \h </w:instrText>
         </w:r>
         <w:r>
           <w:rPr>
@@ -1211,7 +1211,7 @@
           <w14:ligatures w14:val="standardContextual"/>
         </w:rPr>
       </w:pPr>
-      <w:hyperlink w:anchor="_Toc242796422" w:history="1">
+      <w:hyperlink w:anchor="_Toc242798195" w:history="1">
         <w:r>
           <w:rPr>
             <w:rStyle w:val="Hyperlink"/>
@@ -1239,7 +1239,7 @@
             <w:noProof/>
             <w:webHidden/>
           </w:rPr>
-          <w:instrText xml:space="preserve"> PAGEREF _Toc242796422 \h </w:instrText>
+          <w:instrText xml:space="preserve"> PAGEREF _Toc242798195 \h </w:instrText>
         </w:r>
         <w:r>
           <w:rPr>
@@ -1285,7 +1285,7 @@
           <w14:ligatures w14:val="standardContextual"/>
         </w:rPr>
       </w:pPr>
-      <w:hyperlink w:anchor="_Toc242796423" w:history="1">
+      <w:hyperlink w:anchor="_Toc242798196" w:history="1">
         <w:r>
           <w:rPr>
             <w:rStyle w:val="Hyperlink"/>
@@ -1313,7 +1313,7 @@
             <w:noProof/>
             <w:webHidden/>
           </w:rPr>
-          <w:instrText xml:space="preserve"> PAGEREF _Toc242796423 \h </w:instrText>
+          <w:instrText xml:space="preserve"> PAGEREF _Toc242798196 \h </w:instrText>
         </w:r>
         <w:r>
           <w:rPr>
@@ -1359,7 +1359,7 @@
           <w14:ligatures w14:val="standardContextual"/>
         </w:rPr>
       </w:pPr>
-      <w:hyperlink w:anchor="_Toc242796424" w:history="1">
+      <w:hyperlink w:anchor="_Toc242798197" w:history="1">
         <w:r>
           <w:rPr>
             <w:rStyle w:val="Hyperlink"/>
@@ -1387,7 +1387,7 @@
             <w:noProof/>
             <w:webHidden/>
           </w:rPr>
-          <w:instrText xml:space="preserve"> PAGEREF _Toc242796424 \h </w:instrText>
+          <w:instrText xml:space="preserve"> PAGEREF _Toc242798197 \h </w:instrText>
         </w:r>
         <w:r>
           <w:rPr>
@@ -1433,7 +1433,7 @@
           <w14:ligatures w14:val="standardContextual"/>
         </w:rPr>
       </w:pPr>
-      <w:hyperlink w:anchor="_Toc242796425" w:history="1">
+      <w:hyperlink w:anchor="_Toc242798198" w:history="1">
         <w:r>
           <w:rPr>
             <w:rStyle w:val="Hyperlink"/>
@@ -1461,7 +1461,7 @@
             <w:noProof/>
             <w:webHidden/>
           </w:rPr>
-          <w:instrText xml:space="preserve"> PAGEREF _Toc242796425 \h </w:instrText>
+          <w:instrText xml:space="preserve"> PAGEREF _Toc242798198 \h </w:instrText>
         </w:r>
         <w:r>
           <w:rPr>
@@ -1507,7 +1507,7 @@
           <w14:ligatures w14:val="standardContextual"/>
         </w:rPr>
       </w:pPr>
-      <w:hyperlink w:anchor="_Toc242796426" w:history="1">
+      <w:hyperlink w:anchor="_Toc242798199" w:history="1">
         <w:r>
           <w:rPr>
             <w:rStyle w:val="Hyperlink"/>
@@ -1534,7 +1534,7 @@
             <w:noProof/>
             <w:webHidden/>
           </w:rPr>
-          <w:instrText xml:space="preserve"> PAGEREF _Toc242796426 \h </w:instrText>
+          <w:instrText xml:space="preserve"> PAGEREF _Toc242798199 \h </w:instrText>
         </w:r>
         <w:r>
           <w:rPr>
@@ -1580,7 +1580,7 @@
           <w14:ligatures w14:val="standardContextual"/>
         </w:rPr>
       </w:pPr>
-      <w:hyperlink w:anchor="_Toc242796427" w:history="1">
+      <w:hyperlink w:anchor="_Toc242798200" w:history="1">
         <w:r>
           <w:rPr>
             <w:rStyle w:val="Hyperlink"/>
@@ -1608,7 +1608,7 @@
             <w:noProof/>
             <w:webHidden/>
           </w:rPr>
-          <w:instrText xml:space="preserve"> PAGEREF _Toc242796427 \h </w:instrText>
+          <w:instrText xml:space="preserve"> PAGEREF _Toc242798200 \h </w:instrText>
         </w:r>
         <w:r>
           <w:rPr>
@@ -1654,7 +1654,7 @@
           <w14:ligatures w14:val="standardContextual"/>
         </w:rPr>
       </w:pPr>
-      <w:hyperlink w:anchor="_Toc242796428" w:history="1">
+      <w:hyperlink w:anchor="_Toc242798201" w:history="1">
         <w:r>
           <w:rPr>
             <w:rStyle w:val="Hyperlink"/>
@@ -1681,7 +1681,7 @@
             <w:noProof/>
             <w:webHidden/>
           </w:rPr>
-          <w:instrText xml:space="preserve"> PAGEREF _Toc242796428 \h </w:instrText>
+          <w:instrText xml:space="preserve"> PAGEREF _Toc242798201 \h </w:instrText>
         </w:r>
         <w:r>
           <w:rPr>
@@ -1727,7 +1727,7 @@
           <w14:ligatures w14:val="standardContextual"/>
         </w:rPr>
       </w:pPr>
-      <w:hyperlink w:anchor="_Toc242796429" w:history="1">
+      <w:hyperlink w:anchor="_Toc242798202" w:history="1">
         <w:r>
           <w:rPr>
             <w:rStyle w:val="Hyperlink"/>
@@ -1754,7 +1754,7 @@
             <w:noProof/>
             <w:webHidden/>
           </w:rPr>
-          <w:instrText xml:space="preserve"> PAGEREF _Toc242796429 \h </w:instrText>
+          <w:instrText xml:space="preserve"> PAGEREF _Toc242798202 \h </w:instrText>
         </w:r>
         <w:r>
           <w:rPr>
@@ -1800,7 +1800,7 @@
           <w14:ligatures w14:val="standardContextual"/>
         </w:rPr>
       </w:pPr>
-      <w:hyperlink w:anchor="_Toc242796430" w:history="1">
+      <w:hyperlink w:anchor="_Toc242798203" w:history="1">
         <w:r>
           <w:rPr>
             <w:rStyle w:val="Hyperlink"/>
@@ -1828,7 +1828,7 @@
             <w:noProof/>
             <w:webHidden/>
           </w:rPr>
-          <w:instrText xml:space="preserve"> PAGEREF _Toc242796430 \h </w:instrText>
+          <w:instrText xml:space="preserve"> PAGEREF _Toc242798203 \h </w:instrText>
         </w:r>
         <w:r>
           <w:rPr>
@@ -1874,7 +1874,7 @@
           <w14:ligatures w14:val="standardContextual"/>
         </w:rPr>
       </w:pPr>
-      <w:hyperlink w:anchor="_Toc242796431" w:history="1">
+      <w:hyperlink w:anchor="_Toc242798204" w:history="1">
         <w:r>
           <w:rPr>
             <w:rStyle w:val="Hyperlink"/>
@@ -1901,7 +1901,7 @@
             <w:noProof/>
             <w:webHidden/>
           </w:rPr>
-          <w:instrText xml:space="preserve"> PAGEREF _Toc242796431 \h </w:instrText>
+          <w:instrText xml:space="preserve"> PAGEREF _Toc242798204 \h </w:instrText>
         </w:r>
         <w:r>
           <w:rPr>
@@ -1947,7 +1947,7 @@
           <w14:ligatures w14:val="standardContextual"/>
         </w:rPr>
       </w:pPr>
-      <w:hyperlink w:anchor="_Toc242796432" w:history="1">
+      <w:hyperlink w:anchor="_Toc242798205" w:history="1">
         <w:r>
           <w:rPr>
             <w:rStyle w:val="Hyperlink"/>
@@ -1974,7 +1974,7 @@
             <w:noProof/>
             <w:webHidden/>
           </w:rPr>
-          <w:instrText xml:space="preserve"> PAGEREF _Toc242796432 \h </w:instrText>
+          <w:instrText xml:space="preserve"> PAGEREF _Toc242798205 \h </w:instrText>
         </w:r>
         <w:r>
           <w:rPr>
@@ -2020,7 +2020,7 @@
           <w14:ligatures w14:val="standardContextual"/>
         </w:rPr>
       </w:pPr>
-      <w:hyperlink w:anchor="_Toc242796433" w:history="1">
+      <w:hyperlink w:anchor="_Toc242798206" w:history="1">
         <w:r>
           <w:rPr>
             <w:rStyle w:val="Hyperlink"/>
@@ -2047,7 +2047,7 @@
             <w:noProof/>
             <w:webHidden/>
           </w:rPr>
-          <w:instrText xml:space="preserve"> PAGEREF _Toc242796433 \h </w:instrText>
+          <w:instrText xml:space="preserve"> PAGEREF _Toc242798206 \h </w:instrText>
         </w:r>
         <w:r>
           <w:rPr>
@@ -2093,7 +2093,7 @@
           <w14:ligatures w14:val="standardContextual"/>
         </w:rPr>
       </w:pPr>
-      <w:hyperlink w:anchor="_Toc242796434" w:history="1">
+      <w:hyperlink w:anchor="_Toc242798207" w:history="1">
         <w:r>
           <w:rPr>
             <w:rStyle w:val="Hyperlink"/>
@@ -2121,7 +2121,7 @@
             <w:noProof/>
             <w:webHidden/>
           </w:rPr>
-          <w:instrText xml:space="preserve"> PAGEREF _Toc242796434 \h </w:instrText>
+          <w:instrText xml:space="preserve"> PAGEREF _Toc242798207 \h </w:instrText>
         </w:r>
         <w:r>
           <w:rPr>
@@ -2167,7 +2167,7 @@
           <w14:ligatures w14:val="standardContextual"/>
         </w:rPr>
       </w:pPr>
-      <w:hyperlink w:anchor="_Toc242796435" w:history="1">
+      <w:hyperlink w:anchor="_Toc242798208" w:history="1">
         <w:r>
           <w:rPr>
             <w:rStyle w:val="Hyperlink"/>
@@ -2195,7 +2195,7 @@
             <w:noProof/>
             <w:webHidden/>
           </w:rPr>
-          <w:instrText xml:space="preserve"> PAGEREF _Toc242796435 \h </w:instrText>
+          <w:instrText xml:space="preserve"> PAGEREF _Toc242798208 \h </w:instrText>
         </w:r>
         <w:r>
           <w:rPr>
@@ -2241,7 +2241,7 @@
           <w14:ligatures w14:val="standardContextual"/>
         </w:rPr>
       </w:pPr>
-      <w:hyperlink w:anchor="_Toc242796436" w:history="1">
+      <w:hyperlink w:anchor="_Toc242798209" w:history="1">
         <w:r>
           <w:rPr>
             <w:rStyle w:val="Hyperlink"/>
@@ -2269,7 +2269,7 @@
             <w:noProof/>
             <w:webHidden/>
           </w:rPr>
-          <w:instrText xml:space="preserve"> PAGEREF _Toc242796436 \h </w:instrText>
+          <w:instrText xml:space="preserve"> PAGEREF _Toc242798209 \h </w:instrText>
         </w:r>
         <w:r>
           <w:rPr>
@@ -2315,7 +2315,7 @@
           <w14:ligatures w14:val="standardContextual"/>
         </w:rPr>
       </w:pPr>
-      <w:hyperlink w:anchor="_Toc242796437" w:history="1">
+      <w:hyperlink w:anchor="_Toc242798210" w:history="1">
         <w:r>
           <w:rPr>
             <w:rStyle w:val="Hyperlink"/>
@@ -2342,7 +2342,7 @@
             <w:noProof/>
             <w:webHidden/>
           </w:rPr>
-          <w:instrText xml:space="preserve"> PAGEREF _Toc242796437 \h </w:instrText>
+          <w:instrText xml:space="preserve"> PAGEREF _Toc242798210 \h </w:instrText>
         </w:r>
         <w:r>
           <w:rPr>
@@ -2388,7 +2388,7 @@
           <w14:ligatures w14:val="standardContextual"/>
         </w:rPr>
       </w:pPr>
-      <w:hyperlink w:anchor="_Toc242796438" w:history="1">
+      <w:hyperlink w:anchor="_Toc242798211" w:history="1">
         <w:r>
           <w:rPr>
             <w:rStyle w:val="Hyperlink"/>
@@ -2415,7 +2415,7 @@
             <w:noProof/>
             <w:webHidden/>
           </w:rPr>
-          <w:instrText xml:space="preserve"> PAGEREF _Toc242796438 \h </w:instrText>
+          <w:instrText xml:space="preserve"> PAGEREF _Toc242798211 \h </w:instrText>
         </w:r>
         <w:r>
           <w:rPr>
@@ -2461,7 +2461,7 @@
           <w14:ligatures w14:val="standardContextual"/>
         </w:rPr>
       </w:pPr>
-      <w:hyperlink w:anchor="_Toc242796439" w:history="1">
+      <w:hyperlink w:anchor="_Toc242798212" w:history="1">
         <w:r>
           <w:rPr>
             <w:rStyle w:val="Hyperlink"/>
@@ -2489,7 +2489,7 @@
             <w:noProof/>
             <w:webHidden/>
           </w:rPr>
-          <w:instrText xml:space="preserve"> PAGEREF _Toc242796439 \h </w:instrText>
+          <w:instrText xml:space="preserve"> PAGEREF _Toc242798212 \h </w:instrText>
         </w:r>
         <w:r>
           <w:rPr>
@@ -2535,7 +2535,7 @@
           <w14:ligatures w14:val="standardContextual"/>
         </w:rPr>
       </w:pPr>
-      <w:hyperlink w:anchor="_Toc242796440" w:history="1">
+      <w:hyperlink w:anchor="_Toc242798213" w:history="1">
         <w:r>
           <w:rPr>
             <w:rStyle w:val="Hyperlink"/>
@@ -2562,7 +2562,7 @@
             <w:noProof/>
             <w:webHidden/>
           </w:rPr>
-          <w:instrText xml:space="preserve"> PAGEREF _Toc242796440 \h </w:instrText>
+          <w:instrText xml:space="preserve"> PAGEREF _Toc242798213 \h </w:instrText>
         </w:r>
         <w:r>
           <w:rPr>
@@ -2608,7 +2608,7 @@
           <w14:ligatures w14:val="standardContextual"/>
         </w:rPr>
       </w:pPr>
-      <w:hyperlink w:anchor="_Toc242796441" w:history="1">
+      <w:hyperlink w:anchor="_Toc242798214" w:history="1">
         <w:r>
           <w:rPr>
             <w:rStyle w:val="Hyperlink"/>
@@ -2635,7 +2635,7 @@
             <w:noProof/>
             <w:webHidden/>
           </w:rPr>
-          <w:instrText xml:space="preserve"> PAGEREF _Toc242796441 \h </w:instrText>
+          <w:instrText xml:space="preserve"> PAGEREF _Toc242798214 \h </w:instrText>
         </w:r>
         <w:r>
           <w:rPr>
@@ -2681,7 +2681,7 @@
           <w14:ligatures w14:val="standardContextual"/>
         </w:rPr>
       </w:pPr>
-      <w:hyperlink w:anchor="_Toc242796442" w:history="1">
+      <w:hyperlink w:anchor="_Toc242798215" w:history="1">
         <w:r>
           <w:rPr>
             <w:rStyle w:val="Hyperlink"/>
@@ -2708,7 +2708,7 @@
             <w:noProof/>
             <w:webHidden/>
           </w:rPr>
-          <w:instrText xml:space="preserve"> PAGEREF _Toc242796442 \h </w:instrText>
+          <w:instrText xml:space="preserve"> PAGEREF _Toc242798215 \h </w:instrText>
         </w:r>
         <w:r>
           <w:rPr>
@@ -2754,7 +2754,7 @@
           <w14:ligatures w14:val="standardContextual"/>
         </w:rPr>
       </w:pPr>
-      <w:hyperlink w:anchor="_Toc242796443" w:history="1">
+      <w:hyperlink w:anchor="_Toc242798216" w:history="1">
         <w:r>
           <w:rPr>
             <w:rStyle w:val="Hyperlink"/>
@@ -2781,7 +2781,7 @@
             <w:noProof/>
             <w:webHidden/>
           </w:rPr>
-          <w:instrText xml:space="preserve"> PAGEREF _Toc242796443 \h </w:instrText>
+          <w:instrText xml:space="preserve"> PAGEREF _Toc242798216 \h </w:instrText>
         </w:r>
         <w:r>
           <w:rPr>
@@ -2827,7 +2827,7 @@
           <w14:ligatures w14:val="standardContextual"/>
         </w:rPr>
       </w:pPr>
-      <w:hyperlink w:anchor="_Toc242796444" w:history="1">
+      <w:hyperlink w:anchor="_Toc242798217" w:history="1">
         <w:r>
           <w:rPr>
             <w:rStyle w:val="Hyperlink"/>
@@ -2855,7 +2855,7 @@
             <w:noProof/>
             <w:webHidden/>
           </w:rPr>
-          <w:instrText xml:space="preserve"> PAGEREF _Toc242796444 \h </w:instrText>
+          <w:instrText xml:space="preserve"> PAGEREF _Toc242798217 \h </w:instrText>
         </w:r>
         <w:r>
           <w:rPr>
@@ -2901,7 +2901,7 @@
           <w14:ligatures w14:val="standardContextual"/>
         </w:rPr>
       </w:pPr>
-      <w:hyperlink w:anchor="_Toc242796445" w:history="1">
+      <w:hyperlink w:anchor="_Toc242798218" w:history="1">
         <w:r>
           <w:rPr>
             <w:rStyle w:val="Hyperlink"/>
@@ -2929,7 +2929,7 @@
             <w:noProof/>
             <w:webHidden/>
           </w:rPr>
-          <w:instrText xml:space="preserve"> PAGEREF _Toc242796445 \h </w:instrText>
+          <w:instrText xml:space="preserve"> PAGEREF _Toc242798218 \h </w:instrText>
         </w:r>
         <w:r>
           <w:rPr>
@@ -2975,7 +2975,7 @@
           <w14:ligatures w14:val="standardContextual"/>
         </w:rPr>
       </w:pPr>
-      <w:hyperlink w:anchor="_Toc242796446" w:history="1">
+      <w:hyperlink w:anchor="_Toc242798219" w:history="1">
         <w:r>
           <w:rPr>
             <w:rStyle w:val="Hyperlink"/>
@@ -3003,7 +3003,7 @@
             <w:noProof/>
             <w:webHidden/>
           </w:rPr>
-          <w:instrText xml:space="preserve"> PAGEREF _Toc242796446 \h </w:instrText>
+          <w:instrText xml:space="preserve"> PAGEREF _Toc242798219 \h </w:instrText>
         </w:r>
         <w:r>
           <w:rPr>
@@ -3049,7 +3049,7 @@
           <w14:ligatures w14:val="standardContextual"/>
         </w:rPr>
       </w:pPr>
-      <w:hyperlink w:anchor="_Toc242796447" w:history="1">
+      <w:hyperlink w:anchor="_Toc242798220" w:history="1">
         <w:r>
           <w:rPr>
             <w:rStyle w:val="Hyperlink"/>
@@ -3077,7 +3077,7 @@
             <w:noProof/>
             <w:webHidden/>
           </w:rPr>
-          <w:instrText xml:space="preserve"> PAGEREF _Toc242796447 \h </w:instrText>
+          <w:instrText xml:space="preserve"> PAGEREF _Toc242798220 \h </w:instrText>
         </w:r>
         <w:r>
           <w:rPr>
@@ -3123,7 +3123,7 @@
           <w14:ligatures w14:val="standardContextual"/>
         </w:rPr>
       </w:pPr>
-      <w:hyperlink w:anchor="_Toc242796448" w:history="1">
+      <w:hyperlink w:anchor="_Toc242798221" w:history="1">
         <w:r>
           <w:rPr>
             <w:rStyle w:val="Hyperlink"/>
@@ -3150,7 +3150,7 @@
             <w:noProof/>
             <w:webHidden/>
           </w:rPr>
-          <w:instrText xml:space="preserve"> PAGEREF _Toc242796448 \h </w:instrText>
+          <w:instrText xml:space="preserve"> PAGEREF _Toc242798221 \h </w:instrText>
         </w:r>
         <w:r>
           <w:rPr>
@@ -3196,7 +3196,7 @@
           <w14:ligatures w14:val="standardContextual"/>
         </w:rPr>
       </w:pPr>
-      <w:hyperlink w:anchor="_Toc242796449" w:history="1">
+      <w:hyperlink w:anchor="_Toc242798222" w:history="1">
         <w:r>
           <w:rPr>
             <w:rStyle w:val="Hyperlink"/>
@@ -3223,7 +3223,7 @@
             <w:noProof/>
             <w:webHidden/>
           </w:rPr>
-          <w:instrText xml:space="preserve"> PAGEREF _Toc242796449 \h </w:instrText>
+          <w:instrText xml:space="preserve"> PAGEREF _Toc242798222 \h </w:instrText>
         </w:r>
         <w:r>
           <w:rPr>
@@ -3269,7 +3269,7 @@
           <w14:ligatures w14:val="standardContextual"/>
         </w:rPr>
       </w:pPr>
-      <w:hyperlink w:anchor="_Toc242796450" w:history="1">
+      <w:hyperlink w:anchor="_Toc242798223" w:history="1">
         <w:r>
           <w:rPr>
             <w:rStyle w:val="Hyperlink"/>
@@ -3296,7 +3296,7 @@
             <w:noProof/>
             <w:webHidden/>
           </w:rPr>
-          <w:instrText xml:space="preserve"> PAGEREF _Toc242796450 \h </w:instrText>
+          <w:instrText xml:space="preserve"> PAGEREF _Toc242798223 \h </w:instrText>
         </w:r>
         <w:r>
           <w:rPr>
@@ -3342,7 +3342,7 @@
           <w14:ligatures w14:val="standardContextual"/>
         </w:rPr>
       </w:pPr>
-      <w:hyperlink w:anchor="_Toc242796451" w:history="1">
+      <w:hyperlink w:anchor="_Toc242798224" w:history="1">
         <w:r>
           <w:rPr>
             <w:rStyle w:val="Hyperlink"/>
@@ -3370,7 +3370,7 @@
             <w:noProof/>
             <w:webHidden/>
           </w:rPr>
-          <w:instrText xml:space="preserve"> PAGEREF _Toc242796451 \h </w:instrText>
+          <w:instrText xml:space="preserve"> PAGEREF _Toc242798224 \h </w:instrText>
         </w:r>
         <w:r>
           <w:rPr>
@@ -3416,7 +3416,7 @@
           <w14:ligatures w14:val="standardContextual"/>
         </w:rPr>
       </w:pPr>
-      <w:hyperlink w:anchor="_Toc242796452" w:history="1">
+      <w:hyperlink w:anchor="_Toc242798225" w:history="1">
         <w:r>
           <w:rPr>
             <w:rStyle w:val="Hyperlink"/>
@@ -3458,7 +3458,7 @@
             <w:noProof/>
             <w:webHidden/>
           </w:rPr>
-          <w:instrText xml:space="preserve"> PAGEREF _Toc242796452 \h </w:instrText>
+          <w:instrText xml:space="preserve"> PAGEREF _Toc242798225 \h </w:instrText>
         </w:r>
         <w:r>
           <w:rPr>
@@ -3504,7 +3504,7 @@
           <w14:ligatures w14:val="standardContextual"/>
         </w:rPr>
       </w:pPr>
-      <w:hyperlink w:anchor="_Toc242796453" w:history="1">
+      <w:hyperlink w:anchor="_Toc242798226" w:history="1">
         <w:r>
           <w:rPr>
             <w:rStyle w:val="Hyperlink"/>
@@ -3546,7 +3546,7 @@
             <w:noProof/>
             <w:webHidden/>
           </w:rPr>
-          <w:instrText xml:space="preserve"> PAGEREF _Toc242796453 \h </w:instrText>
+          <w:instrText xml:space="preserve"> PAGEREF _Toc242798226 \h </w:instrText>
         </w:r>
         <w:r>
           <w:rPr>
@@ -3592,7 +3592,7 @@
           <w14:ligatures w14:val="standardContextual"/>
         </w:rPr>
       </w:pPr>
-      <w:hyperlink w:anchor="_Toc242796454" w:history="1">
+      <w:hyperlink w:anchor="_Toc242798227" w:history="1">
         <w:r>
           <w:rPr>
             <w:rStyle w:val="Hyperlink"/>
@@ -3634,7 +3634,7 @@
             <w:noProof/>
             <w:webHidden/>
           </w:rPr>
-          <w:instrText xml:space="preserve"> PAGEREF _Toc242796454 \h </w:instrText>
+          <w:instrText xml:space="preserve"> PAGEREF _Toc242798227 \h </w:instrText>
         </w:r>
         <w:r>
           <w:rPr>
@@ -3680,7 +3680,7 @@
           <w14:ligatures w14:val="standardContextual"/>
         </w:rPr>
       </w:pPr>
-      <w:hyperlink w:anchor="_Toc242796455" w:history="1">
+      <w:hyperlink w:anchor="_Toc242798228" w:history="1">
         <w:r>
           <w:rPr>
             <w:rStyle w:val="Hyperlink"/>
@@ -3707,7 +3707,7 @@
             <w:noProof/>
             <w:webHidden/>
           </w:rPr>
-          <w:instrText xml:space="preserve"> PAGEREF _Toc242796455 \h </w:instrText>
+          <w:instrText xml:space="preserve"> PAGEREF _Toc242798228 \h </w:instrText>
         </w:r>
         <w:r>
           <w:rPr>
@@ -3753,7 +3753,7 @@
           <w14:ligatures w14:val="standardContextual"/>
         </w:rPr>
       </w:pPr>
-      <w:hyperlink w:anchor="_Toc242796456" w:history="1">
+      <w:hyperlink w:anchor="_Toc242798229" w:history="1">
         <w:r>
           <w:rPr>
             <w:rStyle w:val="Hyperlink"/>
@@ -3795,7 +3795,7 @@
             <w:noProof/>
             <w:webHidden/>
           </w:rPr>
-          <w:instrText xml:space="preserve"> PAGEREF _Toc242796456 \h </w:instrText>
+          <w:instrText xml:space="preserve"> PAGEREF _Toc242798229 \h </w:instrText>
         </w:r>
         <w:r>
           <w:rPr>
@@ -3841,7 +3841,7 @@
           <w14:ligatures w14:val="standardContextual"/>
         </w:rPr>
       </w:pPr>
-      <w:hyperlink w:anchor="_Toc242796457" w:history="1">
+      <w:hyperlink w:anchor="_Toc242798230" w:history="1">
         <w:r>
           <w:rPr>
             <w:rStyle w:val="Hyperlink"/>
@@ -3868,7 +3868,7 @@
             <w:noProof/>
             <w:webHidden/>
           </w:rPr>
-          <w:instrText xml:space="preserve"> PAGEREF _Toc242796457 \h </w:instrText>
+          <w:instrText xml:space="preserve"> PAGEREF _Toc242798230 \h </w:instrText>
         </w:r>
         <w:r>
           <w:rPr>
@@ -3914,7 +3914,7 @@
           <w14:ligatures w14:val="standardContextual"/>
         </w:rPr>
       </w:pPr>
-      <w:hyperlink w:anchor="_Toc242796458" w:history="1">
+      <w:hyperlink w:anchor="_Toc242798231" w:history="1">
         <w:r>
           <w:rPr>
             <w:rStyle w:val="Hyperlink"/>
@@ -3942,7 +3942,7 @@
             <w:noProof/>
             <w:webHidden/>
           </w:rPr>
-          <w:instrText xml:space="preserve"> PAGEREF _Toc242796458 \h </w:instrText>
+          <w:instrText xml:space="preserve"> PAGEREF _Toc242798231 \h </w:instrText>
         </w:r>
         <w:r>
           <w:rPr>
@@ -3988,7 +3988,7 @@
           <w14:ligatures w14:val="standardContextual"/>
         </w:rPr>
       </w:pPr>
-      <w:hyperlink w:anchor="_Toc242796459" w:history="1">
+      <w:hyperlink w:anchor="_Toc242798232" w:history="1">
         <w:r>
           <w:rPr>
             <w:rStyle w:val="Hyperlink"/>
@@ -4016,7 +4016,7 @@
             <w:noProof/>
             <w:webHidden/>
           </w:rPr>
-          <w:instrText xml:space="preserve"> PAGEREF _Toc242796459 \h </w:instrText>
+          <w:instrText xml:space="preserve"> PAGEREF _Toc242798232 \h </w:instrText>
         </w:r>
         <w:r>
           <w:rPr>
@@ -4062,7 +4062,7 @@
           <w14:ligatures w14:val="standardContextual"/>
         </w:rPr>
       </w:pPr>
-      <w:hyperlink w:anchor="_Toc242796460" w:history="1">
+      <w:hyperlink w:anchor="_Toc242798233" w:history="1">
         <w:r>
           <w:rPr>
             <w:rStyle w:val="Hyperlink"/>
@@ -4089,7 +4089,7 @@
             <w:noProof/>
             <w:webHidden/>
           </w:rPr>
-          <w:instrText xml:space="preserve"> PAGEREF _Toc242796460 \h </w:instrText>
+          <w:instrText xml:space="preserve"> PAGEREF _Toc242798233 \h </w:instrText>
         </w:r>
         <w:r>
           <w:rPr>
@@ -4135,7 +4135,7 @@
           <w14:ligatures w14:val="standardContextual"/>
         </w:rPr>
       </w:pPr>
-      <w:hyperlink w:anchor="_Toc242796461" w:history="1">
+      <w:hyperlink w:anchor="_Toc242798234" w:history="1">
         <w:r>
           <w:rPr>
             <w:rStyle w:val="Hyperlink"/>
@@ -4163,7 +4163,7 @@
             <w:noProof/>
             <w:webHidden/>
           </w:rPr>
-          <w:instrText xml:space="preserve"> PAGEREF _Toc242796461 \h </w:instrText>
+          <w:instrText xml:space="preserve"> PAGEREF _Toc242798234 \h </w:instrText>
         </w:r>
         <w:r>
           <w:rPr>
@@ -4209,7 +4209,7 @@
           <w14:ligatures w14:val="standardContextual"/>
         </w:rPr>
       </w:pPr>
-      <w:hyperlink w:anchor="_Toc242796462" w:history="1">
+      <w:hyperlink w:anchor="_Toc242798235" w:history="1">
         <w:r>
           <w:rPr>
             <w:rStyle w:val="Hyperlink"/>
@@ -4236,7 +4236,7 @@
             <w:noProof/>
             <w:webHidden/>
           </w:rPr>
-          <w:instrText xml:space="preserve"> PAGEREF _Toc242796462 \h </w:instrText>
+          <w:instrText xml:space="preserve"> PAGEREF _Toc242798235 \h </w:instrText>
         </w:r>
         <w:r>
           <w:rPr>
@@ -4282,7 +4282,7 @@
           <w14:ligatures w14:val="standardContextual"/>
         </w:rPr>
       </w:pPr>
-      <w:hyperlink w:anchor="_Toc242796463" w:history="1">
+      <w:hyperlink w:anchor="_Toc242798236" w:history="1">
         <w:r>
           <w:rPr>
             <w:rStyle w:val="Hyperlink"/>
@@ -4310,7 +4310,7 @@
             <w:noProof/>
             <w:webHidden/>
           </w:rPr>
-          <w:instrText xml:space="preserve"> PAGEREF _Toc242796463 \h </w:instrText>
+          <w:instrText xml:space="preserve"> PAGEREF _Toc242798236 \h </w:instrText>
         </w:r>
         <w:r>
           <w:rPr>
@@ -4356,7 +4356,7 @@
           <w14:ligatures w14:val="standardContextual"/>
         </w:rPr>
       </w:pPr>
-      <w:hyperlink w:anchor="_Toc242796464" w:history="1">
+      <w:hyperlink w:anchor="_Toc242798237" w:history="1">
         <w:r>
           <w:rPr>
             <w:rStyle w:val="Hyperlink"/>
@@ -4384,7 +4384,7 @@
             <w:noProof/>
             <w:webHidden/>
           </w:rPr>
-          <w:instrText xml:space="preserve"> PAGEREF _Toc242796464 \h </w:instrText>
+          <w:instrText xml:space="preserve"> PAGEREF _Toc242798237 \h </w:instrText>
         </w:r>
         <w:r>
           <w:rPr>
@@ -4404,7 +4404,7 @@
             <w:noProof/>
             <w:webHidden/>
           </w:rPr>
-          <w:t>41</w:t>
+          <w:t>43</w:t>
         </w:r>
         <w:r>
           <w:rPr>
@@ -4430,7 +4430,7 @@
           <w14:ligatures w14:val="standardContextual"/>
         </w:rPr>
       </w:pPr>
-      <w:hyperlink w:anchor="_Toc242796465" w:history="1">
+      <w:hyperlink w:anchor="_Toc242798238" w:history="1">
         <w:r>
           <w:rPr>
             <w:rStyle w:val="Hyperlink"/>
@@ -4457,7 +4457,7 @@
             <w:noProof/>
             <w:webHidden/>
           </w:rPr>
-          <w:instrText xml:space="preserve"> PAGEREF _Toc242796465 \h </w:instrText>
+          <w:instrText xml:space="preserve"> PAGEREF _Toc242798238 \h </w:instrText>
         </w:r>
         <w:r>
           <w:rPr>
@@ -4477,7 +4477,7 @@
             <w:noProof/>
             <w:webHidden/>
           </w:rPr>
-          <w:t>41</w:t>
+          <w:t>43</w:t>
         </w:r>
         <w:r>
           <w:rPr>
@@ -4503,7 +4503,7 @@
           <w14:ligatures w14:val="standardContextual"/>
         </w:rPr>
       </w:pPr>
-      <w:hyperlink w:anchor="_Toc242796466" w:history="1">
+      <w:hyperlink w:anchor="_Toc242798239" w:history="1">
         <w:r>
           <w:rPr>
             <w:rStyle w:val="Hyperlink"/>
@@ -4530,7 +4530,7 @@
             <w:noProof/>
             <w:webHidden/>
           </w:rPr>
-          <w:instrText xml:space="preserve"> PAGEREF _Toc242796466 \h </w:instrText>
+          <w:instrText xml:space="preserve"> PAGEREF _Toc242798239 \h </w:instrText>
         </w:r>
         <w:r>
           <w:rPr>
@@ -4550,7 +4550,7 @@
             <w:noProof/>
             <w:webHidden/>
           </w:rPr>
-          <w:t>42</w:t>
+          <w:t>44</w:t>
         </w:r>
         <w:r>
           <w:rPr>
@@ -4576,7 +4576,7 @@
           <w14:ligatures w14:val="standardContextual"/>
         </w:rPr>
       </w:pPr>
-      <w:hyperlink w:anchor="_Toc242796467" w:history="1">
+      <w:hyperlink w:anchor="_Toc242798240" w:history="1">
         <w:r>
           <w:rPr>
             <w:rStyle w:val="Hyperlink"/>
@@ -4603,7 +4603,7 @@
             <w:noProof/>
             <w:webHidden/>
           </w:rPr>
-          <w:instrText xml:space="preserve"> PAGEREF _Toc242796467 \h </w:instrText>
+          <w:instrText xml:space="preserve"> PAGEREF _Toc242798240 \h </w:instrText>
         </w:r>
         <w:r>
           <w:rPr>
@@ -4623,7 +4623,7 @@
             <w:noProof/>
             <w:webHidden/>
           </w:rPr>
-          <w:t>43</w:t>
+          <w:t>45</w:t>
         </w:r>
         <w:r>
           <w:rPr>
@@ -4649,7 +4649,7 @@
           <w14:ligatures w14:val="standardContextual"/>
         </w:rPr>
       </w:pPr>
-      <w:hyperlink w:anchor="_Toc242796468" w:history="1">
+      <w:hyperlink w:anchor="_Toc242798241" w:history="1">
         <w:r>
           <w:rPr>
             <w:rStyle w:val="Hyperlink"/>
@@ -4676,7 +4676,7 @@
             <w:noProof/>
             <w:webHidden/>
           </w:rPr>
-          <w:instrText xml:space="preserve"> PAGEREF _Toc242796468 \h </w:instrText>
+          <w:instrText xml:space="preserve"> PAGEREF _Toc242798241 \h </w:instrText>
         </w:r>
         <w:r>
           <w:rPr>
@@ -4696,7 +4696,7 @@
             <w:noProof/>
             <w:webHidden/>
           </w:rPr>
-          <w:t>43</w:t>
+          <w:t>45</w:t>
         </w:r>
         <w:r>
           <w:rPr>
@@ -4722,7 +4722,7 @@
           <w14:ligatures w14:val="standardContextual"/>
         </w:rPr>
       </w:pPr>
-      <w:hyperlink w:anchor="_Toc242796469" w:history="1">
+      <w:hyperlink w:anchor="_Toc242798242" w:history="1">
         <w:r>
           <w:rPr>
             <w:rStyle w:val="Hyperlink"/>
@@ -4749,7 +4749,7 @@
             <w:noProof/>
             <w:webHidden/>
           </w:rPr>
-          <w:instrText xml:space="preserve"> PAGEREF _Toc242796469 \h </w:instrText>
+          <w:instrText xml:space="preserve"> PAGEREF _Toc242798242 \h </w:instrText>
         </w:r>
         <w:r>
           <w:rPr>
@@ -4769,7 +4769,7 @@
             <w:noProof/>
             <w:webHidden/>
           </w:rPr>
-          <w:t>44</w:t>
+          <w:t>46</w:t>
         </w:r>
         <w:r>
           <w:rPr>
@@ -4795,7 +4795,7 @@
           <w14:ligatures w14:val="standardContextual"/>
         </w:rPr>
       </w:pPr>
-      <w:hyperlink w:anchor="_Toc242796470" w:history="1">
+      <w:hyperlink w:anchor="_Toc242798243" w:history="1">
         <w:r>
           <w:rPr>
             <w:rStyle w:val="Hyperlink"/>
@@ -4822,7 +4822,7 @@
             <w:noProof/>
             <w:webHidden/>
           </w:rPr>
-          <w:instrText xml:space="preserve"> PAGEREF _Toc242796470 \h </w:instrText>
+          <w:instrText xml:space="preserve"> PAGEREF _Toc242798243 \h </w:instrText>
         </w:r>
         <w:r>
           <w:rPr>
@@ -4842,7 +4842,7 @@
             <w:noProof/>
             <w:webHidden/>
           </w:rPr>
-          <w:t>44</w:t>
+          <w:t>46</w:t>
         </w:r>
         <w:r>
           <w:rPr>
@@ -4868,7 +4868,7 @@
           <w14:ligatures w14:val="standardContextual"/>
         </w:rPr>
       </w:pPr>
-      <w:hyperlink w:anchor="_Toc242796471" w:history="1">
+      <w:hyperlink w:anchor="_Toc242798244" w:history="1">
         <w:r>
           <w:rPr>
             <w:rStyle w:val="Hyperlink"/>
@@ -4895,7 +4895,7 @@
             <w:noProof/>
             <w:webHidden/>
           </w:rPr>
-          <w:instrText xml:space="preserve"> PAGEREF _Toc242796471 \h </w:instrText>
+          <w:instrText xml:space="preserve"> PAGEREF _Toc242798244 \h </w:instrText>
         </w:r>
         <w:r>
           <w:rPr>
@@ -4915,7 +4915,7 @@
             <w:noProof/>
             <w:webHidden/>
           </w:rPr>
-          <w:t>45</w:t>
+          <w:t>47</w:t>
         </w:r>
         <w:r>
           <w:rPr>
@@ -4941,7 +4941,7 @@
           <w14:ligatures w14:val="standardContextual"/>
         </w:rPr>
       </w:pPr>
-      <w:hyperlink w:anchor="_Toc242796472" w:history="1">
+      <w:hyperlink w:anchor="_Toc242798245" w:history="1">
         <w:r>
           <w:rPr>
             <w:rStyle w:val="Hyperlink"/>
@@ -4968,7 +4968,7 @@
             <w:noProof/>
             <w:webHidden/>
           </w:rPr>
-          <w:instrText xml:space="preserve"> PAGEREF _Toc242796472 \h </w:instrText>
+          <w:instrText xml:space="preserve"> PAGEREF _Toc242798245 \h </w:instrText>
         </w:r>
         <w:r>
           <w:rPr>
@@ -4988,7 +4988,7 @@
             <w:noProof/>
             <w:webHidden/>
           </w:rPr>
-          <w:t>45</w:t>
+          <w:t>47</w:t>
         </w:r>
         <w:r>
           <w:rPr>
@@ -5014,7 +5014,7 @@
           <w14:ligatures w14:val="standardContextual"/>
         </w:rPr>
       </w:pPr>
-      <w:hyperlink w:anchor="_Toc242796473" w:history="1">
+      <w:hyperlink w:anchor="_Toc242798246" w:history="1">
         <w:r>
           <w:rPr>
             <w:rStyle w:val="Hyperlink"/>
@@ -5041,7 +5041,7 @@
             <w:noProof/>
             <w:webHidden/>
           </w:rPr>
-          <w:instrText xml:space="preserve"> PAGEREF _Toc242796473 \h </w:instrText>
+          <w:instrText xml:space="preserve"> PAGEREF _Toc242798246 \h </w:instrText>
         </w:r>
         <w:r>
           <w:rPr>
@@ -5061,7 +5061,7 @@
             <w:noProof/>
             <w:webHidden/>
           </w:rPr>
-          <w:t>46</w:t>
+          <w:t>48</w:t>
         </w:r>
         <w:r>
           <w:rPr>
@@ -5087,7 +5087,7 @@
           <w14:ligatures w14:val="standardContextual"/>
         </w:rPr>
       </w:pPr>
-      <w:hyperlink w:anchor="_Toc242796474" w:history="1">
+      <w:hyperlink w:anchor="_Toc242798247" w:history="1">
         <w:r>
           <w:rPr>
             <w:rStyle w:val="Hyperlink"/>
@@ -5114,7 +5114,7 @@
             <w:noProof/>
             <w:webHidden/>
           </w:rPr>
-          <w:instrText xml:space="preserve"> PAGEREF _Toc242796474 \h </w:instrText>
+          <w:instrText xml:space="preserve"> PAGEREF _Toc242798247 \h </w:instrText>
         </w:r>
         <w:r>
           <w:rPr>
@@ -5134,7 +5134,7 @@
             <w:noProof/>
             <w:webHidden/>
           </w:rPr>
-          <w:t>49</w:t>
+          <w:t>51</w:t>
         </w:r>
         <w:r>
           <w:rPr>
@@ -5160,7 +5160,7 @@
           <w14:ligatures w14:val="standardContextual"/>
         </w:rPr>
       </w:pPr>
-      <w:hyperlink w:anchor="_Toc242796475" w:history="1">
+      <w:hyperlink w:anchor="_Toc242798248" w:history="1">
         <w:r>
           <w:rPr>
             <w:rStyle w:val="Hyperlink"/>
@@ -5188,7 +5188,7 @@
             <w:noProof/>
             <w:webHidden/>
           </w:rPr>
-          <w:instrText xml:space="preserve"> PAGEREF _Toc242796475 \h </w:instrText>
+          <w:instrText xml:space="preserve"> PAGEREF _Toc242798248 \h </w:instrText>
         </w:r>
         <w:r>
           <w:rPr>
@@ -5208,7 +5208,7 @@
             <w:noProof/>
             <w:webHidden/>
           </w:rPr>
-          <w:t>52</w:t>
+          <w:t>54</w:t>
         </w:r>
         <w:r>
           <w:rPr>
@@ -5234,7 +5234,7 @@
           <w14:ligatures w14:val="standardContextual"/>
         </w:rPr>
       </w:pPr>
-      <w:hyperlink w:anchor="_Toc242796476" w:history="1">
+      <w:hyperlink w:anchor="_Toc242798249" w:history="1">
         <w:r>
           <w:rPr>
             <w:rStyle w:val="Hyperlink"/>
@@ -5261,7 +5261,7 @@
             <w:noProof/>
             <w:webHidden/>
           </w:rPr>
-          <w:instrText xml:space="preserve"> PAGEREF _Toc242796476 \h </w:instrText>
+          <w:instrText xml:space="preserve"> PAGEREF _Toc242798249 \h </w:instrText>
         </w:r>
         <w:r>
           <w:rPr>
@@ -5281,7 +5281,7 @@
             <w:noProof/>
             <w:webHidden/>
           </w:rPr>
-          <w:t>54</w:t>
+          <w:t>56</w:t>
         </w:r>
         <w:r>
           <w:rPr>
@@ -5307,7 +5307,7 @@
           <w14:ligatures w14:val="standardContextual"/>
         </w:rPr>
       </w:pPr>
-      <w:hyperlink w:anchor="_Toc242796477" w:history="1">
+      <w:hyperlink w:anchor="_Toc242798250" w:history="1">
         <w:r>
           <w:rPr>
             <w:rStyle w:val="Hyperlink"/>
@@ -5335,7 +5335,7 @@
             <w:noProof/>
             <w:webHidden/>
           </w:rPr>
-          <w:instrText xml:space="preserve"> PAGEREF _Toc242796477 \h </w:instrText>
+          <w:instrText xml:space="preserve"> PAGEREF _Toc242798250 \h </w:instrText>
         </w:r>
         <w:r>
           <w:rPr>
@@ -5355,7 +5355,7 @@
             <w:noProof/>
             <w:webHidden/>
           </w:rPr>
-          <w:t>55</w:t>
+          <w:t>57</w:t>
         </w:r>
         <w:r>
           <w:rPr>
@@ -5383,7 +5383,7 @@
         <w:jc w:val="center"/>
       </w:pPr>
       <w:bookmarkStart w:id="0" w:name="_introduction"/>
-      <w:bookmarkStart w:id="1" w:name="_Toc242796411"/>
+      <w:bookmarkStart w:id="1" w:name="_Toc242798184"/>
       <w:r>
         <w:rPr>
           <w:rStyle w:val="SectionNumber"/>
@@ -5409,7 +5409,7 @@
         <w:spacing w:before="240" w:after="120" w:line="360" w:lineRule="auto"/>
       </w:pPr>
       <w:bookmarkStart w:id="2" w:name="_background"/>
-      <w:bookmarkStart w:id="3" w:name="_Toc242796412"/>
+      <w:bookmarkStart w:id="3" w:name="_Toc242798185"/>
       <w:r>
         <w:rPr>
           <w:rStyle w:val="SectionNumber"/>
@@ -5512,7 +5512,7 @@
         <w:spacing w:before="240" w:after="120" w:line="360" w:lineRule="auto"/>
       </w:pPr>
       <w:bookmarkStart w:id="4" w:name="_motivation"/>
-      <w:bookmarkStart w:id="5" w:name="_Toc242796413"/>
+      <w:bookmarkStart w:id="5" w:name="_Toc242798186"/>
       <w:r>
         <w:rPr>
           <w:rStyle w:val="SectionNumber"/>
@@ -5572,7 +5572,7 @@
         <w:spacing w:before="240" w:after="120" w:line="360" w:lineRule="auto"/>
       </w:pPr>
       <w:bookmarkStart w:id="6" w:name="_17d6ce0b10bf8fb112948ec43a9be41890987c5"/>
-      <w:bookmarkStart w:id="7" w:name="_Toc242796414"/>
+      <w:bookmarkStart w:id="7" w:name="_Toc242798187"/>
       <w:r>
         <w:rPr>
           <w:rStyle w:val="SectionNumber"/>
@@ -5970,7 +5970,7 @@
         <w:jc w:val="center"/>
       </w:pPr>
       <w:bookmarkStart w:id="8" w:name="_9be77a5f053310aa635a18bb714240a38d3b967"/>
-      <w:bookmarkStart w:id="9" w:name="_Toc242796415"/>
+      <w:bookmarkStart w:id="9" w:name="_Toc242798188"/>
       <w:r>
         <w:rPr>
           <w:rStyle w:val="SectionNumber"/>
@@ -5996,7 +5996,7 @@
         <w:spacing w:before="240" w:after="120" w:line="360" w:lineRule="auto"/>
       </w:pPr>
       <w:bookmarkStart w:id="10" w:name="_864628083f114e19af9c93fe562a1c7b2d35508"/>
-      <w:bookmarkStart w:id="11" w:name="_Toc242796416"/>
+      <w:bookmarkStart w:id="11" w:name="_Toc242798189"/>
       <w:r>
         <w:rPr>
           <w:rStyle w:val="SectionNumber"/>
@@ -6019,7 +6019,7 @@
         <w:spacing w:before="240" w:after="120" w:line="360" w:lineRule="auto"/>
       </w:pPr>
       <w:bookmarkStart w:id="12" w:name="_e0207ec78b9c89fea62976c42935be3ee4ee003"/>
-      <w:bookmarkStart w:id="13" w:name="_Toc242796417"/>
+      <w:bookmarkStart w:id="13" w:name="_Toc242798190"/>
       <w:r>
         <w:rPr>
           <w:rStyle w:val="SectionNumber"/>
@@ -6061,7 +6061,7 @@
         <w:spacing w:before="240" w:after="120" w:line="360" w:lineRule="auto"/>
       </w:pPr>
       <w:bookmarkStart w:id="14" w:name="_3ff33244d364ef2b820695fa40aba140825c1ed"/>
-      <w:bookmarkStart w:id="15" w:name="_Toc242796418"/>
+      <w:bookmarkStart w:id="15" w:name="_Toc242798191"/>
       <w:r>
         <w:rPr>
           <w:rStyle w:val="SectionNumber"/>
@@ -6093,7 +6093,7 @@
         <w:spacing w:before="240" w:after="120" w:line="360" w:lineRule="auto"/>
       </w:pPr>
       <w:bookmarkStart w:id="16" w:name="_a77da33c8a3a3fbd2816370f68b19b9451ab311"/>
-      <w:bookmarkStart w:id="17" w:name="_Toc242796419"/>
+      <w:bookmarkStart w:id="17" w:name="_Toc242798192"/>
       <w:r>
         <w:rPr>
           <w:rStyle w:val="SectionNumber"/>
@@ -6126,7 +6126,7 @@
         <w:spacing w:before="240" w:after="120" w:line="360" w:lineRule="auto"/>
       </w:pPr>
       <w:bookmarkStart w:id="18" w:name="_ff2bb32f1f4da58fb20168f5e6e96a1ca81d194"/>
-      <w:bookmarkStart w:id="19" w:name="_Toc242796420"/>
+      <w:bookmarkStart w:id="19" w:name="_Toc242798193"/>
       <w:r>
         <w:rPr>
           <w:rStyle w:val="SectionNumber"/>
@@ -6158,7 +6158,7 @@
         <w:spacing w:before="240" w:after="120" w:line="360" w:lineRule="auto"/>
       </w:pPr>
       <w:bookmarkStart w:id="20" w:name="_9de57162f0efca228c16b2e38d5a662953a5e57"/>
-      <w:bookmarkStart w:id="21" w:name="_Toc242796421"/>
+      <w:bookmarkStart w:id="21" w:name="_Toc242798194"/>
       <w:r>
         <w:rPr>
           <w:rStyle w:val="SectionNumber"/>
@@ -6190,7 +6190,7 @@
         <w:spacing w:before="240" w:after="120" w:line="360" w:lineRule="auto"/>
       </w:pPr>
       <w:bookmarkStart w:id="22" w:name="_24bec67977fa19c36ce1033f5369e15c90b5f1c"/>
-      <w:bookmarkStart w:id="23" w:name="_Toc242796422"/>
+      <w:bookmarkStart w:id="23" w:name="_Toc242798195"/>
       <w:r>
         <w:rPr>
           <w:rStyle w:val="SectionNumber"/>
@@ -6308,7 +6308,7 @@
         <w:spacing w:before="240" w:after="120" w:line="360" w:lineRule="auto"/>
       </w:pPr>
       <w:bookmarkStart w:id="24" w:name="_objectives"/>
-      <w:bookmarkStart w:id="25" w:name="_Toc242796423"/>
+      <w:bookmarkStart w:id="25" w:name="_Toc242798196"/>
       <w:r>
         <w:rPr>
           <w:rStyle w:val="SectionNumber"/>
@@ -6526,7 +6526,7 @@
         <w:spacing w:before="240" w:after="120" w:line="360" w:lineRule="auto"/>
       </w:pPr>
       <w:bookmarkStart w:id="26" w:name="_80405804e065f2c789b9d50555f9bde4550fee8"/>
-      <w:bookmarkStart w:id="27" w:name="_Toc242796424"/>
+      <w:bookmarkStart w:id="27" w:name="_Toc242798197"/>
       <w:r>
         <w:rPr>
           <w:rStyle w:val="SectionNumber"/>
@@ -6562,7 +6562,7 @@
         <w:spacing w:before="240" w:after="120" w:line="360" w:lineRule="auto"/>
       </w:pPr>
       <w:bookmarkStart w:id="28" w:name="_8b312eb817b599d89672f5e43e1bb46c3321821"/>
-      <w:bookmarkStart w:id="29" w:name="_Toc242796425"/>
+      <w:bookmarkStart w:id="29" w:name="_Toc242798198"/>
       <w:r>
         <w:rPr>
           <w:rStyle w:val="SectionNumber"/>
@@ -7505,7 +7505,7 @@
         <w:jc w:val="center"/>
       </w:pPr>
       <w:bookmarkStart w:id="31" w:name="_325aba9665c3a440e9572f12a75cfcf02623197"/>
-      <w:bookmarkStart w:id="32" w:name="_Toc242796426"/>
+      <w:bookmarkStart w:id="32" w:name="_Toc242798199"/>
       <w:r>
         <w:rPr>
           <w:rStyle w:val="SectionNumber"/>
@@ -7531,7 +7531,7 @@
         <w:spacing w:before="240" w:after="120" w:line="360" w:lineRule="auto"/>
       </w:pPr>
       <w:bookmarkStart w:id="33" w:name="_requirements"/>
-      <w:bookmarkStart w:id="34" w:name="_Toc242796427"/>
+      <w:bookmarkStart w:id="34" w:name="_Toc242798200"/>
       <w:r>
         <w:rPr>
           <w:rStyle w:val="SectionNumber"/>
@@ -7554,7 +7554,7 @@
         <w:spacing w:before="240" w:after="120" w:line="360" w:lineRule="auto"/>
       </w:pPr>
       <w:bookmarkStart w:id="35" w:name="_e943878e1ff56977fd09a3c44144373c05a6731"/>
-      <w:bookmarkStart w:id="36" w:name="_Toc242796428"/>
+      <w:bookmarkStart w:id="36" w:name="_Toc242798201"/>
       <w:r>
         <w:rPr>
           <w:rStyle w:val="SectionNumber"/>
@@ -7757,7 +7757,7 @@
         <w:spacing w:before="240" w:after="120" w:line="360" w:lineRule="auto"/>
       </w:pPr>
       <w:bookmarkStart w:id="37" w:name="_298309ba8f1e0e1ddd791a38a75cbc39715fedb"/>
-      <w:bookmarkStart w:id="38" w:name="_Toc242796429"/>
+      <w:bookmarkStart w:id="38" w:name="_Toc242798202"/>
       <w:r>
         <w:rPr>
           <w:rStyle w:val="SectionNumber"/>
@@ -7908,7 +7908,7 @@
         <w:spacing w:before="240" w:after="120" w:line="360" w:lineRule="auto"/>
       </w:pPr>
       <w:bookmarkStart w:id="39" w:name="_4ee663bad93a0e66274e7b93e4c59553636251f"/>
-      <w:bookmarkStart w:id="40" w:name="_Toc242796430"/>
+      <w:bookmarkStart w:id="40" w:name="_Toc242798203"/>
       <w:r>
         <w:rPr>
           <w:rStyle w:val="SectionNumber"/>
@@ -7931,7 +7931,7 @@
         <w:spacing w:before="240" w:after="120" w:line="360" w:lineRule="auto"/>
       </w:pPr>
       <w:bookmarkStart w:id="41" w:name="_3d43c2403cfc1f592a4c682c533aa090df2456d"/>
-      <w:bookmarkStart w:id="42" w:name="_Toc242796431"/>
+      <w:bookmarkStart w:id="42" w:name="_Toc242798204"/>
       <w:r>
         <w:rPr>
           <w:rStyle w:val="SectionNumber"/>
@@ -8191,7 +8191,7 @@
         <w:spacing w:before="240" w:after="120" w:line="360" w:lineRule="auto"/>
       </w:pPr>
       <w:bookmarkStart w:id="44" w:name="_43cd90e514deb2d54fa9fca7e7bae9b47cfc17d"/>
-      <w:bookmarkStart w:id="45" w:name="_Toc242796432"/>
+      <w:bookmarkStart w:id="45" w:name="_Toc242798205"/>
       <w:bookmarkEnd w:id="43"/>
       <w:r>
         <w:rPr>
@@ -9123,7 +9123,7 @@
         <w:jc w:val="center"/>
       </w:pPr>
       <w:bookmarkStart w:id="47" w:name="_4ca3701f03497b693eff5462480c47bf3ef0a20"/>
-      <w:bookmarkStart w:id="48" w:name="_Toc242796433"/>
+      <w:bookmarkStart w:id="48" w:name="_Toc242798206"/>
       <w:r>
         <w:rPr>
           <w:rStyle w:val="SectionNumber"/>
@@ -9149,7 +9149,7 @@
         <w:spacing w:before="240" w:after="120" w:line="360" w:lineRule="auto"/>
       </w:pPr>
       <w:bookmarkStart w:id="49" w:name="_datasets"/>
-      <w:bookmarkStart w:id="50" w:name="_Toc242796434"/>
+      <w:bookmarkStart w:id="50" w:name="_Toc242798207"/>
       <w:r>
         <w:rPr>
           <w:rStyle w:val="SectionNumber"/>
@@ -9796,7 +9796,7 @@
         <w:spacing w:before="240" w:after="120" w:line="360" w:lineRule="auto"/>
       </w:pPr>
       <w:bookmarkStart w:id="52" w:name="_3633f2fdee3d8edd7147073334dc085b722d651"/>
-      <w:bookmarkStart w:id="53" w:name="_Toc242796435"/>
+      <w:bookmarkStart w:id="53" w:name="_Toc242798208"/>
       <w:r>
         <w:rPr>
           <w:rStyle w:val="SectionNumber"/>
@@ -10715,7 +10715,7 @@
         <w:spacing w:before="240" w:after="120" w:line="360" w:lineRule="auto"/>
       </w:pPr>
       <w:bookmarkStart w:id="55" w:name="_3cdf90b4fb322d64ad15dc6470dae55edabed50"/>
-      <w:bookmarkStart w:id="56" w:name="_Toc242796436"/>
+      <w:bookmarkStart w:id="56" w:name="_Toc242798209"/>
       <w:r>
         <w:rPr>
           <w:rStyle w:val="SectionNumber"/>
@@ -10774,8 +10774,8 @@
           <w:noProof/>
         </w:rPr>
         <w:drawing>
-          <wp:inline distT="0" distB="0" distL="0" distR="0" wp14:anchorId="502A14A7" wp14:editId="79671E36">
-            <wp:extent cx="5276088" cy="2436387"/>
+          <wp:inline distT="0" distB="0" distL="0" distR="0" wp14:anchorId="5DA777B5" wp14:editId="7CA833D7">
+            <wp:extent cx="5276088" cy="2410443"/>
             <wp:effectExtent l="0" t="0" r="0" b="0"/>
             <wp:docPr id="44" name="Picture"/>
             <wp:cNvGraphicFramePr/>
@@ -10797,7 +10797,7 @@
                   <pic:spPr bwMode="auto">
                     <a:xfrm>
                       <a:off x="0" y="0"/>
-                      <a:ext cx="5276088" cy="2436387"/>
+                      <a:ext cx="5276088" cy="2410443"/>
                     </a:xfrm>
                     <a:prstGeom prst="rect">
                       <a:avLst/>
@@ -10948,7 +10948,7 @@
         <w:spacing w:before="240" w:after="120" w:line="360" w:lineRule="auto"/>
       </w:pPr>
       <w:bookmarkStart w:id="58" w:name="_1d1d4d0190f17892863f39dfecf2e339b550aa4"/>
-      <w:bookmarkStart w:id="59" w:name="_Toc242796437"/>
+      <w:bookmarkStart w:id="59" w:name="_Toc242798210"/>
       <w:r>
         <w:rPr>
           <w:rStyle w:val="SectionNumber"/>
@@ -11272,7 +11272,7 @@
         <w:spacing w:before="240" w:after="120" w:line="360" w:lineRule="auto"/>
       </w:pPr>
       <w:bookmarkStart w:id="61" w:name="_e1aec69a45ac9fc8784b7bff53fa2d228a2ee84"/>
-      <w:bookmarkStart w:id="62" w:name="_Toc242796438"/>
+      <w:bookmarkStart w:id="62" w:name="_Toc242798211"/>
       <w:bookmarkEnd w:id="60"/>
       <w:r>
         <w:rPr>
@@ -11655,7 +11655,7 @@
         <w:spacing w:before="240" w:after="120" w:line="360" w:lineRule="auto"/>
       </w:pPr>
       <w:bookmarkStart w:id="64" w:name="_algorithms"/>
-      <w:bookmarkStart w:id="65" w:name="_Toc242796439"/>
+      <w:bookmarkStart w:id="65" w:name="_Toc242798212"/>
       <w:bookmarkEnd w:id="63"/>
       <w:r>
         <w:rPr>
@@ -11690,7 +11690,7 @@
         <w:spacing w:before="240" w:after="120" w:line="360" w:lineRule="auto"/>
       </w:pPr>
       <w:bookmarkStart w:id="66" w:name="_6af77164fde844cafdf32818775e4df6b6c69a4"/>
-      <w:bookmarkStart w:id="67" w:name="_Toc242796440"/>
+      <w:bookmarkStart w:id="67" w:name="_Toc242798213"/>
       <w:r>
         <w:rPr>
           <w:rStyle w:val="SectionNumber"/>
@@ -11719,7 +11719,7 @@
         <w:spacing w:before="240" w:after="120" w:line="360" w:lineRule="auto"/>
       </w:pPr>
       <w:bookmarkStart w:id="68" w:name="_56833c7489700ced9d79371fbc295a7297e9921"/>
-      <w:bookmarkStart w:id="69" w:name="_Toc242796441"/>
+      <w:bookmarkStart w:id="69" w:name="_Toc242798214"/>
       <w:r>
         <w:rPr>
           <w:rStyle w:val="SectionNumber"/>
@@ -11865,7 +11865,7 @@
         <w:spacing w:before="240" w:after="120" w:line="360" w:lineRule="auto"/>
       </w:pPr>
       <w:bookmarkStart w:id="70" w:name="_03befe573c977c38a093f8589f9656bbdc056af"/>
-      <w:bookmarkStart w:id="71" w:name="_Toc242796442"/>
+      <w:bookmarkStart w:id="71" w:name="_Toc242798215"/>
       <w:r>
         <w:rPr>
           <w:rStyle w:val="SectionNumber"/>
@@ -11946,7 +11946,7 @@
         <w:spacing w:before="240" w:after="120" w:line="360" w:lineRule="auto"/>
       </w:pPr>
       <w:bookmarkStart w:id="72" w:name="_a23d513016f6abea4968068d2e64f2cb19c389d"/>
-      <w:bookmarkStart w:id="73" w:name="_Toc242796443"/>
+      <w:bookmarkStart w:id="73" w:name="_Toc242798216"/>
       <w:r>
         <w:rPr>
           <w:rStyle w:val="SectionNumber"/>
@@ -12710,7 +12710,7 @@
         <w:spacing w:before="240" w:after="120" w:line="360" w:lineRule="auto"/>
       </w:pPr>
       <w:bookmarkStart w:id="75" w:name="_ba3252e34210e89839e1eda24bc7bb94971b6b4"/>
-      <w:bookmarkStart w:id="76" w:name="_Toc242796444"/>
+      <w:bookmarkStart w:id="76" w:name="_Toc242798217"/>
       <w:r>
         <w:rPr>
           <w:rStyle w:val="SectionNumber"/>
@@ -13069,7 +13069,7 @@
         <w:spacing w:before="240" w:after="120" w:line="360" w:lineRule="auto"/>
       </w:pPr>
       <w:bookmarkStart w:id="78" w:name="_a3d337822b9445412cfd5484e05fef99271e548"/>
-      <w:bookmarkStart w:id="79" w:name="_Toc242796445"/>
+      <w:bookmarkStart w:id="79" w:name="_Toc242798218"/>
       <w:r>
         <w:rPr>
           <w:rStyle w:val="SectionNumber"/>
@@ -13575,7 +13575,7 @@
         <w:spacing w:before="240" w:after="120" w:line="360" w:lineRule="auto"/>
       </w:pPr>
       <w:bookmarkStart w:id="81" w:name="_1205199b049a697a9fd87568579f1ce8a7c5453"/>
-      <w:bookmarkStart w:id="82" w:name="_Toc242796446"/>
+      <w:bookmarkStart w:id="82" w:name="_Toc242798219"/>
       <w:r>
         <w:rPr>
           <w:rStyle w:val="SectionNumber"/>
@@ -13618,7 +13618,7 @@
         <w:spacing w:before="240" w:after="120" w:line="360" w:lineRule="auto"/>
       </w:pPr>
       <w:bookmarkStart w:id="83" w:name="_design"/>
-      <w:bookmarkStart w:id="84" w:name="_Toc242796447"/>
+      <w:bookmarkStart w:id="84" w:name="_Toc242798220"/>
       <w:r>
         <w:rPr>
           <w:rStyle w:val="SectionNumber"/>
@@ -13641,7 +13641,7 @@
         <w:spacing w:before="240" w:after="120" w:line="360" w:lineRule="auto"/>
       </w:pPr>
       <w:bookmarkStart w:id="85" w:name="_7ecdd9a60c07600be8280989fed5d4b9826000a"/>
-      <w:bookmarkStart w:id="86" w:name="_Toc242796448"/>
+      <w:bookmarkStart w:id="86" w:name="_Toc242798221"/>
       <w:r>
         <w:rPr>
           <w:rStyle w:val="SectionNumber"/>
@@ -13665,7 +13665,7 @@
           <w:noProof/>
         </w:rPr>
         <w:drawing>
-          <wp:inline distT="0" distB="0" distL="0" distR="0" wp14:anchorId="03FEEBC4" wp14:editId="65A77247">
+          <wp:inline distT="0" distB="0" distL="0" distR="0" wp14:anchorId="5BD9BE2F" wp14:editId="4B61ED50">
             <wp:extent cx="5276088" cy="2813913"/>
             <wp:effectExtent l="0" t="0" r="0" b="0"/>
             <wp:docPr id="65" name="Picture"/>
@@ -13723,7 +13723,7 @@
         <w:spacing w:before="240" w:after="120" w:line="360" w:lineRule="auto"/>
       </w:pPr>
       <w:bookmarkStart w:id="88" w:name="_3b18b8106ac8f3f5e98151fc02ea3b0b92d96f3"/>
-      <w:bookmarkStart w:id="89" w:name="_Toc242796449"/>
+      <w:bookmarkStart w:id="89" w:name="_Toc242798222"/>
       <w:bookmarkEnd w:id="87"/>
       <w:r>
         <w:rPr>
@@ -13749,7 +13749,7 @@
           <w:noProof/>
         </w:rPr>
         <w:drawing>
-          <wp:inline distT="0" distB="0" distL="0" distR="0" wp14:anchorId="63D7F0D9" wp14:editId="6E3F939D">
+          <wp:inline distT="0" distB="0" distL="0" distR="0" wp14:anchorId="06D9E08C" wp14:editId="6F87FD19">
             <wp:extent cx="5276088" cy="2805733"/>
             <wp:effectExtent l="0" t="0" r="0" b="0"/>
             <wp:docPr id="70" name="Picture"/>
@@ -13824,7 +13824,7 @@
         <w:jc w:val="center"/>
       </w:pPr>
       <w:bookmarkStart w:id="91" w:name="_implementation"/>
-      <w:bookmarkStart w:id="92" w:name="_Toc242796450"/>
+      <w:bookmarkStart w:id="92" w:name="_Toc242798223"/>
       <w:r>
         <w:rPr>
           <w:rStyle w:val="SectionNumber"/>
@@ -13860,7 +13860,7 @@
         <w:spacing w:before="240" w:after="120" w:line="360" w:lineRule="auto"/>
       </w:pPr>
       <w:bookmarkStart w:id="93" w:name="_fe8ea128c32a30f6f62aad13fa2cbd68b4ed37a"/>
-      <w:bookmarkStart w:id="94" w:name="_Toc242796451"/>
+      <w:bookmarkStart w:id="94" w:name="_Toc242798224"/>
       <w:r>
         <w:rPr>
           <w:rStyle w:val="SectionNumber"/>
@@ -13889,7 +13889,7 @@
         <w:spacing w:before="240" w:after="120" w:line="360" w:lineRule="auto"/>
       </w:pPr>
       <w:bookmarkStart w:id="95" w:name="_43836c4362d26cc984c34341f67e1fd066109e8"/>
-      <w:bookmarkStart w:id="96" w:name="_Toc242796452"/>
+      <w:bookmarkStart w:id="96" w:name="_Toc242798225"/>
       <w:r>
         <w:rPr>
           <w:rStyle w:val="SectionNumber"/>
@@ -14492,7 +14492,7 @@
         <w:spacing w:before="240" w:after="120" w:line="360" w:lineRule="auto"/>
       </w:pPr>
       <w:bookmarkStart w:id="98" w:name="_79a2a4a88e9c159ebd0d8fee6aad452611188ed"/>
-      <w:bookmarkStart w:id="99" w:name="_Toc242796453"/>
+      <w:bookmarkStart w:id="99" w:name="_Toc242798226"/>
       <w:bookmarkEnd w:id="97"/>
       <w:r>
         <w:rPr>
@@ -14660,7 +14660,7 @@
         <w:spacing w:before="240" w:after="120" w:line="360" w:lineRule="auto"/>
       </w:pPr>
       <w:bookmarkStart w:id="100" w:name="_cfac646bea668bc8fcd96a99f22fb19c05f79be"/>
-      <w:bookmarkStart w:id="101" w:name="_Toc242796454"/>
+      <w:bookmarkStart w:id="101" w:name="_Toc242798227"/>
       <w:r>
         <w:rPr>
           <w:rStyle w:val="SectionNumber"/>
@@ -15801,7 +15801,7 @@
         <w:spacing w:before="240" w:after="120" w:line="360" w:lineRule="auto"/>
       </w:pPr>
       <w:bookmarkStart w:id="103" w:name="_59509eeaefd8b88011f2c0b44dcef0761438708"/>
-      <w:bookmarkStart w:id="104" w:name="_Toc242796455"/>
+      <w:bookmarkStart w:id="104" w:name="_Toc242798228"/>
       <w:r>
         <w:rPr>
           <w:rStyle w:val="SectionNumber"/>
@@ -16902,7 +16902,7 @@
         <w:spacing w:before="240" w:after="120" w:line="360" w:lineRule="auto"/>
       </w:pPr>
       <w:bookmarkStart w:id="106" w:name="_0f736833c94e1e213be9bf19376c28aee237517"/>
-      <w:bookmarkStart w:id="107" w:name="_Toc242796456"/>
+      <w:bookmarkStart w:id="107" w:name="_Toc242798229"/>
       <w:bookmarkEnd w:id="105"/>
       <w:r>
         <w:rPr>
@@ -17013,7 +17013,7 @@
         <w:spacing w:before="240" w:after="120" w:line="360" w:lineRule="auto"/>
       </w:pPr>
       <w:bookmarkStart w:id="108" w:name="_b94b9999f8e2119e71aa9fc43cc189be41c66a2"/>
-      <w:bookmarkStart w:id="109" w:name="_Toc242796457"/>
+      <w:bookmarkStart w:id="109" w:name="_Toc242798230"/>
       <w:r>
         <w:rPr>
           <w:rStyle w:val="SectionNumber"/>
@@ -17075,7 +17075,7 @@
         <w:spacing w:before="240" w:after="120" w:line="360" w:lineRule="auto"/>
       </w:pPr>
       <w:bookmarkStart w:id="110" w:name="_2aac150a98213eeb06bff91cfbef7157d0ac8f0"/>
-      <w:bookmarkStart w:id="111" w:name="_Toc242796458"/>
+      <w:bookmarkStart w:id="111" w:name="_Toc242798231"/>
       <w:r>
         <w:rPr>
           <w:rStyle w:val="SectionNumber"/>
@@ -17188,7 +17188,7 @@
         <w:spacing w:before="240" w:after="120" w:line="360" w:lineRule="auto"/>
       </w:pPr>
       <w:bookmarkStart w:id="112" w:name="_2b1064282f8c7610b8e366cbfe8dc85e9179828"/>
-      <w:bookmarkStart w:id="113" w:name="_Toc242796459"/>
+      <w:bookmarkStart w:id="113" w:name="_Toc242798232"/>
       <w:r>
         <w:rPr>
           <w:rStyle w:val="SectionNumber"/>
@@ -17215,7 +17215,7 @@
         <w:rPr>
           <w:highlight w:val="yellow"/>
         </w:rPr>
-        <w:t>We wrote 397 automated tests across eighteen test files, covering every component (Table </w:t>
+        <w:t>We wrote 407 automated tests across 19 test files, covering every component (Table </w:t>
       </w:r>
       <w:hyperlink w:anchor="_febe7c87a633d14485235b1c570b7dc3553a6bb">
         <w:r>
@@ -18337,7 +18337,7 @@
               <w:rPr>
                 <w:sz w:val="22"/>
               </w:rPr>
-              <w:t>14</w:t>
+              <w:t>21</w:t>
             </w:r>
           </w:p>
         </w:tc>
@@ -18717,7 +18717,7 @@
         <w:jc w:val="center"/>
       </w:pPr>
       <w:bookmarkStart w:id="115" w:name="_ca0a51c6bd51be63cd201e7aafb2a2c80ddc4b2"/>
-      <w:bookmarkStart w:id="116" w:name="_Toc242796460"/>
+      <w:bookmarkStart w:id="116" w:name="_Toc242798233"/>
       <w:r>
         <w:rPr>
           <w:rStyle w:val="SectionNumber"/>
@@ -18743,7 +18743,7 @@
         <w:spacing w:before="240" w:after="120" w:line="360" w:lineRule="auto"/>
       </w:pPr>
       <w:bookmarkStart w:id="117" w:name="_7191f83fb773762ca3a6f85173667b3c76830f8"/>
-      <w:bookmarkStart w:id="118" w:name="_Toc242796461"/>
+      <w:bookmarkStart w:id="118" w:name="_Toc242798234"/>
       <w:r>
         <w:rPr>
           <w:rStyle w:val="SectionNumber"/>
@@ -20811,7 +20811,7 @@
         <w:spacing w:before="240" w:after="120" w:line="360" w:lineRule="auto"/>
       </w:pPr>
       <w:bookmarkStart w:id="121" w:name="_65477720e1496782b5da4af4c286d530c468be6"/>
-      <w:bookmarkStart w:id="122" w:name="_Toc242796462"/>
+      <w:bookmarkStart w:id="122" w:name="_Toc242798235"/>
       <w:r>
         <w:rPr>
           <w:rStyle w:val="SectionNumber"/>
@@ -21681,7 +21681,7 @@
         <w:spacing w:before="240" w:after="120" w:line="360" w:lineRule="auto"/>
       </w:pPr>
       <w:bookmarkStart w:id="124" w:name="_050f310199fc4820cc936f41908aef80f29c44d"/>
-      <w:bookmarkStart w:id="125" w:name="_Toc242796463"/>
+      <w:bookmarkStart w:id="125" w:name="_Toc242798236"/>
       <w:r>
         <w:rPr>
           <w:rStyle w:val="SectionNumber"/>
@@ -22890,7 +22890,7 @@
           <w:noProof/>
         </w:rPr>
         <w:drawing>
-          <wp:inline distT="0" distB="0" distL="0" distR="0" wp14:anchorId="180EE5A0" wp14:editId="0E8BDAB5">
+          <wp:inline distT="0" distB="0" distL="0" distR="0" wp14:anchorId="4F05A8A9" wp14:editId="2724298C">
             <wp:extent cx="5276088" cy="3065478"/>
             <wp:effectExtent l="0" t="0" r="0" b="0"/>
             <wp:docPr id="97" name="Picture"/>
@@ -24866,7 +24866,7 @@
         </w:rPr>
         <w:lastRenderedPageBreak/>
         <w:drawing>
-          <wp:inline distT="0" distB="0" distL="0" distR="0" wp14:anchorId="26521258" wp14:editId="35968379">
+          <wp:inline distT="0" distB="0" distL="0" distR="0" wp14:anchorId="315AA4A5" wp14:editId="7D6B1E09">
             <wp:extent cx="4800600" cy="2978727"/>
             <wp:effectExtent l="0" t="0" r="0" b="0"/>
             <wp:docPr id="106" name="Picture"/>
@@ -24926,7 +24926,7 @@
         <w:pStyle w:val="Heading4"/>
         <w:spacing w:before="240" w:after="120" w:line="360" w:lineRule="auto"/>
       </w:pPr>
-      <w:bookmarkStart w:id="135" w:name="_99d718274a8b9b33c2ec7102e0b02404f54498f"/>
+      <w:bookmarkStart w:id="135" w:name="_781f8ad07510527e615c385e0b4235e95d3d319"/>
       <w:bookmarkEnd w:id="134"/>
       <w:r>
         <w:rPr>
@@ -24939,7 +24939,7 @@
         <w:rPr>
           <w:highlight w:val="yellow"/>
         </w:rPr>
-        <w:t xml:space="preserve">  Analysis Charts for the Groq Run on Real Programs</w:t>
+        <w:t xml:space="preserve">  Correct Suggestions per Optimization Type and Model</w:t>
       </w:r>
       <w:bookmarkEnd w:id="135"/>
     </w:p>
@@ -24953,7 +24953,2179 @@
         <w:rPr>
           <w:highlight w:val="yellow"/>
         </w:rPr>
-        <w:t>The charts below are drawn from the Groq run on the 500 real programs.</w:t>
+        <w:t>Tables </w:t>
+      </w:r>
+      <w:hyperlink w:anchor="_ba66b51ba51cb9a8d349a504e9476c0f92c3552">
+        <w:r>
+          <w:rPr>
+            <w:rStyle w:val="Hyperlink"/>
+            <w:highlight w:val="yellow"/>
+          </w:rPr>
+          <w:t>6.7</w:t>
+        </w:r>
+      </w:hyperlink>
+      <w:r>
+        <w:rPr>
+          <w:highlight w:val="yellow"/>
+        </w:rPr>
+        <w:t xml:space="preserve"> and </w:t>
+      </w:r>
+      <w:hyperlink w:anchor="_058cb1217204a38fbe5cba3a359e073627f6c97">
+        <w:r>
+          <w:rPr>
+            <w:rStyle w:val="Hyperlink"/>
+            <w:highlight w:val="yellow"/>
+          </w:rPr>
+          <w:t>6.8</w:t>
+        </w:r>
+      </w:hyperlink>
+      <w:r>
+        <w:rPr>
+          <w:highlight w:val="yellow"/>
+        </w:rPr>
+        <w:t xml:space="preserve"> count the correct suggestions for every optimization type, under the rules alone and with each of the three LLMs. A suggestion is </w:t>
+      </w:r>
+      <w:r>
+        <w:rPr>
+          <w:i/>
+          <w:iCs/>
+          <w:highlight w:val="yellow"/>
+        </w:rPr>
+        <w:t>correct</w:t>
+      </w:r>
+      <w:r>
+        <w:rPr>
+          <w:highlight w:val="yellow"/>
+        </w:rPr>
+        <w:t xml:space="preserve"> </w:t>
+      </w:r>
+      <w:r>
+        <w:rPr>
+          <w:highlight w:val="yellow"/>
+        </w:rPr>
+        <w:t>when it passed verification; it was then accepted, or turned down only because it did not make the program cheaper. No rule suggestion was wrong in any run. The counts of a rule type differ a little between the columns, because an accepted LLM change alters what the rules find afterwards.</w:t>
+      </w:r>
+    </w:p>
+    <w:p>
+      <w:pPr>
+        <w:pStyle w:val="TableCaption"/>
+        <w:spacing w:before="80" w:after="160"/>
+        <w:jc w:val="center"/>
+      </w:pPr>
+      <w:bookmarkStart w:id="136" w:name="_ba66b51ba51cb9a8d349a504e9476c0f92c3552"/>
+      <w:r>
+        <w:rPr>
+          <w:highlight w:val="yellow"/>
+        </w:rPr>
+        <w:t>Table 6.7: Correct suggestions per optimization type on the generated dataset</w:t>
+      </w:r>
+    </w:p>
+    <w:tbl>
+      <w:tblPr>
+        <w:tblStyle w:val="Table"/>
+        <w:tblW w:w="0" w:type="auto"/>
+        <w:jc w:val="center"/>
+        <w:tblBorders>
+          <w:top w:val="single" w:sz="4" w:space="0" w:color="000000"/>
+          <w:left w:val="single" w:sz="4" w:space="0" w:color="000000"/>
+          <w:bottom w:val="single" w:sz="4" w:space="0" w:color="000000"/>
+          <w:right w:val="single" w:sz="4" w:space="0" w:color="000000"/>
+          <w:insideH w:val="single" w:sz="4" w:space="0" w:color="000000"/>
+          <w:insideV w:val="single" w:sz="4" w:space="0" w:color="000000"/>
+        </w:tblBorders>
+        <w:tblLook w:val="0020" w:firstRow="1" w:lastRow="0" w:firstColumn="0" w:lastColumn="0" w:noHBand="0" w:noVBand="0"/>
+        <w:tblCaption w:val="Correct suggestions per optimization type on the generated dataset"/>
+      </w:tblPr>
+      <w:tblGrid>
+        <w:gridCol w:w="2942"/>
+        <w:gridCol w:w="821"/>
+        <w:gridCol w:w="1093"/>
+        <w:gridCol w:w="898"/>
+        <w:gridCol w:w="1093"/>
+      </w:tblGrid>
+      <w:tr>
+        <w:trPr>
+          <w:cnfStyle w:val="100000000000" w:firstRow="1" w:lastRow="0" w:firstColumn="0" w:lastColumn="0" w:oddVBand="0" w:evenVBand="0" w:oddHBand="0" w:evenHBand="0" w:firstRowFirstColumn="0" w:firstRowLastColumn="0" w:lastRowFirstColumn="0" w:lastRowLastColumn="0"/>
+          <w:tblHeader/>
+          <w:jc w:val="center"/>
+        </w:trPr>
+        <w:tc>
+          <w:tcPr>
+            <w:tcW w:w="0" w:type="auto"/>
+          </w:tcPr>
+          <w:p>
+            <w:pPr>
+              <w:pStyle w:val="Compact"/>
+              <w:spacing w:before="40" w:after="40"/>
+            </w:pPr>
+            <w:r>
+              <w:rPr>
+                <w:b/>
+                <w:bCs/>
+                <w:sz w:val="22"/>
+              </w:rPr>
+              <w:t>Optimization type</w:t>
+            </w:r>
+          </w:p>
+        </w:tc>
+        <w:tc>
+          <w:tcPr>
+            <w:tcW w:w="0" w:type="auto"/>
+          </w:tcPr>
+          <w:p>
+            <w:pPr>
+              <w:pStyle w:val="Compact"/>
+              <w:spacing w:before="40" w:after="40"/>
+              <w:jc w:val="center"/>
+            </w:pPr>
+            <w:r>
+              <w:rPr>
+                <w:b/>
+                <w:bCs/>
+                <w:sz w:val="22"/>
+              </w:rPr>
+              <w:t>Rules</w:t>
+            </w:r>
+          </w:p>
+        </w:tc>
+        <w:tc>
+          <w:tcPr>
+            <w:tcW w:w="0" w:type="auto"/>
+          </w:tcPr>
+          <w:p>
+            <w:pPr>
+              <w:pStyle w:val="Compact"/>
+              <w:spacing w:before="40" w:after="40"/>
+              <w:jc w:val="center"/>
+            </w:pPr>
+            <w:r>
+              <w:rPr>
+                <w:b/>
+                <w:bCs/>
+                <w:sz w:val="22"/>
+              </w:rPr>
+              <w:t>+ Gemini</w:t>
+            </w:r>
+          </w:p>
+        </w:tc>
+        <w:tc>
+          <w:tcPr>
+            <w:tcW w:w="0" w:type="auto"/>
+          </w:tcPr>
+          <w:p>
+            <w:pPr>
+              <w:pStyle w:val="Compact"/>
+              <w:spacing w:before="40" w:after="40"/>
+              <w:jc w:val="center"/>
+            </w:pPr>
+            <w:r>
+              <w:rPr>
+                <w:b/>
+                <w:bCs/>
+                <w:sz w:val="22"/>
+              </w:rPr>
+              <w:t>+ Groq</w:t>
+            </w:r>
+          </w:p>
+        </w:tc>
+        <w:tc>
+          <w:tcPr>
+            <w:tcW w:w="0" w:type="auto"/>
+          </w:tcPr>
+          <w:p>
+            <w:pPr>
+              <w:pStyle w:val="Compact"/>
+              <w:spacing w:before="40" w:after="40"/>
+              <w:jc w:val="center"/>
+            </w:pPr>
+            <w:r>
+              <w:rPr>
+                <w:b/>
+                <w:bCs/>
+                <w:sz w:val="22"/>
+              </w:rPr>
+              <w:t>+ Ollama</w:t>
+            </w:r>
+          </w:p>
+        </w:tc>
+      </w:tr>
+      <w:tr>
+        <w:trPr>
+          <w:jc w:val="center"/>
+        </w:trPr>
+        <w:tc>
+          <w:tcPr>
+            <w:tcW w:w="0" w:type="auto"/>
+          </w:tcPr>
+          <w:p>
+            <w:pPr>
+              <w:pStyle w:val="Compact"/>
+              <w:spacing w:before="40" w:after="40"/>
+            </w:pPr>
+            <w:r>
+              <w:rPr>
+                <w:sz w:val="22"/>
+              </w:rPr>
+              <w:t>Constant folding</w:t>
+            </w:r>
+          </w:p>
+        </w:tc>
+        <w:tc>
+          <w:tcPr>
+            <w:tcW w:w="0" w:type="auto"/>
+          </w:tcPr>
+          <w:p>
+            <w:pPr>
+              <w:pStyle w:val="Compact"/>
+              <w:spacing w:before="40" w:after="40"/>
+              <w:jc w:val="center"/>
+            </w:pPr>
+            <w:r>
+              <w:rPr>
+                <w:sz w:val="22"/>
+                <w:highlight w:val="yellow"/>
+              </w:rPr>
+              <w:t>1,855</w:t>
+            </w:r>
+          </w:p>
+        </w:tc>
+        <w:tc>
+          <w:tcPr>
+            <w:tcW w:w="0" w:type="auto"/>
+          </w:tcPr>
+          <w:p>
+            <w:pPr>
+              <w:pStyle w:val="Compact"/>
+              <w:spacing w:before="40" w:after="40"/>
+              <w:jc w:val="center"/>
+            </w:pPr>
+            <w:r>
+              <w:rPr>
+                <w:sz w:val="22"/>
+                <w:highlight w:val="yellow"/>
+              </w:rPr>
+              <w:t>1,806</w:t>
+            </w:r>
+          </w:p>
+        </w:tc>
+        <w:tc>
+          <w:tcPr>
+            <w:tcW w:w="0" w:type="auto"/>
+          </w:tcPr>
+          <w:p>
+            <w:pPr>
+              <w:pStyle w:val="Compact"/>
+              <w:spacing w:before="40" w:after="40"/>
+              <w:jc w:val="center"/>
+            </w:pPr>
+            <w:r>
+              <w:rPr>
+                <w:sz w:val="22"/>
+                <w:highlight w:val="yellow"/>
+              </w:rPr>
+              <w:t>1,834</w:t>
+            </w:r>
+          </w:p>
+        </w:tc>
+        <w:tc>
+          <w:tcPr>
+            <w:tcW w:w="0" w:type="auto"/>
+          </w:tcPr>
+          <w:p>
+            <w:pPr>
+              <w:pStyle w:val="Compact"/>
+              <w:spacing w:before="40" w:after="40"/>
+              <w:jc w:val="center"/>
+            </w:pPr>
+            <w:r>
+              <w:rPr>
+                <w:sz w:val="22"/>
+                <w:highlight w:val="yellow"/>
+              </w:rPr>
+              <w:t>1,828</w:t>
+            </w:r>
+          </w:p>
+        </w:tc>
+      </w:tr>
+      <w:tr>
+        <w:trPr>
+          <w:jc w:val="center"/>
+        </w:trPr>
+        <w:tc>
+          <w:tcPr>
+            <w:tcW w:w="0" w:type="auto"/>
+          </w:tcPr>
+          <w:p>
+            <w:pPr>
+              <w:pStyle w:val="Compact"/>
+              <w:spacing w:before="40" w:after="40"/>
+            </w:pPr>
+            <w:r>
+              <w:rPr>
+                <w:sz w:val="22"/>
+              </w:rPr>
+              <w:t>Algebraic simplification</w:t>
+            </w:r>
+          </w:p>
+        </w:tc>
+        <w:tc>
+          <w:tcPr>
+            <w:tcW w:w="0" w:type="auto"/>
+          </w:tcPr>
+          <w:p>
+            <w:pPr>
+              <w:pStyle w:val="Compact"/>
+              <w:spacing w:before="40" w:after="40"/>
+              <w:jc w:val="center"/>
+            </w:pPr>
+            <w:r>
+              <w:rPr>
+                <w:sz w:val="22"/>
+                <w:highlight w:val="yellow"/>
+              </w:rPr>
+              <w:t>179</w:t>
+            </w:r>
+          </w:p>
+        </w:tc>
+        <w:tc>
+          <w:tcPr>
+            <w:tcW w:w="0" w:type="auto"/>
+          </w:tcPr>
+          <w:p>
+            <w:pPr>
+              <w:pStyle w:val="Compact"/>
+              <w:spacing w:before="40" w:after="40"/>
+              <w:jc w:val="center"/>
+            </w:pPr>
+            <w:r>
+              <w:rPr>
+                <w:sz w:val="22"/>
+                <w:highlight w:val="yellow"/>
+              </w:rPr>
+              <w:t>172</w:t>
+            </w:r>
+          </w:p>
+        </w:tc>
+        <w:tc>
+          <w:tcPr>
+            <w:tcW w:w="0" w:type="auto"/>
+          </w:tcPr>
+          <w:p>
+            <w:pPr>
+              <w:pStyle w:val="Compact"/>
+              <w:spacing w:before="40" w:after="40"/>
+              <w:jc w:val="center"/>
+            </w:pPr>
+            <w:r>
+              <w:rPr>
+                <w:sz w:val="22"/>
+                <w:highlight w:val="yellow"/>
+              </w:rPr>
+              <w:t>174</w:t>
+            </w:r>
+          </w:p>
+        </w:tc>
+        <w:tc>
+          <w:tcPr>
+            <w:tcW w:w="0" w:type="auto"/>
+          </w:tcPr>
+          <w:p>
+            <w:pPr>
+              <w:pStyle w:val="Compact"/>
+              <w:spacing w:before="40" w:after="40"/>
+              <w:jc w:val="center"/>
+            </w:pPr>
+            <w:r>
+              <w:rPr>
+                <w:sz w:val="22"/>
+                <w:highlight w:val="yellow"/>
+              </w:rPr>
+              <w:t>177</w:t>
+            </w:r>
+          </w:p>
+        </w:tc>
+      </w:tr>
+      <w:tr>
+        <w:trPr>
+          <w:jc w:val="center"/>
+        </w:trPr>
+        <w:tc>
+          <w:tcPr>
+            <w:tcW w:w="0" w:type="auto"/>
+          </w:tcPr>
+          <w:p>
+            <w:pPr>
+              <w:pStyle w:val="Compact"/>
+              <w:spacing w:before="40" w:after="40"/>
+            </w:pPr>
+            <w:r>
+              <w:rPr>
+                <w:sz w:val="22"/>
+              </w:rPr>
+              <w:t>Dead code elimination</w:t>
+            </w:r>
+          </w:p>
+        </w:tc>
+        <w:tc>
+          <w:tcPr>
+            <w:tcW w:w="0" w:type="auto"/>
+          </w:tcPr>
+          <w:p>
+            <w:pPr>
+              <w:pStyle w:val="Compact"/>
+              <w:spacing w:before="40" w:after="40"/>
+              <w:jc w:val="center"/>
+            </w:pPr>
+            <w:r>
+              <w:rPr>
+                <w:sz w:val="22"/>
+                <w:highlight w:val="yellow"/>
+              </w:rPr>
+              <w:t>1,795</w:t>
+            </w:r>
+          </w:p>
+        </w:tc>
+        <w:tc>
+          <w:tcPr>
+            <w:tcW w:w="0" w:type="auto"/>
+          </w:tcPr>
+          <w:p>
+            <w:pPr>
+              <w:pStyle w:val="Compact"/>
+              <w:spacing w:before="40" w:after="40"/>
+              <w:jc w:val="center"/>
+            </w:pPr>
+            <w:r>
+              <w:rPr>
+                <w:sz w:val="22"/>
+                <w:highlight w:val="yellow"/>
+              </w:rPr>
+              <w:t>1,890</w:t>
+            </w:r>
+          </w:p>
+        </w:tc>
+        <w:tc>
+          <w:tcPr>
+            <w:tcW w:w="0" w:type="auto"/>
+          </w:tcPr>
+          <w:p>
+            <w:pPr>
+              <w:pStyle w:val="Compact"/>
+              <w:spacing w:before="40" w:after="40"/>
+              <w:jc w:val="center"/>
+            </w:pPr>
+            <w:r>
+              <w:rPr>
+                <w:sz w:val="22"/>
+                <w:highlight w:val="yellow"/>
+              </w:rPr>
+              <w:t>1,939</w:t>
+            </w:r>
+          </w:p>
+        </w:tc>
+        <w:tc>
+          <w:tcPr>
+            <w:tcW w:w="0" w:type="auto"/>
+          </w:tcPr>
+          <w:p>
+            <w:pPr>
+              <w:pStyle w:val="Compact"/>
+              <w:spacing w:before="40" w:after="40"/>
+              <w:jc w:val="center"/>
+            </w:pPr>
+            <w:r>
+              <w:rPr>
+                <w:sz w:val="22"/>
+                <w:highlight w:val="yellow"/>
+              </w:rPr>
+              <w:t>1,846</w:t>
+            </w:r>
+          </w:p>
+        </w:tc>
+      </w:tr>
+      <w:tr>
+        <w:trPr>
+          <w:jc w:val="center"/>
+        </w:trPr>
+        <w:tc>
+          <w:tcPr>
+            <w:tcW w:w="0" w:type="auto"/>
+          </w:tcPr>
+          <w:p>
+            <w:pPr>
+              <w:pStyle w:val="Compact"/>
+              <w:spacing w:before="40" w:after="40"/>
+            </w:pPr>
+            <w:r>
+              <w:rPr>
+                <w:sz w:val="22"/>
+                <w:highlight w:val="yellow"/>
+              </w:rPr>
+              <w:t>Common subexpression (CSE)</w:t>
+            </w:r>
+          </w:p>
+        </w:tc>
+        <w:tc>
+          <w:tcPr>
+            <w:tcW w:w="0" w:type="auto"/>
+          </w:tcPr>
+          <w:p>
+            <w:pPr>
+              <w:pStyle w:val="Compact"/>
+              <w:spacing w:before="40" w:after="40"/>
+              <w:jc w:val="center"/>
+            </w:pPr>
+            <w:r>
+              <w:rPr>
+                <w:sz w:val="22"/>
+                <w:highlight w:val="yellow"/>
+              </w:rPr>
+              <w:t>147</w:t>
+            </w:r>
+          </w:p>
+        </w:tc>
+        <w:tc>
+          <w:tcPr>
+            <w:tcW w:w="0" w:type="auto"/>
+          </w:tcPr>
+          <w:p>
+            <w:pPr>
+              <w:pStyle w:val="Compact"/>
+              <w:spacing w:before="40" w:after="40"/>
+              <w:jc w:val="center"/>
+            </w:pPr>
+            <w:r>
+              <w:rPr>
+                <w:sz w:val="22"/>
+                <w:highlight w:val="yellow"/>
+              </w:rPr>
+              <w:t>147</w:t>
+            </w:r>
+          </w:p>
+        </w:tc>
+        <w:tc>
+          <w:tcPr>
+            <w:tcW w:w="0" w:type="auto"/>
+          </w:tcPr>
+          <w:p>
+            <w:pPr>
+              <w:pStyle w:val="Compact"/>
+              <w:spacing w:before="40" w:after="40"/>
+              <w:jc w:val="center"/>
+            </w:pPr>
+            <w:r>
+              <w:rPr>
+                <w:sz w:val="22"/>
+                <w:highlight w:val="yellow"/>
+              </w:rPr>
+              <w:t>147</w:t>
+            </w:r>
+          </w:p>
+        </w:tc>
+        <w:tc>
+          <w:tcPr>
+            <w:tcW w:w="0" w:type="auto"/>
+          </w:tcPr>
+          <w:p>
+            <w:pPr>
+              <w:pStyle w:val="Compact"/>
+              <w:spacing w:before="40" w:after="40"/>
+              <w:jc w:val="center"/>
+            </w:pPr>
+            <w:r>
+              <w:rPr>
+                <w:sz w:val="22"/>
+                <w:highlight w:val="yellow"/>
+              </w:rPr>
+              <w:t>147</w:t>
+            </w:r>
+          </w:p>
+        </w:tc>
+      </w:tr>
+      <w:tr>
+        <w:trPr>
+          <w:jc w:val="center"/>
+        </w:trPr>
+        <w:tc>
+          <w:tcPr>
+            <w:tcW w:w="0" w:type="auto"/>
+          </w:tcPr>
+          <w:p>
+            <w:pPr>
+              <w:pStyle w:val="Compact"/>
+              <w:spacing w:before="40" w:after="40"/>
+            </w:pPr>
+            <w:r>
+              <w:rPr>
+                <w:sz w:val="22"/>
+              </w:rPr>
+              <w:t>Strength reduction</w:t>
+            </w:r>
+          </w:p>
+        </w:tc>
+        <w:tc>
+          <w:tcPr>
+            <w:tcW w:w="0" w:type="auto"/>
+          </w:tcPr>
+          <w:p>
+            <w:pPr>
+              <w:pStyle w:val="Compact"/>
+              <w:spacing w:before="40" w:after="40"/>
+              <w:jc w:val="center"/>
+            </w:pPr>
+            <w:r>
+              <w:rPr>
+                <w:sz w:val="22"/>
+                <w:highlight w:val="yellow"/>
+              </w:rPr>
+              <w:t>185</w:t>
+            </w:r>
+          </w:p>
+        </w:tc>
+        <w:tc>
+          <w:tcPr>
+            <w:tcW w:w="0" w:type="auto"/>
+          </w:tcPr>
+          <w:p>
+            <w:pPr>
+              <w:pStyle w:val="Compact"/>
+              <w:spacing w:before="40" w:after="40"/>
+              <w:jc w:val="center"/>
+            </w:pPr>
+            <w:r>
+              <w:rPr>
+                <w:sz w:val="22"/>
+              </w:rPr>
+              <w:t>148</w:t>
+            </w:r>
+          </w:p>
+        </w:tc>
+        <w:tc>
+          <w:tcPr>
+            <w:tcW w:w="0" w:type="auto"/>
+          </w:tcPr>
+          <w:p>
+            <w:pPr>
+              <w:pStyle w:val="Compact"/>
+              <w:spacing w:before="40" w:after="40"/>
+              <w:jc w:val="center"/>
+            </w:pPr>
+            <w:r>
+              <w:rPr>
+                <w:sz w:val="22"/>
+                <w:highlight w:val="yellow"/>
+              </w:rPr>
+              <w:t>167</w:t>
+            </w:r>
+          </w:p>
+        </w:tc>
+        <w:tc>
+          <w:tcPr>
+            <w:tcW w:w="0" w:type="auto"/>
+          </w:tcPr>
+          <w:p>
+            <w:pPr>
+              <w:pStyle w:val="Compact"/>
+              <w:spacing w:before="40" w:after="40"/>
+              <w:jc w:val="center"/>
+            </w:pPr>
+            <w:r>
+              <w:rPr>
+                <w:sz w:val="22"/>
+                <w:highlight w:val="yellow"/>
+              </w:rPr>
+              <w:t>159</w:t>
+            </w:r>
+          </w:p>
+        </w:tc>
+      </w:tr>
+      <w:tr>
+        <w:trPr>
+          <w:jc w:val="center"/>
+        </w:trPr>
+        <w:tc>
+          <w:tcPr>
+            <w:tcW w:w="0" w:type="auto"/>
+          </w:tcPr>
+          <w:p>
+            <w:pPr>
+              <w:pStyle w:val="Compact"/>
+              <w:spacing w:before="40" w:after="40"/>
+            </w:pPr>
+            <w:r>
+              <w:rPr>
+                <w:sz w:val="22"/>
+              </w:rPr>
+              <w:t>Copy propagation</w:t>
+            </w:r>
+          </w:p>
+        </w:tc>
+        <w:tc>
+          <w:tcPr>
+            <w:tcW w:w="0" w:type="auto"/>
+          </w:tcPr>
+          <w:p>
+            <w:pPr>
+              <w:pStyle w:val="Compact"/>
+              <w:spacing w:before="40" w:after="40"/>
+              <w:jc w:val="center"/>
+            </w:pPr>
+            <w:r>
+              <w:rPr>
+                <w:sz w:val="22"/>
+                <w:highlight w:val="yellow"/>
+              </w:rPr>
+              <w:t>6,467</w:t>
+            </w:r>
+          </w:p>
+        </w:tc>
+        <w:tc>
+          <w:tcPr>
+            <w:tcW w:w="0" w:type="auto"/>
+          </w:tcPr>
+          <w:p>
+            <w:pPr>
+              <w:pStyle w:val="Compact"/>
+              <w:spacing w:before="40" w:after="40"/>
+              <w:jc w:val="center"/>
+            </w:pPr>
+            <w:r>
+              <w:rPr>
+                <w:sz w:val="22"/>
+                <w:highlight w:val="yellow"/>
+              </w:rPr>
+              <w:t>6,475</w:t>
+            </w:r>
+          </w:p>
+        </w:tc>
+        <w:tc>
+          <w:tcPr>
+            <w:tcW w:w="0" w:type="auto"/>
+          </w:tcPr>
+          <w:p>
+            <w:pPr>
+              <w:pStyle w:val="Compact"/>
+              <w:spacing w:before="40" w:after="40"/>
+              <w:jc w:val="center"/>
+            </w:pPr>
+            <w:r>
+              <w:rPr>
+                <w:sz w:val="22"/>
+                <w:highlight w:val="yellow"/>
+              </w:rPr>
+              <w:t>6,506</w:t>
+            </w:r>
+          </w:p>
+        </w:tc>
+        <w:tc>
+          <w:tcPr>
+            <w:tcW w:w="0" w:type="auto"/>
+          </w:tcPr>
+          <w:p>
+            <w:pPr>
+              <w:pStyle w:val="Compact"/>
+              <w:spacing w:before="40" w:after="40"/>
+              <w:jc w:val="center"/>
+            </w:pPr>
+            <w:r>
+              <w:rPr>
+                <w:sz w:val="22"/>
+                <w:highlight w:val="yellow"/>
+              </w:rPr>
+              <w:t>6,450</w:t>
+            </w:r>
+          </w:p>
+        </w:tc>
+      </w:tr>
+      <w:tr>
+        <w:trPr>
+          <w:jc w:val="center"/>
+        </w:trPr>
+        <w:tc>
+          <w:tcPr>
+            <w:tcW w:w="0" w:type="auto"/>
+          </w:tcPr>
+          <w:p>
+            <w:pPr>
+              <w:pStyle w:val="Compact"/>
+              <w:spacing w:before="40" w:after="40"/>
+            </w:pPr>
+            <w:r>
+              <w:rPr>
+                <w:sz w:val="22"/>
+              </w:rPr>
+              <w:t>LLM proposal</w:t>
+            </w:r>
+          </w:p>
+        </w:tc>
+        <w:tc>
+          <w:tcPr>
+            <w:tcW w:w="0" w:type="auto"/>
+          </w:tcPr>
+          <w:p>
+            <w:pPr>
+              <w:pStyle w:val="Compact"/>
+              <w:spacing w:before="40" w:after="40"/>
+              <w:jc w:val="center"/>
+            </w:pPr>
+            <w:r>
+              <w:rPr>
+                <w:sz w:val="22"/>
+              </w:rPr>
+              <w:t>—</w:t>
+            </w:r>
+          </w:p>
+        </w:tc>
+        <w:tc>
+          <w:tcPr>
+            <w:tcW w:w="0" w:type="auto"/>
+          </w:tcPr>
+          <w:p>
+            <w:pPr>
+              <w:pStyle w:val="Compact"/>
+              <w:spacing w:before="40" w:after="40"/>
+              <w:jc w:val="center"/>
+            </w:pPr>
+            <w:r>
+              <w:rPr>
+                <w:sz w:val="22"/>
+                <w:highlight w:val="yellow"/>
+              </w:rPr>
+              <w:t>314</w:t>
+            </w:r>
+          </w:p>
+        </w:tc>
+        <w:tc>
+          <w:tcPr>
+            <w:tcW w:w="0" w:type="auto"/>
+          </w:tcPr>
+          <w:p>
+            <w:pPr>
+              <w:pStyle w:val="Compact"/>
+              <w:spacing w:before="40" w:after="40"/>
+              <w:jc w:val="center"/>
+            </w:pPr>
+            <w:r>
+              <w:rPr>
+                <w:sz w:val="22"/>
+                <w:highlight w:val="yellow"/>
+              </w:rPr>
+              <w:t>312</w:t>
+            </w:r>
+          </w:p>
+        </w:tc>
+        <w:tc>
+          <w:tcPr>
+            <w:tcW w:w="0" w:type="auto"/>
+          </w:tcPr>
+          <w:p>
+            <w:pPr>
+              <w:pStyle w:val="Compact"/>
+              <w:spacing w:before="40" w:after="40"/>
+              <w:jc w:val="center"/>
+            </w:pPr>
+            <w:r>
+              <w:rPr>
+                <w:sz w:val="22"/>
+                <w:highlight w:val="yellow"/>
+              </w:rPr>
+              <w:t>85</w:t>
+            </w:r>
+          </w:p>
+        </w:tc>
+      </w:tr>
+      <w:tr>
+        <w:trPr>
+          <w:jc w:val="center"/>
+        </w:trPr>
+        <w:tc>
+          <w:tcPr>
+            <w:tcW w:w="0" w:type="auto"/>
+          </w:tcPr>
+          <w:p>
+            <w:pPr>
+              <w:pStyle w:val="Compact"/>
+              <w:spacing w:before="40" w:after="40"/>
+            </w:pPr>
+            <w:r>
+              <w:rPr>
+                <w:b/>
+                <w:bCs/>
+                <w:sz w:val="22"/>
+                <w:highlight w:val="yellow"/>
+              </w:rPr>
+              <w:t>Total correct</w:t>
+            </w:r>
+          </w:p>
+        </w:tc>
+        <w:tc>
+          <w:tcPr>
+            <w:tcW w:w="0" w:type="auto"/>
+          </w:tcPr>
+          <w:p>
+            <w:pPr>
+              <w:pStyle w:val="Compact"/>
+              <w:spacing w:before="40" w:after="40"/>
+              <w:jc w:val="center"/>
+            </w:pPr>
+            <w:r>
+              <w:rPr>
+                <w:b/>
+                <w:bCs/>
+                <w:sz w:val="22"/>
+              </w:rPr>
+              <w:t>10,628</w:t>
+            </w:r>
+          </w:p>
+        </w:tc>
+        <w:tc>
+          <w:tcPr>
+            <w:tcW w:w="0" w:type="auto"/>
+          </w:tcPr>
+          <w:p>
+            <w:pPr>
+              <w:pStyle w:val="Compact"/>
+              <w:spacing w:before="40" w:after="40"/>
+              <w:jc w:val="center"/>
+            </w:pPr>
+            <w:r>
+              <w:rPr>
+                <w:b/>
+                <w:bCs/>
+                <w:sz w:val="22"/>
+                <w:highlight w:val="yellow"/>
+              </w:rPr>
+              <w:t>10,952</w:t>
+            </w:r>
+          </w:p>
+        </w:tc>
+        <w:tc>
+          <w:tcPr>
+            <w:tcW w:w="0" w:type="auto"/>
+          </w:tcPr>
+          <w:p>
+            <w:pPr>
+              <w:pStyle w:val="Compact"/>
+              <w:spacing w:before="40" w:after="40"/>
+              <w:jc w:val="center"/>
+            </w:pPr>
+            <w:r>
+              <w:rPr>
+                <w:b/>
+                <w:bCs/>
+                <w:sz w:val="22"/>
+                <w:highlight w:val="yellow"/>
+              </w:rPr>
+              <w:t>11,079</w:t>
+            </w:r>
+          </w:p>
+        </w:tc>
+        <w:tc>
+          <w:tcPr>
+            <w:tcW w:w="0" w:type="auto"/>
+          </w:tcPr>
+          <w:p>
+            <w:pPr>
+              <w:pStyle w:val="Compact"/>
+              <w:spacing w:before="40" w:after="40"/>
+              <w:jc w:val="center"/>
+            </w:pPr>
+            <w:r>
+              <w:rPr>
+                <w:b/>
+                <w:bCs/>
+                <w:sz w:val="22"/>
+                <w:highlight w:val="yellow"/>
+              </w:rPr>
+              <w:t>10,692</w:t>
+            </w:r>
+          </w:p>
+        </w:tc>
+      </w:tr>
+      <w:tr>
+        <w:trPr>
+          <w:jc w:val="center"/>
+        </w:trPr>
+        <w:tc>
+          <w:tcPr>
+            <w:tcW w:w="0" w:type="auto"/>
+          </w:tcPr>
+          <w:p>
+            <w:pPr>
+              <w:pStyle w:val="Compact"/>
+              <w:spacing w:before="40" w:after="40"/>
+            </w:pPr>
+            <w:r>
+              <w:rPr>
+                <w:b/>
+                <w:bCs/>
+                <w:sz w:val="22"/>
+              </w:rPr>
+              <w:t>Wrong (blocked)</w:t>
+            </w:r>
+          </w:p>
+        </w:tc>
+        <w:tc>
+          <w:tcPr>
+            <w:tcW w:w="0" w:type="auto"/>
+          </w:tcPr>
+          <w:p>
+            <w:pPr>
+              <w:pStyle w:val="Compact"/>
+              <w:spacing w:before="40" w:after="40"/>
+              <w:jc w:val="center"/>
+            </w:pPr>
+            <w:r>
+              <w:rPr>
+                <w:b/>
+                <w:bCs/>
+                <w:sz w:val="22"/>
+              </w:rPr>
+              <w:t>0</w:t>
+            </w:r>
+          </w:p>
+        </w:tc>
+        <w:tc>
+          <w:tcPr>
+            <w:tcW w:w="0" w:type="auto"/>
+          </w:tcPr>
+          <w:p>
+            <w:pPr>
+              <w:pStyle w:val="Compact"/>
+              <w:spacing w:before="40" w:after="40"/>
+              <w:jc w:val="center"/>
+            </w:pPr>
+            <w:r>
+              <w:rPr>
+                <w:b/>
+                <w:bCs/>
+                <w:sz w:val="22"/>
+              </w:rPr>
+              <w:t>26</w:t>
+            </w:r>
+          </w:p>
+        </w:tc>
+        <w:tc>
+          <w:tcPr>
+            <w:tcW w:w="0" w:type="auto"/>
+          </w:tcPr>
+          <w:p>
+            <w:pPr>
+              <w:pStyle w:val="Compact"/>
+              <w:spacing w:before="40" w:after="40"/>
+              <w:jc w:val="center"/>
+            </w:pPr>
+            <w:r>
+              <w:rPr>
+                <w:b/>
+                <w:bCs/>
+                <w:sz w:val="22"/>
+              </w:rPr>
+              <w:t>6</w:t>
+            </w:r>
+          </w:p>
+        </w:tc>
+        <w:tc>
+          <w:tcPr>
+            <w:tcW w:w="0" w:type="auto"/>
+          </w:tcPr>
+          <w:p>
+            <w:pPr>
+              <w:pStyle w:val="Compact"/>
+              <w:spacing w:before="40" w:after="40"/>
+              <w:jc w:val="center"/>
+            </w:pPr>
+            <w:r>
+              <w:rPr>
+                <w:b/>
+                <w:bCs/>
+                <w:sz w:val="22"/>
+              </w:rPr>
+              <w:t>113</w:t>
+            </w:r>
+          </w:p>
+        </w:tc>
+      </w:tr>
+      <w:bookmarkEnd w:id="136"/>
+    </w:tbl>
+    <w:p>
+      <w:pPr>
+        <w:spacing w:after="120" w:line="360" w:lineRule="auto"/>
+        <w:jc w:val="both"/>
+      </w:pPr>
+    </w:p>
+    <w:p>
+      <w:pPr>
+        <w:pStyle w:val="TableCaption"/>
+        <w:spacing w:before="80" w:after="160"/>
+        <w:jc w:val="center"/>
+      </w:pPr>
+      <w:bookmarkStart w:id="137" w:name="_058cb1217204a38fbe5cba3a359e073627f6c97"/>
+      <w:r>
+        <w:rPr>
+          <w:highlight w:val="yellow"/>
+        </w:rPr>
+        <w:lastRenderedPageBreak/>
+        <w:t>Table 6.8: Correct suggestions per optimization type on the real programs</w:t>
+      </w:r>
+    </w:p>
+    <w:tbl>
+      <w:tblPr>
+        <w:tblStyle w:val="Table"/>
+        <w:tblW w:w="0" w:type="auto"/>
+        <w:jc w:val="center"/>
+        <w:tblBorders>
+          <w:top w:val="single" w:sz="4" w:space="0" w:color="000000"/>
+          <w:left w:val="single" w:sz="4" w:space="0" w:color="000000"/>
+          <w:bottom w:val="single" w:sz="4" w:space="0" w:color="000000"/>
+          <w:right w:val="single" w:sz="4" w:space="0" w:color="000000"/>
+          <w:insideH w:val="single" w:sz="4" w:space="0" w:color="000000"/>
+          <w:insideV w:val="single" w:sz="4" w:space="0" w:color="000000"/>
+        </w:tblBorders>
+        <w:tblLook w:val="0020" w:firstRow="1" w:lastRow="0" w:firstColumn="0" w:lastColumn="0" w:noHBand="0" w:noVBand="0"/>
+        <w:tblCaption w:val="Correct suggestions per optimization type on the real programs"/>
+      </w:tblPr>
+      <w:tblGrid>
+        <w:gridCol w:w="2942"/>
+        <w:gridCol w:w="821"/>
+        <w:gridCol w:w="1093"/>
+        <w:gridCol w:w="898"/>
+        <w:gridCol w:w="1093"/>
+      </w:tblGrid>
+      <w:tr>
+        <w:trPr>
+          <w:cnfStyle w:val="100000000000" w:firstRow="1" w:lastRow="0" w:firstColumn="0" w:lastColumn="0" w:oddVBand="0" w:evenVBand="0" w:oddHBand="0" w:evenHBand="0" w:firstRowFirstColumn="0" w:firstRowLastColumn="0" w:lastRowFirstColumn="0" w:lastRowLastColumn="0"/>
+          <w:tblHeader/>
+          <w:jc w:val="center"/>
+        </w:trPr>
+        <w:tc>
+          <w:tcPr>
+            <w:tcW w:w="0" w:type="auto"/>
+          </w:tcPr>
+          <w:p>
+            <w:pPr>
+              <w:pStyle w:val="Compact"/>
+              <w:spacing w:before="40" w:after="40"/>
+            </w:pPr>
+            <w:r>
+              <w:rPr>
+                <w:b/>
+                <w:bCs/>
+                <w:sz w:val="22"/>
+              </w:rPr>
+              <w:t>Optimization type</w:t>
+            </w:r>
+          </w:p>
+        </w:tc>
+        <w:tc>
+          <w:tcPr>
+            <w:tcW w:w="0" w:type="auto"/>
+          </w:tcPr>
+          <w:p>
+            <w:pPr>
+              <w:pStyle w:val="Compact"/>
+              <w:spacing w:before="40" w:after="40"/>
+              <w:jc w:val="center"/>
+            </w:pPr>
+            <w:r>
+              <w:rPr>
+                <w:b/>
+                <w:bCs/>
+                <w:sz w:val="22"/>
+              </w:rPr>
+              <w:t>Rules</w:t>
+            </w:r>
+          </w:p>
+        </w:tc>
+        <w:tc>
+          <w:tcPr>
+            <w:tcW w:w="0" w:type="auto"/>
+          </w:tcPr>
+          <w:p>
+            <w:pPr>
+              <w:pStyle w:val="Compact"/>
+              <w:spacing w:before="40" w:after="40"/>
+              <w:jc w:val="center"/>
+            </w:pPr>
+            <w:r>
+              <w:rPr>
+                <w:b/>
+                <w:bCs/>
+                <w:sz w:val="22"/>
+              </w:rPr>
+              <w:t>+ Gemini</w:t>
+            </w:r>
+          </w:p>
+        </w:tc>
+        <w:tc>
+          <w:tcPr>
+            <w:tcW w:w="0" w:type="auto"/>
+          </w:tcPr>
+          <w:p>
+            <w:pPr>
+              <w:pStyle w:val="Compact"/>
+              <w:spacing w:before="40" w:after="40"/>
+              <w:jc w:val="center"/>
+            </w:pPr>
+            <w:r>
+              <w:rPr>
+                <w:b/>
+                <w:bCs/>
+                <w:sz w:val="22"/>
+              </w:rPr>
+              <w:t>+ Groq</w:t>
+            </w:r>
+          </w:p>
+        </w:tc>
+        <w:tc>
+          <w:tcPr>
+            <w:tcW w:w="0" w:type="auto"/>
+          </w:tcPr>
+          <w:p>
+            <w:pPr>
+              <w:pStyle w:val="Compact"/>
+              <w:spacing w:before="40" w:after="40"/>
+              <w:jc w:val="center"/>
+            </w:pPr>
+            <w:r>
+              <w:rPr>
+                <w:b/>
+                <w:bCs/>
+                <w:sz w:val="22"/>
+              </w:rPr>
+              <w:t>+ Ollama</w:t>
+            </w:r>
+          </w:p>
+        </w:tc>
+      </w:tr>
+      <w:tr>
+        <w:trPr>
+          <w:jc w:val="center"/>
+        </w:trPr>
+        <w:tc>
+          <w:tcPr>
+            <w:tcW w:w="0" w:type="auto"/>
+          </w:tcPr>
+          <w:p>
+            <w:pPr>
+              <w:pStyle w:val="Compact"/>
+              <w:spacing w:before="40" w:after="40"/>
+            </w:pPr>
+            <w:r>
+              <w:rPr>
+                <w:sz w:val="22"/>
+              </w:rPr>
+              <w:t>Constant folding</w:t>
+            </w:r>
+          </w:p>
+        </w:tc>
+        <w:tc>
+          <w:tcPr>
+            <w:tcW w:w="0" w:type="auto"/>
+          </w:tcPr>
+          <w:p>
+            <w:pPr>
+              <w:pStyle w:val="Compact"/>
+              <w:spacing w:before="40" w:after="40"/>
+              <w:jc w:val="center"/>
+            </w:pPr>
+            <w:r>
+              <w:rPr>
+                <w:sz w:val="22"/>
+              </w:rPr>
+              <w:t>41</w:t>
+            </w:r>
+          </w:p>
+        </w:tc>
+        <w:tc>
+          <w:tcPr>
+            <w:tcW w:w="0" w:type="auto"/>
+          </w:tcPr>
+          <w:p>
+            <w:pPr>
+              <w:pStyle w:val="Compact"/>
+              <w:spacing w:before="40" w:after="40"/>
+              <w:jc w:val="center"/>
+            </w:pPr>
+            <w:r>
+              <w:rPr>
+                <w:sz w:val="22"/>
+                <w:highlight w:val="yellow"/>
+              </w:rPr>
+              <w:t>39</w:t>
+            </w:r>
+          </w:p>
+        </w:tc>
+        <w:tc>
+          <w:tcPr>
+            <w:tcW w:w="0" w:type="auto"/>
+          </w:tcPr>
+          <w:p>
+            <w:pPr>
+              <w:pStyle w:val="Compact"/>
+              <w:spacing w:before="40" w:after="40"/>
+              <w:jc w:val="center"/>
+            </w:pPr>
+            <w:r>
+              <w:rPr>
+                <w:sz w:val="22"/>
+              </w:rPr>
+              <w:t>40</w:t>
+            </w:r>
+          </w:p>
+        </w:tc>
+        <w:tc>
+          <w:tcPr>
+            <w:tcW w:w="0" w:type="auto"/>
+          </w:tcPr>
+          <w:p>
+            <w:pPr>
+              <w:pStyle w:val="Compact"/>
+              <w:spacing w:before="40" w:after="40"/>
+              <w:jc w:val="center"/>
+            </w:pPr>
+            <w:r>
+              <w:rPr>
+                <w:sz w:val="22"/>
+              </w:rPr>
+              <w:t>41</w:t>
+            </w:r>
+          </w:p>
+        </w:tc>
+      </w:tr>
+      <w:tr>
+        <w:trPr>
+          <w:jc w:val="center"/>
+        </w:trPr>
+        <w:tc>
+          <w:tcPr>
+            <w:tcW w:w="0" w:type="auto"/>
+          </w:tcPr>
+          <w:p>
+            <w:pPr>
+              <w:pStyle w:val="Compact"/>
+              <w:spacing w:before="40" w:after="40"/>
+            </w:pPr>
+            <w:r>
+              <w:rPr>
+                <w:sz w:val="22"/>
+              </w:rPr>
+              <w:t>Algebraic simplification</w:t>
+            </w:r>
+          </w:p>
+        </w:tc>
+        <w:tc>
+          <w:tcPr>
+            <w:tcW w:w="0" w:type="auto"/>
+          </w:tcPr>
+          <w:p>
+            <w:pPr>
+              <w:pStyle w:val="Compact"/>
+              <w:spacing w:before="40" w:after="40"/>
+              <w:jc w:val="center"/>
+            </w:pPr>
+            <w:r>
+              <w:rPr>
+                <w:sz w:val="22"/>
+              </w:rPr>
+              <w:t>27</w:t>
+            </w:r>
+          </w:p>
+        </w:tc>
+        <w:tc>
+          <w:tcPr>
+            <w:tcW w:w="0" w:type="auto"/>
+          </w:tcPr>
+          <w:p>
+            <w:pPr>
+              <w:pStyle w:val="Compact"/>
+              <w:spacing w:before="40" w:after="40"/>
+              <w:jc w:val="center"/>
+            </w:pPr>
+            <w:r>
+              <w:rPr>
+                <w:sz w:val="22"/>
+              </w:rPr>
+              <w:t>26</w:t>
+            </w:r>
+          </w:p>
+        </w:tc>
+        <w:tc>
+          <w:tcPr>
+            <w:tcW w:w="0" w:type="auto"/>
+          </w:tcPr>
+          <w:p>
+            <w:pPr>
+              <w:pStyle w:val="Compact"/>
+              <w:spacing w:before="40" w:after="40"/>
+              <w:jc w:val="center"/>
+            </w:pPr>
+            <w:r>
+              <w:rPr>
+                <w:sz w:val="22"/>
+              </w:rPr>
+              <w:t>27</w:t>
+            </w:r>
+          </w:p>
+        </w:tc>
+        <w:tc>
+          <w:tcPr>
+            <w:tcW w:w="0" w:type="auto"/>
+          </w:tcPr>
+          <w:p>
+            <w:pPr>
+              <w:pStyle w:val="Compact"/>
+              <w:spacing w:before="40" w:after="40"/>
+              <w:jc w:val="center"/>
+            </w:pPr>
+            <w:r>
+              <w:rPr>
+                <w:sz w:val="22"/>
+              </w:rPr>
+              <w:t>27</w:t>
+            </w:r>
+          </w:p>
+        </w:tc>
+      </w:tr>
+      <w:tr>
+        <w:trPr>
+          <w:jc w:val="center"/>
+        </w:trPr>
+        <w:tc>
+          <w:tcPr>
+            <w:tcW w:w="0" w:type="auto"/>
+          </w:tcPr>
+          <w:p>
+            <w:pPr>
+              <w:pStyle w:val="Compact"/>
+              <w:spacing w:before="40" w:after="40"/>
+            </w:pPr>
+            <w:r>
+              <w:rPr>
+                <w:sz w:val="22"/>
+              </w:rPr>
+              <w:t>Dead code elimination</w:t>
+            </w:r>
+          </w:p>
+        </w:tc>
+        <w:tc>
+          <w:tcPr>
+            <w:tcW w:w="0" w:type="auto"/>
+          </w:tcPr>
+          <w:p>
+            <w:pPr>
+              <w:pStyle w:val="Compact"/>
+              <w:spacing w:before="40" w:after="40"/>
+              <w:jc w:val="center"/>
+            </w:pPr>
+            <w:r>
+              <w:rPr>
+                <w:sz w:val="22"/>
+                <w:highlight w:val="yellow"/>
+              </w:rPr>
+              <w:t>1,757</w:t>
+            </w:r>
+          </w:p>
+        </w:tc>
+        <w:tc>
+          <w:tcPr>
+            <w:tcW w:w="0" w:type="auto"/>
+          </w:tcPr>
+          <w:p>
+            <w:pPr>
+              <w:pStyle w:val="Compact"/>
+              <w:spacing w:before="40" w:after="40"/>
+              <w:jc w:val="center"/>
+            </w:pPr>
+            <w:r>
+              <w:rPr>
+                <w:sz w:val="22"/>
+                <w:highlight w:val="yellow"/>
+              </w:rPr>
+              <w:t>1,766</w:t>
+            </w:r>
+          </w:p>
+        </w:tc>
+        <w:tc>
+          <w:tcPr>
+            <w:tcW w:w="0" w:type="auto"/>
+          </w:tcPr>
+          <w:p>
+            <w:pPr>
+              <w:pStyle w:val="Compact"/>
+              <w:spacing w:before="40" w:after="40"/>
+              <w:jc w:val="center"/>
+            </w:pPr>
+            <w:r>
+              <w:rPr>
+                <w:sz w:val="22"/>
+                <w:highlight w:val="yellow"/>
+              </w:rPr>
+              <w:t>1,762</w:t>
+            </w:r>
+          </w:p>
+        </w:tc>
+        <w:tc>
+          <w:tcPr>
+            <w:tcW w:w="0" w:type="auto"/>
+          </w:tcPr>
+          <w:p>
+            <w:pPr>
+              <w:pStyle w:val="Compact"/>
+              <w:spacing w:before="40" w:after="40"/>
+              <w:jc w:val="center"/>
+            </w:pPr>
+            <w:r>
+              <w:rPr>
+                <w:sz w:val="22"/>
+                <w:highlight w:val="yellow"/>
+              </w:rPr>
+              <w:t>1,759</w:t>
+            </w:r>
+          </w:p>
+        </w:tc>
+      </w:tr>
+      <w:tr>
+        <w:trPr>
+          <w:jc w:val="center"/>
+        </w:trPr>
+        <w:tc>
+          <w:tcPr>
+            <w:tcW w:w="0" w:type="auto"/>
+          </w:tcPr>
+          <w:p>
+            <w:pPr>
+              <w:pStyle w:val="Compact"/>
+              <w:spacing w:before="40" w:after="40"/>
+            </w:pPr>
+            <w:r>
+              <w:rPr>
+                <w:sz w:val="22"/>
+                <w:highlight w:val="yellow"/>
+              </w:rPr>
+              <w:t>Common subexpression (CSE)</w:t>
+            </w:r>
+          </w:p>
+        </w:tc>
+        <w:tc>
+          <w:tcPr>
+            <w:tcW w:w="0" w:type="auto"/>
+          </w:tcPr>
+          <w:p>
+            <w:pPr>
+              <w:pStyle w:val="Compact"/>
+              <w:spacing w:before="40" w:after="40"/>
+              <w:jc w:val="center"/>
+            </w:pPr>
+            <w:r>
+              <w:rPr>
+                <w:sz w:val="22"/>
+                <w:highlight w:val="yellow"/>
+              </w:rPr>
+              <w:t>143</w:t>
+            </w:r>
+          </w:p>
+        </w:tc>
+        <w:tc>
+          <w:tcPr>
+            <w:tcW w:w="0" w:type="auto"/>
+          </w:tcPr>
+          <w:p>
+            <w:pPr>
+              <w:pStyle w:val="Compact"/>
+              <w:spacing w:before="40" w:after="40"/>
+              <w:jc w:val="center"/>
+            </w:pPr>
+            <w:r>
+              <w:rPr>
+                <w:sz w:val="22"/>
+                <w:highlight w:val="yellow"/>
+              </w:rPr>
+              <w:t>140</w:t>
+            </w:r>
+          </w:p>
+        </w:tc>
+        <w:tc>
+          <w:tcPr>
+            <w:tcW w:w="0" w:type="auto"/>
+          </w:tcPr>
+          <w:p>
+            <w:pPr>
+              <w:pStyle w:val="Compact"/>
+              <w:spacing w:before="40" w:after="40"/>
+              <w:jc w:val="center"/>
+            </w:pPr>
+            <w:r>
+              <w:rPr>
+                <w:sz w:val="22"/>
+                <w:highlight w:val="yellow"/>
+              </w:rPr>
+              <w:t>142</w:t>
+            </w:r>
+          </w:p>
+        </w:tc>
+        <w:tc>
+          <w:tcPr>
+            <w:tcW w:w="0" w:type="auto"/>
+          </w:tcPr>
+          <w:p>
+            <w:pPr>
+              <w:pStyle w:val="Compact"/>
+              <w:spacing w:before="40" w:after="40"/>
+              <w:jc w:val="center"/>
+            </w:pPr>
+            <w:r>
+              <w:rPr>
+                <w:sz w:val="22"/>
+                <w:highlight w:val="yellow"/>
+              </w:rPr>
+              <w:t>143</w:t>
+            </w:r>
+          </w:p>
+        </w:tc>
+      </w:tr>
+      <w:tr>
+        <w:trPr>
+          <w:jc w:val="center"/>
+        </w:trPr>
+        <w:tc>
+          <w:tcPr>
+            <w:tcW w:w="0" w:type="auto"/>
+          </w:tcPr>
+          <w:p>
+            <w:pPr>
+              <w:pStyle w:val="Compact"/>
+              <w:spacing w:before="40" w:after="40"/>
+            </w:pPr>
+            <w:r>
+              <w:rPr>
+                <w:sz w:val="22"/>
+              </w:rPr>
+              <w:t>Strength reduction</w:t>
+            </w:r>
+          </w:p>
+        </w:tc>
+        <w:tc>
+          <w:tcPr>
+            <w:tcW w:w="0" w:type="auto"/>
+          </w:tcPr>
+          <w:p>
+            <w:pPr>
+              <w:pStyle w:val="Compact"/>
+              <w:spacing w:before="40" w:after="40"/>
+              <w:jc w:val="center"/>
+            </w:pPr>
+            <w:r>
+              <w:rPr>
+                <w:sz w:val="22"/>
+                <w:highlight w:val="yellow"/>
+              </w:rPr>
+              <w:t>1,210</w:t>
+            </w:r>
+          </w:p>
+        </w:tc>
+        <w:tc>
+          <w:tcPr>
+            <w:tcW w:w="0" w:type="auto"/>
+          </w:tcPr>
+          <w:p>
+            <w:pPr>
+              <w:pStyle w:val="Compact"/>
+              <w:spacing w:before="40" w:after="40"/>
+              <w:jc w:val="center"/>
+            </w:pPr>
+            <w:r>
+              <w:rPr>
+                <w:sz w:val="22"/>
+                <w:highlight w:val="yellow"/>
+              </w:rPr>
+              <w:t>848</w:t>
+            </w:r>
+          </w:p>
+        </w:tc>
+        <w:tc>
+          <w:tcPr>
+            <w:tcW w:w="0" w:type="auto"/>
+          </w:tcPr>
+          <w:p>
+            <w:pPr>
+              <w:pStyle w:val="Compact"/>
+              <w:spacing w:before="40" w:after="40"/>
+              <w:jc w:val="center"/>
+            </w:pPr>
+            <w:r>
+              <w:rPr>
+                <w:sz w:val="22"/>
+                <w:highlight w:val="yellow"/>
+              </w:rPr>
+              <w:t>965</w:t>
+            </w:r>
+          </w:p>
+        </w:tc>
+        <w:tc>
+          <w:tcPr>
+            <w:tcW w:w="0" w:type="auto"/>
+          </w:tcPr>
+          <w:p>
+            <w:pPr>
+              <w:pStyle w:val="Compact"/>
+              <w:spacing w:before="40" w:after="40"/>
+              <w:jc w:val="center"/>
+            </w:pPr>
+            <w:r>
+              <w:rPr>
+                <w:sz w:val="22"/>
+                <w:highlight w:val="yellow"/>
+              </w:rPr>
+              <w:t>1,203</w:t>
+            </w:r>
+          </w:p>
+        </w:tc>
+      </w:tr>
+      <w:tr>
+        <w:trPr>
+          <w:jc w:val="center"/>
+        </w:trPr>
+        <w:tc>
+          <w:tcPr>
+            <w:tcW w:w="0" w:type="auto"/>
+          </w:tcPr>
+          <w:p>
+            <w:pPr>
+              <w:pStyle w:val="Compact"/>
+              <w:spacing w:before="40" w:after="40"/>
+            </w:pPr>
+            <w:r>
+              <w:rPr>
+                <w:sz w:val="22"/>
+              </w:rPr>
+              <w:t>Copy propagation</w:t>
+            </w:r>
+          </w:p>
+        </w:tc>
+        <w:tc>
+          <w:tcPr>
+            <w:tcW w:w="0" w:type="auto"/>
+          </w:tcPr>
+          <w:p>
+            <w:pPr>
+              <w:pStyle w:val="Compact"/>
+              <w:spacing w:before="40" w:after="40"/>
+              <w:jc w:val="center"/>
+            </w:pPr>
+            <w:r>
+              <w:rPr>
+                <w:sz w:val="22"/>
+                <w:highlight w:val="yellow"/>
+              </w:rPr>
+              <w:t>7,368</w:t>
+            </w:r>
+          </w:p>
+        </w:tc>
+        <w:tc>
+          <w:tcPr>
+            <w:tcW w:w="0" w:type="auto"/>
+          </w:tcPr>
+          <w:p>
+            <w:pPr>
+              <w:pStyle w:val="Compact"/>
+              <w:spacing w:before="40" w:after="40"/>
+              <w:jc w:val="center"/>
+            </w:pPr>
+            <w:r>
+              <w:rPr>
+                <w:sz w:val="22"/>
+                <w:highlight w:val="yellow"/>
+              </w:rPr>
+              <w:t>6,752</w:t>
+            </w:r>
+          </w:p>
+        </w:tc>
+        <w:tc>
+          <w:tcPr>
+            <w:tcW w:w="0" w:type="auto"/>
+          </w:tcPr>
+          <w:p>
+            <w:pPr>
+              <w:pStyle w:val="Compact"/>
+              <w:spacing w:before="40" w:after="40"/>
+              <w:jc w:val="center"/>
+            </w:pPr>
+            <w:r>
+              <w:rPr>
+                <w:sz w:val="22"/>
+                <w:highlight w:val="yellow"/>
+              </w:rPr>
+              <w:t>7,039</w:t>
+            </w:r>
+          </w:p>
+        </w:tc>
+        <w:tc>
+          <w:tcPr>
+            <w:tcW w:w="0" w:type="auto"/>
+          </w:tcPr>
+          <w:p>
+            <w:pPr>
+              <w:pStyle w:val="Compact"/>
+              <w:spacing w:before="40" w:after="40"/>
+              <w:jc w:val="center"/>
+            </w:pPr>
+            <w:r>
+              <w:rPr>
+                <w:sz w:val="22"/>
+                <w:highlight w:val="yellow"/>
+              </w:rPr>
+              <w:t>7,312</w:t>
+            </w:r>
+          </w:p>
+        </w:tc>
+      </w:tr>
+      <w:tr>
+        <w:trPr>
+          <w:jc w:val="center"/>
+        </w:trPr>
+        <w:tc>
+          <w:tcPr>
+            <w:tcW w:w="0" w:type="auto"/>
+          </w:tcPr>
+          <w:p>
+            <w:pPr>
+              <w:pStyle w:val="Compact"/>
+              <w:spacing w:before="40" w:after="40"/>
+            </w:pPr>
+            <w:r>
+              <w:rPr>
+                <w:sz w:val="22"/>
+              </w:rPr>
+              <w:t>LLM proposal</w:t>
+            </w:r>
+          </w:p>
+        </w:tc>
+        <w:tc>
+          <w:tcPr>
+            <w:tcW w:w="0" w:type="auto"/>
+          </w:tcPr>
+          <w:p>
+            <w:pPr>
+              <w:pStyle w:val="Compact"/>
+              <w:spacing w:before="40" w:after="40"/>
+              <w:jc w:val="center"/>
+            </w:pPr>
+            <w:r>
+              <w:rPr>
+                <w:sz w:val="22"/>
+              </w:rPr>
+              <w:t>—</w:t>
+            </w:r>
+          </w:p>
+        </w:tc>
+        <w:tc>
+          <w:tcPr>
+            <w:tcW w:w="0" w:type="auto"/>
+          </w:tcPr>
+          <w:p>
+            <w:pPr>
+              <w:pStyle w:val="Compact"/>
+              <w:spacing w:before="40" w:after="40"/>
+              <w:jc w:val="center"/>
+            </w:pPr>
+            <w:r>
+              <w:rPr>
+                <w:sz w:val="22"/>
+                <w:highlight w:val="yellow"/>
+              </w:rPr>
+              <w:t>280</w:t>
+            </w:r>
+          </w:p>
+        </w:tc>
+        <w:tc>
+          <w:tcPr>
+            <w:tcW w:w="0" w:type="auto"/>
+          </w:tcPr>
+          <w:p>
+            <w:pPr>
+              <w:pStyle w:val="Compact"/>
+              <w:spacing w:before="40" w:after="40"/>
+              <w:jc w:val="center"/>
+            </w:pPr>
+            <w:r>
+              <w:rPr>
+                <w:sz w:val="22"/>
+                <w:highlight w:val="yellow"/>
+              </w:rPr>
+              <w:t>287</w:t>
+            </w:r>
+          </w:p>
+        </w:tc>
+        <w:tc>
+          <w:tcPr>
+            <w:tcW w:w="0" w:type="auto"/>
+          </w:tcPr>
+          <w:p>
+            <w:pPr>
+              <w:pStyle w:val="Compact"/>
+              <w:spacing w:before="40" w:after="40"/>
+              <w:jc w:val="center"/>
+            </w:pPr>
+            <w:r>
+              <w:rPr>
+                <w:sz w:val="22"/>
+              </w:rPr>
+              <w:t>43</w:t>
+            </w:r>
+          </w:p>
+        </w:tc>
+      </w:tr>
+      <w:tr>
+        <w:trPr>
+          <w:jc w:val="center"/>
+        </w:trPr>
+        <w:tc>
+          <w:tcPr>
+            <w:tcW w:w="0" w:type="auto"/>
+          </w:tcPr>
+          <w:p>
+            <w:pPr>
+              <w:pStyle w:val="Compact"/>
+              <w:spacing w:before="40" w:after="40"/>
+            </w:pPr>
+            <w:r>
+              <w:rPr>
+                <w:b/>
+                <w:bCs/>
+                <w:sz w:val="22"/>
+                <w:highlight w:val="yellow"/>
+              </w:rPr>
+              <w:t>Total correct</w:t>
+            </w:r>
+          </w:p>
+        </w:tc>
+        <w:tc>
+          <w:tcPr>
+            <w:tcW w:w="0" w:type="auto"/>
+          </w:tcPr>
+          <w:p>
+            <w:pPr>
+              <w:pStyle w:val="Compact"/>
+              <w:spacing w:before="40" w:after="40"/>
+              <w:jc w:val="center"/>
+            </w:pPr>
+            <w:r>
+              <w:rPr>
+                <w:b/>
+                <w:bCs/>
+                <w:sz w:val="22"/>
+                <w:highlight w:val="yellow"/>
+              </w:rPr>
+              <w:t>10,546</w:t>
+            </w:r>
+          </w:p>
+        </w:tc>
+        <w:tc>
+          <w:tcPr>
+            <w:tcW w:w="0" w:type="auto"/>
+          </w:tcPr>
+          <w:p>
+            <w:pPr>
+              <w:pStyle w:val="Compact"/>
+              <w:spacing w:before="40" w:after="40"/>
+              <w:jc w:val="center"/>
+            </w:pPr>
+            <w:r>
+              <w:rPr>
+                <w:b/>
+                <w:bCs/>
+                <w:sz w:val="22"/>
+                <w:highlight w:val="yellow"/>
+              </w:rPr>
+              <w:t>9,851</w:t>
+            </w:r>
+          </w:p>
+        </w:tc>
+        <w:tc>
+          <w:tcPr>
+            <w:tcW w:w="0" w:type="auto"/>
+          </w:tcPr>
+          <w:p>
+            <w:pPr>
+              <w:pStyle w:val="Compact"/>
+              <w:spacing w:before="40" w:after="40"/>
+              <w:jc w:val="center"/>
+            </w:pPr>
+            <w:r>
+              <w:rPr>
+                <w:b/>
+                <w:bCs/>
+                <w:sz w:val="22"/>
+                <w:highlight w:val="yellow"/>
+              </w:rPr>
+              <w:t>10,262</w:t>
+            </w:r>
+          </w:p>
+        </w:tc>
+        <w:tc>
+          <w:tcPr>
+            <w:tcW w:w="0" w:type="auto"/>
+          </w:tcPr>
+          <w:p>
+            <w:pPr>
+              <w:pStyle w:val="Compact"/>
+              <w:spacing w:before="40" w:after="40"/>
+              <w:jc w:val="center"/>
+            </w:pPr>
+            <w:r>
+              <w:rPr>
+                <w:b/>
+                <w:bCs/>
+                <w:sz w:val="22"/>
+                <w:highlight w:val="yellow"/>
+              </w:rPr>
+              <w:t>10,528</w:t>
+            </w:r>
+          </w:p>
+        </w:tc>
+      </w:tr>
+      <w:tr>
+        <w:trPr>
+          <w:jc w:val="center"/>
+        </w:trPr>
+        <w:tc>
+          <w:tcPr>
+            <w:tcW w:w="0" w:type="auto"/>
+          </w:tcPr>
+          <w:p>
+            <w:pPr>
+              <w:pStyle w:val="Compact"/>
+              <w:spacing w:before="40" w:after="40"/>
+            </w:pPr>
+            <w:r>
+              <w:rPr>
+                <w:b/>
+                <w:bCs/>
+                <w:sz w:val="22"/>
+              </w:rPr>
+              <w:t>Wrong (blocked)</w:t>
+            </w:r>
+          </w:p>
+        </w:tc>
+        <w:tc>
+          <w:tcPr>
+            <w:tcW w:w="0" w:type="auto"/>
+          </w:tcPr>
+          <w:p>
+            <w:pPr>
+              <w:pStyle w:val="Compact"/>
+              <w:spacing w:before="40" w:after="40"/>
+              <w:jc w:val="center"/>
+            </w:pPr>
+            <w:r>
+              <w:rPr>
+                <w:b/>
+                <w:bCs/>
+                <w:sz w:val="22"/>
+              </w:rPr>
+              <w:t>0</w:t>
+            </w:r>
+          </w:p>
+        </w:tc>
+        <w:tc>
+          <w:tcPr>
+            <w:tcW w:w="0" w:type="auto"/>
+          </w:tcPr>
+          <w:p>
+            <w:pPr>
+              <w:pStyle w:val="Compact"/>
+              <w:spacing w:before="40" w:after="40"/>
+              <w:jc w:val="center"/>
+            </w:pPr>
+            <w:r>
+              <w:rPr>
+                <w:b/>
+                <w:bCs/>
+                <w:sz w:val="22"/>
+                <w:highlight w:val="yellow"/>
+              </w:rPr>
+              <w:t>171</w:t>
+            </w:r>
+          </w:p>
+        </w:tc>
+        <w:tc>
+          <w:tcPr>
+            <w:tcW w:w="0" w:type="auto"/>
+          </w:tcPr>
+          <w:p>
+            <w:pPr>
+              <w:pStyle w:val="Compact"/>
+              <w:spacing w:before="40" w:after="40"/>
+              <w:jc w:val="center"/>
+            </w:pPr>
+            <w:r>
+              <w:rPr>
+                <w:b/>
+                <w:bCs/>
+                <w:sz w:val="22"/>
+                <w:highlight w:val="yellow"/>
+              </w:rPr>
+              <w:t>174</w:t>
+            </w:r>
+          </w:p>
+        </w:tc>
+        <w:tc>
+          <w:tcPr>
+            <w:tcW w:w="0" w:type="auto"/>
+          </w:tcPr>
+          <w:p>
+            <w:pPr>
+              <w:pStyle w:val="Compact"/>
+              <w:spacing w:before="40" w:after="40"/>
+              <w:jc w:val="center"/>
+            </w:pPr>
+            <w:r>
+              <w:rPr>
+                <w:b/>
+                <w:bCs/>
+                <w:sz w:val="22"/>
+                <w:highlight w:val="yellow"/>
+              </w:rPr>
+              <w:t>161</w:t>
+            </w:r>
+          </w:p>
+        </w:tc>
+      </w:tr>
+    </w:tbl>
+    <w:bookmarkEnd w:id="137"/>
+    <w:p>
+      <w:pPr>
+        <w:pStyle w:val="FirstParagraph"/>
+        <w:spacing w:after="120" w:line="360" w:lineRule="auto"/>
+        <w:jc w:val="both"/>
+      </w:pPr>
+      <w:r>
+        <w:rPr>
+          <w:highlight w:val="yellow"/>
+        </w:rPr>
+        <w:t>Figure </w:t>
+      </w:r>
+      <w:hyperlink w:anchor="_ed864cb2bf846e59bd0c481dd0e8936e0f73d19">
+        <w:r>
+          <w:rPr>
+            <w:rStyle w:val="Hyperlink"/>
+            <w:highlight w:val="yellow"/>
+          </w:rPr>
+          <w:t>6.3</w:t>
+        </w:r>
+      </w:hyperlink>
+      <w:r>
+        <w:rPr>
+          <w:highlight w:val="yellow"/>
+        </w:rPr>
+        <w:t xml:space="preserve"> </w:t>
+      </w:r>
+      <w:r>
+        <w:rPr>
+          <w:highlight w:val="yellow"/>
+        </w:rPr>
+        <w:t>shows where the correct LLM suggestions fall. On the generated programs they are in the loops, conditionals and mixed categories, where a loop with constant bounds can be replaced by its result. On the real programs they are spread over every category.</w:t>
       </w:r>
     </w:p>
     <w:p>
@@ -24961,27 +27133,272 @@
         <w:pStyle w:val="CaptionedFigure"/>
         <w:jc w:val="center"/>
       </w:pPr>
+      <w:bookmarkStart w:id="138" w:name="_ed864cb2bf846e59bd0c481dd0e8936e0f73d19"/>
       <w:r>
         <w:rPr>
           <w:noProof/>
         </w:rPr>
         <w:drawing>
-          <wp:inline distT="0" distB="0" distL="0" distR="0" wp14:anchorId="6A3E9A10" wp14:editId="7EA9413C">
-            <wp:extent cx="4533900" cy="2495754"/>
+          <wp:inline distT="0" distB="0" distL="0" distR="0" wp14:anchorId="116C4625" wp14:editId="01CBAB1F">
+            <wp:extent cx="4907280" cy="4446652"/>
             <wp:effectExtent l="0" t="0" r="0" b="0"/>
-            <wp:docPr id="111" name="Picture"/>
+            <wp:docPr id="113" name="Picture"/>
             <wp:cNvGraphicFramePr/>
             <a:graphic xmlns:a="http://schemas.openxmlformats.org/drawingml/2006/main">
               <a:graphicData uri="http://schemas.openxmlformats.org/drawingml/2006/picture">
                 <pic:pic xmlns:pic="http://schemas.openxmlformats.org/drawingml/2006/picture">
                   <pic:nvPicPr>
-                    <pic:cNvPr id="112" name="Picture" descr="report_figures/real_outcomes_groq.png"/>
+                    <pic:cNvPr id="114" name="Picture" descr="report_figures/suggestions_correct.png"/>
                     <pic:cNvPicPr>
                       <a:picLocks noChangeAspect="1" noChangeArrowheads="1"/>
                     </pic:cNvPicPr>
                   </pic:nvPicPr>
                   <pic:blipFill>
                     <a:blip r:embed="rId14"/>
+                    <a:stretch>
+                      <a:fillRect/>
+                    </a:stretch>
+                  </pic:blipFill>
+                  <pic:spPr bwMode="auto">
+                    <a:xfrm>
+                      <a:off x="0" y="0"/>
+                      <a:ext cx="4907280" cy="4446652"/>
+                    </a:xfrm>
+                    <a:prstGeom prst="rect">
+                      <a:avLst/>
+                    </a:prstGeom>
+                    <a:noFill/>
+                    <a:ln w="9525">
+                      <a:noFill/>
+                      <a:headEnd/>
+                      <a:tailEnd/>
+                    </a:ln>
+                  </pic:spPr>
+                </pic:pic>
+              </a:graphicData>
+            </a:graphic>
+          </wp:inline>
+        </w:drawing>
+      </w:r>
+    </w:p>
+    <w:p>
+      <w:pPr>
+        <w:pStyle w:val="ImageCaption"/>
+        <w:spacing w:before="80" w:after="160"/>
+        <w:jc w:val="center"/>
+      </w:pPr>
+      <w:r>
+        <w:rPr>
+          <w:highlight w:val="yellow"/>
+        </w:rPr>
+        <w:t>Figure 6.3: Correct LLM suggestions per program category and model</w:t>
+      </w:r>
+    </w:p>
+    <w:p>
+      <w:pPr>
+        <w:pStyle w:val="Heading4"/>
+        <w:spacing w:before="240" w:after="120" w:line="360" w:lineRule="auto"/>
+      </w:pPr>
+      <w:bookmarkStart w:id="139" w:name="_f8572f7190ecb0ea1e13a11be3fae8cac8a9dce"/>
+      <w:bookmarkEnd w:id="138"/>
+      <w:r>
+        <w:rPr>
+          <w:rStyle w:val="SectionNumber"/>
+          <w:highlight w:val="yellow"/>
+        </w:rPr>
+        <w:lastRenderedPageBreak/>
+        <w:t>6.1.2.6</w:t>
+      </w:r>
+      <w:r>
+        <w:rPr>
+          <w:highlight w:val="yellow"/>
+        </w:rPr>
+        <w:t xml:space="preserve">  Wrong Suggestions</w:t>
+      </w:r>
+      <w:bookmarkEnd w:id="139"/>
+    </w:p>
+    <w:p>
+      <w:pPr>
+        <w:pStyle w:val="FirstParagraph"/>
+        <w:spacing w:after="120" w:line="360" w:lineRule="auto"/>
+        <w:jc w:val="both"/>
+      </w:pPr>
+      <w:r>
+        <w:rPr>
+          <w:highlight w:val="yellow"/>
+        </w:rPr>
+        <w:t>The wrong suggestions are shown apart in Figure </w:t>
+      </w:r>
+      <w:hyperlink w:anchor="_267b3e2585521e77fd9ed18da067069fb51d06a">
+        <w:r>
+          <w:rPr>
+            <w:rStyle w:val="Hyperlink"/>
+            <w:highlight w:val="yellow"/>
+          </w:rPr>
+          <w:t>6.4</w:t>
+        </w:r>
+      </w:hyperlink>
+      <w:r>
+        <w:rPr>
+          <w:highlight w:val="yellow"/>
+        </w:rPr>
+        <w:t xml:space="preserve">. A suggestion is </w:t>
+      </w:r>
+      <w:r>
+        <w:rPr>
+          <w:i/>
+          <w:iCs/>
+          <w:highlight w:val="yellow"/>
+        </w:rPr>
+        <w:t>wrong</w:t>
+      </w:r>
+      <w:r>
+        <w:rPr>
+          <w:highlight w:val="yellow"/>
+        </w:rPr>
+        <w:t xml:space="preserve"> </w:t>
+      </w:r>
+      <w:r>
+        <w:rPr>
+          <w:highlight w:val="yellow"/>
+        </w:rPr>
+        <w:t xml:space="preserve">when the verifier found an input on which the suggested program prints something else, or when its symbolic check failed. On the generated dataset there were 26 from Gemini, 6 from Groq, 113 from Ollama; on the real programs 171 from Gemini, 174 from Groq, 161 from Ollama. Every one of them was rejected before it could change the program, so no run has a false positive. The local model is wrong most often on generated loops, which it tries to fold and gets the value wrong; on real programs all three models </w:t>
+      </w:r>
+      <w:r>
+        <w:rPr>
+          <w:highlight w:val="yellow"/>
+        </w:rPr>
+        <w:t>are wrong at a similar rate, because a real loop or branch depends on the input and a rewrite that looks right on small values fails on others.</w:t>
+      </w:r>
+    </w:p>
+    <w:p>
+      <w:pPr>
+        <w:pStyle w:val="CaptionedFigure"/>
+        <w:jc w:val="center"/>
+      </w:pPr>
+      <w:bookmarkStart w:id="140" w:name="_267b3e2585521e77fd9ed18da067069fb51d06a"/>
+      <w:r>
+        <w:rPr>
+          <w:noProof/>
+        </w:rPr>
+        <w:drawing>
+          <wp:inline distT="0" distB="0" distL="0" distR="0" wp14:anchorId="7D708825" wp14:editId="6123E303">
+            <wp:extent cx="4907280" cy="4446652"/>
+            <wp:effectExtent l="0" t="0" r="0" b="0"/>
+            <wp:docPr id="118" name="Picture"/>
+            <wp:cNvGraphicFramePr/>
+            <a:graphic xmlns:a="http://schemas.openxmlformats.org/drawingml/2006/main">
+              <a:graphicData uri="http://schemas.openxmlformats.org/drawingml/2006/picture">
+                <pic:pic xmlns:pic="http://schemas.openxmlformats.org/drawingml/2006/picture">
+                  <pic:nvPicPr>
+                    <pic:cNvPr id="119" name="Picture" descr="report_figures/suggestions_wrong.png"/>
+                    <pic:cNvPicPr>
+                      <a:picLocks noChangeAspect="1" noChangeArrowheads="1"/>
+                    </pic:cNvPicPr>
+                  </pic:nvPicPr>
+                  <pic:blipFill>
+                    <a:blip r:embed="rId15"/>
+                    <a:stretch>
+                      <a:fillRect/>
+                    </a:stretch>
+                  </pic:blipFill>
+                  <pic:spPr bwMode="auto">
+                    <a:xfrm>
+                      <a:off x="0" y="0"/>
+                      <a:ext cx="4907280" cy="4446652"/>
+                    </a:xfrm>
+                    <a:prstGeom prst="rect">
+                      <a:avLst/>
+                    </a:prstGeom>
+                    <a:noFill/>
+                    <a:ln w="9525">
+                      <a:noFill/>
+                      <a:headEnd/>
+                      <a:tailEnd/>
+                    </a:ln>
+                  </pic:spPr>
+                </pic:pic>
+              </a:graphicData>
+            </a:graphic>
+          </wp:inline>
+        </w:drawing>
+      </w:r>
+    </w:p>
+    <w:p>
+      <w:pPr>
+        <w:pStyle w:val="ImageCaption"/>
+        <w:spacing w:before="80" w:after="160"/>
+        <w:jc w:val="center"/>
+      </w:pPr>
+      <w:r>
+        <w:rPr>
+          <w:highlight w:val="yellow"/>
+        </w:rPr>
+        <w:t>Figure 6.4: Wrong LLM suggestions per program category and model, all rejected by the verifier</w:t>
+      </w:r>
+    </w:p>
+    <w:p>
+      <w:pPr>
+        <w:pStyle w:val="Heading4"/>
+        <w:spacing w:before="240" w:after="120" w:line="360" w:lineRule="auto"/>
+      </w:pPr>
+      <w:bookmarkStart w:id="141" w:name="_99d718274a8b9b33c2ec7102e0b02404f54498f"/>
+      <w:bookmarkEnd w:id="140"/>
+      <w:r>
+        <w:rPr>
+          <w:rStyle w:val="SectionNumber"/>
+          <w:highlight w:val="yellow"/>
+        </w:rPr>
+        <w:t>6.1.2.7</w:t>
+      </w:r>
+      <w:r>
+        <w:rPr>
+          <w:highlight w:val="yellow"/>
+        </w:rPr>
+        <w:t xml:space="preserve">  Analysis Charts for the Groq Run on Real Programs</w:t>
+      </w:r>
+      <w:bookmarkEnd w:id="141"/>
+    </w:p>
+    <w:p>
+      <w:pPr>
+        <w:pStyle w:val="FirstParagraph"/>
+        <w:spacing w:after="120" w:line="360" w:lineRule="auto"/>
+        <w:jc w:val="both"/>
+      </w:pPr>
+      <w:r>
+        <w:rPr>
+          <w:highlight w:val="yellow"/>
+        </w:rPr>
+        <w:t>The charts below are drawn from the Groq run on the 500 real programs.</w:t>
+      </w:r>
+    </w:p>
+    <w:p>
+      <w:pPr>
+        <w:pStyle w:val="CaptionedFigure"/>
+        <w:jc w:val="center"/>
+      </w:pPr>
+      <w:r>
+        <w:rPr>
+          <w:noProof/>
+        </w:rPr>
+        <w:lastRenderedPageBreak/>
+        <w:drawing>
+          <wp:inline distT="0" distB="0" distL="0" distR="0" wp14:anchorId="38C8C654" wp14:editId="096D4EFF">
+            <wp:extent cx="4533900" cy="2495754"/>
+            <wp:effectExtent l="0" t="0" r="0" b="0"/>
+            <wp:docPr id="123" name="Picture"/>
+            <wp:cNvGraphicFramePr/>
+            <a:graphic xmlns:a="http://schemas.openxmlformats.org/drawingml/2006/main">
+              <a:graphicData uri="http://schemas.openxmlformats.org/drawingml/2006/picture">
+                <pic:pic xmlns:pic="http://schemas.openxmlformats.org/drawingml/2006/picture">
+                  <pic:nvPicPr>
+                    <pic:cNvPr id="124" name="Picture" descr="report_figures/real_outcomes_groq.png"/>
+                    <pic:cNvPicPr>
+                      <a:picLocks noChangeAspect="1" noChangeArrowheads="1"/>
+                    </pic:cNvPicPr>
+                  </pic:nvPicPr>
+                  <pic:blipFill>
+                    <a:blip r:embed="rId16"/>
                     <a:stretch>
                       <a:fillRect/>
                     </a:stretch>
@@ -25018,7 +27435,7 @@
         <w:rPr>
           <w:highlight w:val="yellow"/>
         </w:rPr>
-        <w:t>Figure 6.3: Real programs, Groq run: accept, reject, and invalid counts for each optimization type</w:t>
+        <w:t>Figure 6.5: Real programs, Groq run: accept, reject, and invalid counts for each optimization type</w:t>
       </w:r>
     </w:p>
     <w:p>
@@ -25030,24 +27447,23 @@
         <w:rPr>
           <w:noProof/>
         </w:rPr>
-        <w:lastRenderedPageBreak/>
         <w:drawing>
-          <wp:inline distT="0" distB="0" distL="0" distR="0" wp14:anchorId="3E388A71" wp14:editId="1A23DD68">
+          <wp:inline distT="0" distB="0" distL="0" distR="0" wp14:anchorId="417C553E" wp14:editId="59DF05BC">
             <wp:extent cx="3200400" cy="2168912"/>
             <wp:effectExtent l="0" t="0" r="0" b="0"/>
-            <wp:docPr id="114" name="Picture"/>
+            <wp:docPr id="126" name="Picture"/>
             <wp:cNvGraphicFramePr/>
             <a:graphic xmlns:a="http://schemas.openxmlformats.org/drawingml/2006/main">
               <a:graphicData uri="http://schemas.openxmlformats.org/drawingml/2006/picture">
                 <pic:pic xmlns:pic="http://schemas.openxmlformats.org/drawingml/2006/picture">
                   <pic:nvPicPr>
-                    <pic:cNvPr id="115" name="Picture" descr="report_figures/real_accepted_groq.png"/>
+                    <pic:cNvPr id="127" name="Picture" descr="report_figures/real_accepted_groq.png"/>
                     <pic:cNvPicPr>
                       <a:picLocks noChangeAspect="1" noChangeArrowheads="1"/>
                     </pic:cNvPicPr>
                   </pic:nvPicPr>
                   <pic:blipFill>
-                    <a:blip r:embed="rId15"/>
+                    <a:blip r:embed="rId17"/>
                     <a:stretch>
                       <a:fillRect/>
                     </a:stretch>
@@ -25084,7 +27500,7 @@
         <w:rPr>
           <w:highlight w:val="yellow"/>
         </w:rPr>
-        <w:t>Figure 6.4: Real programs, Groq run: share of each optimization type among the accepted changes</w:t>
+        <w:t>Figure 6.6: Real programs, Groq run: share of each optimization type among the accepted changes</w:t>
       </w:r>
     </w:p>
     <w:p>
@@ -25096,23 +27512,24 @@
         <w:rPr>
           <w:noProof/>
         </w:rPr>
+        <w:lastRenderedPageBreak/>
         <w:drawing>
-          <wp:inline distT="0" distB="0" distL="0" distR="0" wp14:anchorId="6CF195C7" wp14:editId="0B0BD993">
+          <wp:inline distT="0" distB="0" distL="0" distR="0" wp14:anchorId="5BEBF1CF" wp14:editId="05A87D5A">
             <wp:extent cx="4533900" cy="2634257"/>
             <wp:effectExtent l="0" t="0" r="0" b="0"/>
-            <wp:docPr id="117" name="Picture"/>
+            <wp:docPr id="129" name="Picture"/>
             <wp:cNvGraphicFramePr/>
             <a:graphic xmlns:a="http://schemas.openxmlformats.org/drawingml/2006/main">
               <a:graphicData uri="http://schemas.openxmlformats.org/drawingml/2006/picture">
                 <pic:pic xmlns:pic="http://schemas.openxmlformats.org/drawingml/2006/picture">
                   <pic:nvPicPr>
-                    <pic:cNvPr id="118" name="Picture" descr="report_figures/real_heatmap_groq.png"/>
+                    <pic:cNvPr id="130" name="Picture" descr="report_figures/real_heatmap_groq.png"/>
                     <pic:cNvPicPr>
                       <a:picLocks noChangeAspect="1" noChangeArrowheads="1"/>
                     </pic:cNvPicPr>
                   </pic:nvPicPr>
                   <pic:blipFill>
-                    <a:blip r:embed="rId16"/>
+                    <a:blip r:embed="rId18"/>
                     <a:stretch>
                       <a:fillRect/>
                     </a:stretch>
@@ -25149,7 +27566,7 @@
         <w:rPr>
           <w:highlight w:val="yellow"/>
         </w:rPr>
-        <w:t>Figure 6.5: Real programs, Groq run: accepted optimizations by program category and type</w:t>
+        <w:t>Figure 6.7: Real programs, Groq run: accepted optimizations by program category and type</w:t>
       </w:r>
     </w:p>
     <w:p>
@@ -25161,24 +27578,23 @@
         <w:rPr>
           <w:noProof/>
         </w:rPr>
-        <w:lastRenderedPageBreak/>
         <w:drawing>
-          <wp:inline distT="0" distB="0" distL="0" distR="0" wp14:anchorId="60A68DA1" wp14:editId="7094404A">
+          <wp:inline distT="0" distB="0" distL="0" distR="0" wp14:anchorId="2BDD8F6F" wp14:editId="6DD44F77">
             <wp:extent cx="4533900" cy="2813242"/>
             <wp:effectExtent l="0" t="0" r="0" b="0"/>
-            <wp:docPr id="120" name="Picture"/>
+            <wp:docPr id="132" name="Picture"/>
             <wp:cNvGraphicFramePr/>
             <a:graphic xmlns:a="http://schemas.openxmlformats.org/drawingml/2006/main">
               <a:graphicData uri="http://schemas.openxmlformats.org/drawingml/2006/picture">
                 <pic:pic xmlns:pic="http://schemas.openxmlformats.org/drawingml/2006/picture">
                   <pic:nvPicPr>
-                    <pic:cNvPr id="121" name="Picture" descr="report_figures/real_comparison_groq.png"/>
+                    <pic:cNvPr id="133" name="Picture" descr="report_figures/real_comparison_groq.png"/>
                     <pic:cNvPicPr>
                       <a:picLocks noChangeAspect="1" noChangeArrowheads="1"/>
                     </pic:cNvPicPr>
                   </pic:nvPicPr>
                   <pic:blipFill>
-                    <a:blip r:embed="rId17"/>
+                    <a:blip r:embed="rId19"/>
                     <a:stretch>
                       <a:fillRect/>
                     </a:stretch>
@@ -25215,7 +27631,7 @@
         <w:rPr>
           <w:highlight w:val="yellow"/>
         </w:rPr>
-        <w:t>Figure 6.6: Real programs, Groq run: rule-only against rule + LLM, per category</w:t>
+        <w:t>Figure 6.8: Real programs, Groq run: rule-only against rule + LLM, per category</w:t>
       </w:r>
     </w:p>
     <w:p>
@@ -25223,13 +27639,13 @@
         <w:pStyle w:val="Heading4"/>
         <w:spacing w:before="240" w:after="120" w:line="360" w:lineRule="auto"/>
       </w:pPr>
-      <w:bookmarkStart w:id="136" w:name="_54e78aec3a5eb61ce0a6a727bf1867fd45aee52"/>
+      <w:bookmarkStart w:id="142" w:name="_54e78aec3a5eb61ce0a6a727bf1867fd45aee52"/>
       <w:r>
         <w:rPr>
           <w:rStyle w:val="SectionNumber"/>
           <w:highlight w:val="yellow"/>
         </w:rPr>
-        <w:t>6.1.2.6</w:t>
+        <w:t>6.1.2.8</w:t>
       </w:r>
       <w:r>
         <w:rPr>
@@ -25237,7 +27653,7 @@
         </w:rPr>
         <w:t xml:space="preserve">  Analysis Charts for the Ollama Run on Real Programs</w:t>
       </w:r>
-      <w:bookmarkEnd w:id="136"/>
+      <w:bookmarkEnd w:id="142"/>
     </w:p>
     <w:p>
       <w:pPr>
@@ -25261,23 +27677,24 @@
         <w:rPr>
           <w:noProof/>
         </w:rPr>
+        <w:lastRenderedPageBreak/>
         <w:drawing>
-          <wp:inline distT="0" distB="0" distL="0" distR="0" wp14:anchorId="027338D1" wp14:editId="19576CFD">
+          <wp:inline distT="0" distB="0" distL="0" distR="0" wp14:anchorId="04F986A3" wp14:editId="73AEDF2C">
             <wp:extent cx="4533900" cy="2495754"/>
             <wp:effectExtent l="0" t="0" r="0" b="0"/>
-            <wp:docPr id="124" name="Picture"/>
+            <wp:docPr id="136" name="Picture"/>
             <wp:cNvGraphicFramePr/>
             <a:graphic xmlns:a="http://schemas.openxmlformats.org/drawingml/2006/main">
               <a:graphicData uri="http://schemas.openxmlformats.org/drawingml/2006/picture">
                 <pic:pic xmlns:pic="http://schemas.openxmlformats.org/drawingml/2006/picture">
                   <pic:nvPicPr>
-                    <pic:cNvPr id="125" name="Picture" descr="report_figures/real_outcomes_ollama.png"/>
+                    <pic:cNvPr id="137" name="Picture" descr="report_figures/real_outcomes_ollama.png"/>
                     <pic:cNvPicPr>
                       <a:picLocks noChangeAspect="1" noChangeArrowheads="1"/>
                     </pic:cNvPicPr>
                   </pic:nvPicPr>
                   <pic:blipFill>
-                    <a:blip r:embed="rId18"/>
+                    <a:blip r:embed="rId20"/>
                     <a:stretch>
                       <a:fillRect/>
                     </a:stretch>
@@ -25314,7 +27731,7 @@
         <w:rPr>
           <w:highlight w:val="yellow"/>
         </w:rPr>
-        <w:t>Figure 6.7: Real programs, Ollama run: accept, reject, and invalid counts for each optimization type</w:t>
+        <w:t>Figure 6.9: Real programs, Ollama run: accept, reject, and invalid counts for each optimization type</w:t>
       </w:r>
     </w:p>
     <w:p>
@@ -25326,24 +27743,23 @@
         <w:rPr>
           <w:noProof/>
         </w:rPr>
-        <w:lastRenderedPageBreak/>
         <w:drawing>
-          <wp:inline distT="0" distB="0" distL="0" distR="0" wp14:anchorId="49FCEF31" wp14:editId="07710E02">
+          <wp:inline distT="0" distB="0" distL="0" distR="0" wp14:anchorId="16B49186" wp14:editId="283F82F2">
             <wp:extent cx="3200400" cy="2168912"/>
             <wp:effectExtent l="0" t="0" r="0" b="0"/>
-            <wp:docPr id="127" name="Picture"/>
+            <wp:docPr id="139" name="Picture"/>
             <wp:cNvGraphicFramePr/>
             <a:graphic xmlns:a="http://schemas.openxmlformats.org/drawingml/2006/main">
               <a:graphicData uri="http://schemas.openxmlformats.org/drawingml/2006/picture">
                 <pic:pic xmlns:pic="http://schemas.openxmlformats.org/drawingml/2006/picture">
                   <pic:nvPicPr>
-                    <pic:cNvPr id="128" name="Picture" descr="report_figures/real_accepted_ollama.png"/>
+                    <pic:cNvPr id="140" name="Picture" descr="report_figures/real_accepted_ollama.png"/>
                     <pic:cNvPicPr>
                       <a:picLocks noChangeAspect="1" noChangeArrowheads="1"/>
                     </pic:cNvPicPr>
                   </pic:nvPicPr>
                   <pic:blipFill>
-                    <a:blip r:embed="rId19"/>
+                    <a:blip r:embed="rId21"/>
                     <a:stretch>
                       <a:fillRect/>
                     </a:stretch>
@@ -25380,7 +27796,7 @@
         <w:rPr>
           <w:highlight w:val="yellow"/>
         </w:rPr>
-        <w:t>Figure 6.8: Real programs, Ollama run: share of each optimization type among the accepted changes</w:t>
+        <w:t>Figure 6.10: Real programs, Ollama run: share of each optimization type among the accepted changes</w:t>
       </w:r>
     </w:p>
     <w:p>
@@ -25392,23 +27808,24 @@
         <w:rPr>
           <w:noProof/>
         </w:rPr>
+        <w:lastRenderedPageBreak/>
         <w:drawing>
-          <wp:inline distT="0" distB="0" distL="0" distR="0" wp14:anchorId="17332916" wp14:editId="20BBF9F9">
+          <wp:inline distT="0" distB="0" distL="0" distR="0" wp14:anchorId="278F3969" wp14:editId="3C9A2D2A">
             <wp:extent cx="4533900" cy="2634257"/>
             <wp:effectExtent l="0" t="0" r="0" b="0"/>
-            <wp:docPr id="130" name="Picture"/>
+            <wp:docPr id="142" name="Picture"/>
             <wp:cNvGraphicFramePr/>
             <a:graphic xmlns:a="http://schemas.openxmlformats.org/drawingml/2006/main">
               <a:graphicData uri="http://schemas.openxmlformats.org/drawingml/2006/picture">
                 <pic:pic xmlns:pic="http://schemas.openxmlformats.org/drawingml/2006/picture">
                   <pic:nvPicPr>
-                    <pic:cNvPr id="131" name="Picture" descr="report_figures/real_heatmap_ollama.png"/>
+                    <pic:cNvPr id="143" name="Picture" descr="report_figures/real_heatmap_ollama.png"/>
                     <pic:cNvPicPr>
                       <a:picLocks noChangeAspect="1" noChangeArrowheads="1"/>
                     </pic:cNvPicPr>
                   </pic:nvPicPr>
                   <pic:blipFill>
-                    <a:blip r:embed="rId20"/>
+                    <a:blip r:embed="rId22"/>
                     <a:stretch>
                       <a:fillRect/>
                     </a:stretch>
@@ -25445,7 +27862,7 @@
         <w:rPr>
           <w:highlight w:val="yellow"/>
         </w:rPr>
-        <w:t>Figure 6.9: Real programs, Ollama run: accepted optimizations by program category and type</w:t>
+        <w:t>Figure 6.11: Real programs, Ollama run: accepted optimizations by program category and type</w:t>
       </w:r>
     </w:p>
     <w:p>
@@ -25457,24 +27874,23 @@
         <w:rPr>
           <w:noProof/>
         </w:rPr>
-        <w:lastRenderedPageBreak/>
         <w:drawing>
-          <wp:inline distT="0" distB="0" distL="0" distR="0" wp14:anchorId="66719C26" wp14:editId="2F803DB7">
+          <wp:inline distT="0" distB="0" distL="0" distR="0" wp14:anchorId="01C36AB2" wp14:editId="40E0D840">
             <wp:extent cx="4533900" cy="2813242"/>
             <wp:effectExtent l="0" t="0" r="0" b="0"/>
-            <wp:docPr id="133" name="Picture"/>
+            <wp:docPr id="145" name="Picture"/>
             <wp:cNvGraphicFramePr/>
             <a:graphic xmlns:a="http://schemas.openxmlformats.org/drawingml/2006/main">
               <a:graphicData uri="http://schemas.openxmlformats.org/drawingml/2006/picture">
                 <pic:pic xmlns:pic="http://schemas.openxmlformats.org/drawingml/2006/picture">
                   <pic:nvPicPr>
-                    <pic:cNvPr id="134" name="Picture" descr="report_figures/real_comparison_ollama.png"/>
+                    <pic:cNvPr id="146" name="Picture" descr="report_figures/real_comparison_ollama.png"/>
                     <pic:cNvPicPr>
                       <a:picLocks noChangeAspect="1" noChangeArrowheads="1"/>
                     </pic:cNvPicPr>
                   </pic:nvPicPr>
                   <pic:blipFill>
-                    <a:blip r:embed="rId21"/>
+                    <a:blip r:embed="rId23"/>
                     <a:stretch>
                       <a:fillRect/>
                     </a:stretch>
@@ -25511,7 +27927,7 @@
         <w:rPr>
           <w:highlight w:val="yellow"/>
         </w:rPr>
-        <w:t>Figure 6.10: Real programs, Ollama run: rule-only against rule + LLM, per category</w:t>
+        <w:t>Figure 6.12: Real programs, Ollama run: rule-only against rule + LLM, per category</w:t>
       </w:r>
     </w:p>
     <w:p>
@@ -25519,8 +27935,8 @@
         <w:pStyle w:val="Heading2"/>
         <w:spacing w:before="240" w:after="120" w:line="360" w:lineRule="auto"/>
       </w:pPr>
-      <w:bookmarkStart w:id="137" w:name="_a15deaafbca46b68f4c94dbd24724fd2739a480"/>
-      <w:bookmarkStart w:id="138" w:name="_Toc242796464"/>
+      <w:bookmarkStart w:id="143" w:name="_a15deaafbca46b68f4c94dbd24724fd2739a480"/>
+      <w:bookmarkStart w:id="144" w:name="_Toc242798237"/>
       <w:r>
         <w:rPr>
           <w:rStyle w:val="SectionNumber"/>
@@ -25534,16 +27950,16 @@
         </w:rPr>
         <w:t xml:space="preserve">  Output Screenshots</w:t>
       </w:r>
-      <w:bookmarkEnd w:id="137"/>
-      <w:bookmarkEnd w:id="138"/>
+      <w:bookmarkEnd w:id="143"/>
+      <w:bookmarkEnd w:id="144"/>
     </w:p>
     <w:p>
       <w:pPr>
         <w:pStyle w:val="Heading3"/>
         <w:spacing w:before="240" w:after="120" w:line="360" w:lineRule="auto"/>
       </w:pPr>
-      <w:bookmarkStart w:id="139" w:name="_b90c127e1d5e77a397df9c91989216ee033fd9f"/>
-      <w:bookmarkStart w:id="140" w:name="_Toc242796465"/>
+      <w:bookmarkStart w:id="145" w:name="_b90c127e1d5e77a397df9c91989216ee033fd9f"/>
+      <w:bookmarkStart w:id="146" w:name="_Toc242798238"/>
       <w:r>
         <w:rPr>
           <w:rStyle w:val="SectionNumber"/>
@@ -25553,8 +27969,8 @@
       <w:r>
         <w:t xml:space="preserve">  Sample Run</w:t>
       </w:r>
-      <w:bookmarkEnd w:id="139"/>
-      <w:bookmarkEnd w:id="140"/>
+      <w:bookmarkEnd w:id="145"/>
+      <w:bookmarkEnd w:id="146"/>
     </w:p>
     <w:p>
       <w:pPr>
@@ -25574,7 +27990,10 @@
         </w:r>
       </w:hyperlink>
       <w:r>
-        <w:t xml:space="preserve"> shows the agent working on a small C program whose loop adds the same constant ten times. The rules clean up the temporaries and fold the constant; when they have nothing left to try, the step is routed to the LLM, which replaces the loop. The whole program becomes one instruction.</w:t>
+        <w:t xml:space="preserve"> </w:t>
+      </w:r>
+      <w:r>
+        <w:t>shows the agent working on a small C program whose loop adds the same constant ten times. The rules clean up the temporaries and fold the constant; when they have nothing left to try, the step is routed to the LLM, which replaces the loop. The whole program becomes one instruction.</w:t>
       </w:r>
     </w:p>
     <w:p>
@@ -25584,11 +28003,12 @@
         <w:spacing w:after="120"/>
         <w:jc w:val="center"/>
       </w:pPr>
-      <w:bookmarkStart w:id="141" w:name="_7eefe439562cc713fb175575fef05c6d99e2d03"/>
+      <w:bookmarkStart w:id="147" w:name="_7eefe439562cc713fb175575fef05c6d99e2d03"/>
       <w:r>
         <w:rPr>
           <w:sz w:val="20"/>
         </w:rPr>
+        <w:lastRenderedPageBreak/>
         <w:t>Listing 6.1: A real run of the demo on a C loop, with Groq as the LLM (shortened)</w:t>
       </w:r>
     </w:p>
@@ -25903,7 +28323,6 @@
           <w:rFonts w:eastAsia="Consolas" w:cs="Consolas"/>
           <w:sz w:val="17"/>
         </w:rPr>
-        <w:lastRenderedPageBreak/>
         <w:t xml:space="preserve">       verified  cost 3.5 -&gt; 1.0    ACCEPTED</w:t>
       </w:r>
       <w:r>
@@ -25944,7 +28363,7 @@
         <w:t>original prints [50], optimized prints [50]: identical output</w:t>
       </w:r>
     </w:p>
-    <w:bookmarkEnd w:id="141"/>
+    <w:bookmarkEnd w:id="147"/>
     <w:p>
       <w:pPr>
         <w:pStyle w:val="FirstParagraph"/>
@@ -25959,7 +28378,7 @@
           <w:rPr>
             <w:rStyle w:val="Hyperlink"/>
           </w:rPr>
-          <w:t>6.3</w:t>
+          <w:t>6.5</w:t>
         </w:r>
       </w:hyperlink>
       <w:r>
@@ -25970,18 +28389,21 @@
           <w:rPr>
             <w:rStyle w:val="Hyperlink"/>
           </w:rPr>
-          <w:t>6.8</w:t>
+          <w:t>6.10</w:t>
         </w:r>
       </w:hyperlink>
       <w:r>
-        <w:t xml:space="preserve"> are drawn from the Gemini run. Figures </w:t>
+        <w:t xml:space="preserve"> </w:t>
+      </w:r>
+      <w:r>
+        <w:t>are drawn from the Gemini run. Figures </w:t>
       </w:r>
       <w:hyperlink w:anchor="_d90df911f582009a210b6d12e38b0df5303a375">
         <w:r>
           <w:rPr>
             <w:rStyle w:val="Hyperlink"/>
           </w:rPr>
-          <w:t>6.9</w:t>
+          <w:t>6.11</w:t>
         </w:r>
       </w:hyperlink>
       <w:r>
@@ -25992,7 +28414,7 @@
           <w:rPr>
             <w:rStyle w:val="Hyperlink"/>
           </w:rPr>
-          <w:t>6.11</w:t>
+          <w:t>6.13</w:t>
         </w:r>
       </w:hyperlink>
       <w:r>
@@ -26004,8 +28426,8 @@
         <w:pStyle w:val="Heading3"/>
         <w:spacing w:before="240" w:after="120" w:line="360" w:lineRule="auto"/>
       </w:pPr>
-      <w:bookmarkStart w:id="142" w:name="_fc9a26f982cb3e2870b96648b08307cefd987b3"/>
-      <w:bookmarkStart w:id="143" w:name="_Toc242796466"/>
+      <w:bookmarkStart w:id="148" w:name="_fc9a26f982cb3e2870b96648b08307cefd987b3"/>
+      <w:bookmarkStart w:id="149" w:name="_Toc242798239"/>
       <w:r>
         <w:rPr>
           <w:rStyle w:val="SectionNumber"/>
@@ -26015,36 +28437,36 @@
       <w:r>
         <w:t xml:space="preserve">  Sankey Diagram: Proposal Flow</w:t>
       </w:r>
-      <w:bookmarkEnd w:id="142"/>
-      <w:bookmarkEnd w:id="143"/>
+      <w:bookmarkEnd w:id="148"/>
+      <w:bookmarkEnd w:id="149"/>
     </w:p>
     <w:p>
       <w:pPr>
         <w:pStyle w:val="CaptionedFigure"/>
         <w:jc w:val="center"/>
       </w:pPr>
-      <w:bookmarkStart w:id="144" w:name="_053fd89094d2c17f99158d02608c39c6f5bbb50"/>
+      <w:bookmarkStart w:id="150" w:name="_053fd89094d2c17f99158d02608c39c6f5bbb50"/>
       <w:r>
         <w:rPr>
           <w:noProof/>
         </w:rPr>
         <w:drawing>
-          <wp:inline distT="0" distB="0" distL="0" distR="0" wp14:anchorId="65CC5C23" wp14:editId="6BF78F91">
+          <wp:inline distT="0" distB="0" distL="0" distR="0" wp14:anchorId="0CD4E1D4" wp14:editId="5DE82C93">
             <wp:extent cx="5276088" cy="2723867"/>
             <wp:effectExtent l="0" t="0" r="0" b="0"/>
-            <wp:docPr id="140" name="Picture"/>
+            <wp:docPr id="152" name="Picture"/>
             <wp:cNvGraphicFramePr/>
             <a:graphic xmlns:a="http://schemas.openxmlformats.org/drawingml/2006/main">
               <a:graphicData uri="http://schemas.openxmlformats.org/drawingml/2006/picture">
                 <pic:pic xmlns:pic="http://schemas.openxmlformats.org/drawingml/2006/picture">
                   <pic:nvPicPr>
-                    <pic:cNvPr id="141" name="Picture" descr="report_figures/sankey_gemini.png"/>
+                    <pic:cNvPr id="153" name="Picture" descr="report_figures/sankey_gemini.png"/>
                     <pic:cNvPicPr>
                       <a:picLocks noChangeAspect="1" noChangeArrowheads="1"/>
                     </pic:cNvPicPr>
                   </pic:nvPicPr>
                   <pic:blipFill>
-                    <a:blip r:embed="rId22"/>
+                    <a:blip r:embed="rId24"/>
                     <a:stretch>
                       <a:fillRect/>
                     </a:stretch>
@@ -26078,7 +28500,7 @@
         <w:jc w:val="center"/>
       </w:pPr>
       <w:r>
-        <w:t>Figure 6.11: Sankey diagram showing the flow of 10,978 proposals from submission through verification to the accept/reject decision. The 26 invalid proposals are visible as a narrow band</w:t>
+        <w:t>Figure 6.13: Sankey diagram showing the flow of 10,978 proposals from submission through verification to the accept/reject decision. The 26 invalid proposals are visible as a narrow band</w:t>
       </w:r>
     </w:p>
     <w:p>
@@ -26086,9 +28508,9 @@
         <w:pStyle w:val="Heading3"/>
         <w:spacing w:before="240" w:after="120" w:line="360" w:lineRule="auto"/>
       </w:pPr>
-      <w:bookmarkStart w:id="145" w:name="_07a743cb0410fd3a53b6d3a518b3f8bf9a58be6"/>
-      <w:bookmarkStart w:id="146" w:name="_Toc242796467"/>
-      <w:bookmarkEnd w:id="144"/>
+      <w:bookmarkStart w:id="151" w:name="_07a743cb0410fd3a53b6d3a518b3f8bf9a58be6"/>
+      <w:bookmarkStart w:id="152" w:name="_Toc242798240"/>
+      <w:bookmarkEnd w:id="150"/>
       <w:r>
         <w:rPr>
           <w:rStyle w:val="SectionNumber"/>
@@ -26099,36 +28521,36 @@
       <w:r>
         <w:t xml:space="preserve">  Grouped Bar Chart: Outcomes by Optimization Type</w:t>
       </w:r>
-      <w:bookmarkEnd w:id="145"/>
-      <w:bookmarkEnd w:id="146"/>
+      <w:bookmarkEnd w:id="151"/>
+      <w:bookmarkEnd w:id="152"/>
     </w:p>
     <w:p>
       <w:pPr>
         <w:pStyle w:val="CaptionedFigure"/>
         <w:jc w:val="center"/>
       </w:pPr>
-      <w:bookmarkStart w:id="147" w:name="_9143d40695d219a36f83c06e8bbccb508c2af9e"/>
+      <w:bookmarkStart w:id="153" w:name="_9143d40695d219a36f83c06e8bbccb508c2af9e"/>
       <w:r>
         <w:rPr>
           <w:noProof/>
         </w:rPr>
         <w:drawing>
-          <wp:inline distT="0" distB="0" distL="0" distR="0" wp14:anchorId="134B9A40" wp14:editId="5669445E">
+          <wp:inline distT="0" distB="0" distL="0" distR="0" wp14:anchorId="2F02E3D6" wp14:editId="1CEB59D1">
             <wp:extent cx="5276088" cy="2913941"/>
             <wp:effectExtent l="0" t="0" r="0" b="0"/>
-            <wp:docPr id="145" name="Picture"/>
+            <wp:docPr id="157" name="Picture"/>
             <wp:cNvGraphicFramePr/>
             <a:graphic xmlns:a="http://schemas.openxmlformats.org/drawingml/2006/main">
               <a:graphicData uri="http://schemas.openxmlformats.org/drawingml/2006/picture">
                 <pic:pic xmlns:pic="http://schemas.openxmlformats.org/drawingml/2006/picture">
                   <pic:nvPicPr>
-                    <pic:cNvPr id="146" name="Picture" descr="report_figures/outcomes_by_type_gemini.png"/>
+                    <pic:cNvPr id="158" name="Picture" descr="report_figures/outcomes_by_type_gemini.png"/>
                     <pic:cNvPicPr>
                       <a:picLocks noChangeAspect="1" noChangeArrowheads="1"/>
                     </pic:cNvPicPr>
                   </pic:nvPicPr>
                   <pic:blipFill>
-                    <a:blip r:embed="rId23"/>
+                    <a:blip r:embed="rId25"/>
                     <a:stretch>
                       <a:fillRect/>
                     </a:stretch>
@@ -26162,7 +28584,7 @@
         <w:jc w:val="center"/>
       </w:pPr>
       <w:r>
-        <w:t>Figure 6.12: Accept, reject, and invalid counts for each optimization type. Copy propagation accounts for the most accepted changes</w:t>
+        <w:t>Figure 6.14: Accept, reject, and invalid counts for each optimization type. Copy propagation accounts for the most accepted changes</w:t>
       </w:r>
     </w:p>
     <w:p>
@@ -26170,9 +28592,9 @@
         <w:pStyle w:val="Heading3"/>
         <w:spacing w:before="240" w:after="120" w:line="360" w:lineRule="auto"/>
       </w:pPr>
-      <w:bookmarkStart w:id="148" w:name="_2e1816ab1c2b1e78ffd5800c988097f1d6b890e"/>
-      <w:bookmarkStart w:id="149" w:name="_Toc242796468"/>
-      <w:bookmarkEnd w:id="147"/>
+      <w:bookmarkStart w:id="154" w:name="_2e1816ab1c2b1e78ffd5800c988097f1d6b890e"/>
+      <w:bookmarkStart w:id="155" w:name="_Toc242798241"/>
+      <w:bookmarkEnd w:id="153"/>
       <w:r>
         <w:rPr>
           <w:rStyle w:val="SectionNumber"/>
@@ -26182,36 +28604,36 @@
       <w:r>
         <w:t xml:space="preserve">  Line Chart: Cost Trajectory over Iterations</w:t>
       </w:r>
-      <w:bookmarkEnd w:id="148"/>
-      <w:bookmarkEnd w:id="149"/>
+      <w:bookmarkEnd w:id="154"/>
+      <w:bookmarkEnd w:id="155"/>
     </w:p>
     <w:p>
       <w:pPr>
         <w:pStyle w:val="CaptionedFigure"/>
         <w:jc w:val="center"/>
       </w:pPr>
-      <w:bookmarkStart w:id="150" w:name="_193839e1d06a5e22a48ff319d68f0cbb01334b2"/>
+      <w:bookmarkStart w:id="156" w:name="_193839e1d06a5e22a48ff319d68f0cbb01334b2"/>
       <w:r>
         <w:rPr>
           <w:noProof/>
         </w:rPr>
         <w:drawing>
-          <wp:inline distT="0" distB="0" distL="0" distR="0" wp14:anchorId="1F70B00E" wp14:editId="411EBDC3">
+          <wp:inline distT="0" distB="0" distL="0" distR="0" wp14:anchorId="0BE16EEF" wp14:editId="62698FA7">
             <wp:extent cx="5276088" cy="3032321"/>
             <wp:effectExtent l="0" t="0" r="0" b="0"/>
-            <wp:docPr id="150" name="Picture"/>
+            <wp:docPr id="162" name="Picture"/>
             <wp:cNvGraphicFramePr/>
             <a:graphic xmlns:a="http://schemas.openxmlformats.org/drawingml/2006/main">
               <a:graphicData uri="http://schemas.openxmlformats.org/drawingml/2006/picture">
                 <pic:pic xmlns:pic="http://schemas.openxmlformats.org/drawingml/2006/picture">
                   <pic:nvPicPr>
-                    <pic:cNvPr id="151" name="Picture" descr="report_figures/cost_over_iterations_gemini.png"/>
+                    <pic:cNvPr id="163" name="Picture" descr="report_figures/cost_over_iterations_gemini.png"/>
                     <pic:cNvPicPr>
                       <a:picLocks noChangeAspect="1" noChangeArrowheads="1"/>
                     </pic:cNvPicPr>
                   </pic:nvPicPr>
                   <pic:blipFill>
-                    <a:blip r:embed="rId24"/>
+                    <a:blip r:embed="rId26"/>
                     <a:stretch>
                       <a:fillRect/>
                     </a:stretch>
@@ -26245,7 +28667,7 @@
         <w:jc w:val="center"/>
       </w:pPr>
       <w:r>
-        <w:t>Figure 6.13: Weighted cost at each iteration for five representative programs. Cost decreases rapidly during early iterations and levels off as optimization converges</w:t>
+        <w:t>Figure 6.15: Weighted cost at each iteration for five representative programs. Cost decreases rapidly during early iterations and levels off as optimization converges</w:t>
       </w:r>
     </w:p>
     <w:p>
@@ -26253,9 +28675,9 @@
         <w:pStyle w:val="Heading3"/>
         <w:spacing w:before="240" w:after="120" w:line="360" w:lineRule="auto"/>
       </w:pPr>
-      <w:bookmarkStart w:id="151" w:name="_48a459cc283b22da02374b8da4b600b292fa8f8"/>
-      <w:bookmarkStart w:id="152" w:name="_Toc242796469"/>
-      <w:bookmarkEnd w:id="150"/>
+      <w:bookmarkStart w:id="157" w:name="_48a459cc283b22da02374b8da4b600b292fa8f8"/>
+      <w:bookmarkStart w:id="158" w:name="_Toc242798242"/>
+      <w:bookmarkEnd w:id="156"/>
       <w:r>
         <w:rPr>
           <w:rStyle w:val="SectionNumber"/>
@@ -26266,36 +28688,36 @@
       <w:r>
         <w:t xml:space="preserve">  Pie Chart: Accepted Optimization Types</w:t>
       </w:r>
-      <w:bookmarkEnd w:id="151"/>
-      <w:bookmarkEnd w:id="152"/>
+      <w:bookmarkEnd w:id="157"/>
+      <w:bookmarkEnd w:id="158"/>
     </w:p>
     <w:p>
       <w:pPr>
         <w:pStyle w:val="CaptionedFigure"/>
         <w:jc w:val="center"/>
       </w:pPr>
-      <w:bookmarkStart w:id="153" w:name="_bc17c2c6ed9e3808ded8803056f111a6ce4e21d"/>
+      <w:bookmarkStart w:id="159" w:name="_bc17c2c6ed9e3808ded8803056f111a6ce4e21d"/>
       <w:r>
         <w:rPr>
           <w:noProof/>
         </w:rPr>
         <w:drawing>
-          <wp:inline distT="0" distB="0" distL="0" distR="0" wp14:anchorId="5362AFEA" wp14:editId="0C038831">
+          <wp:inline distT="0" distB="0" distL="0" distR="0" wp14:anchorId="06B8E8CA" wp14:editId="7EC74F2B">
             <wp:extent cx="4800600" cy="3260390"/>
             <wp:effectExtent l="0" t="0" r="0" b="0"/>
-            <wp:docPr id="155" name="Picture"/>
+            <wp:docPr id="167" name="Picture"/>
             <wp:cNvGraphicFramePr/>
             <a:graphic xmlns:a="http://schemas.openxmlformats.org/drawingml/2006/main">
               <a:graphicData uri="http://schemas.openxmlformats.org/drawingml/2006/picture">
                 <pic:pic xmlns:pic="http://schemas.openxmlformats.org/drawingml/2006/picture">
                   <pic:nvPicPr>
-                    <pic:cNvPr id="156" name="Picture" descr="report_figures/accepted_types_gemini.png"/>
+                    <pic:cNvPr id="168" name="Picture" descr="report_figures/accepted_types_gemini.png"/>
                     <pic:cNvPicPr>
                       <a:picLocks noChangeAspect="1" noChangeArrowheads="1"/>
                     </pic:cNvPicPr>
                   </pic:nvPicPr>
                   <pic:blipFill>
-                    <a:blip r:embed="rId25"/>
+                    <a:blip r:embed="rId27"/>
                     <a:stretch>
                       <a:fillRect/>
                     </a:stretch>
@@ -26329,7 +28751,7 @@
         <w:jc w:val="center"/>
       </w:pPr>
       <w:r>
-        <w:t>Figure 6.14: Breakdown of accepted optimizations by optimization type. Copy propagation accounts for the largest share of accepted changes</w:t>
+        <w:t>Figure 6.16: Breakdown of accepted optimizations by optimization type. Copy propagation accounts for the largest share of accepted changes</w:t>
       </w:r>
     </w:p>
     <w:p>
@@ -26337,9 +28759,9 @@
         <w:pStyle w:val="Heading3"/>
         <w:spacing w:before="240" w:after="120" w:line="360" w:lineRule="auto"/>
       </w:pPr>
-      <w:bookmarkStart w:id="154" w:name="_40055a447bd930964b6f153e9c3d9ed892ff159"/>
-      <w:bookmarkStart w:id="155" w:name="_Toc242796470"/>
-      <w:bookmarkEnd w:id="153"/>
+      <w:bookmarkStart w:id="160" w:name="_40055a447bd930964b6f153e9c3d9ed892ff159"/>
+      <w:bookmarkStart w:id="161" w:name="_Toc242798243"/>
+      <w:bookmarkEnd w:id="159"/>
       <w:r>
         <w:rPr>
           <w:rStyle w:val="SectionNumber"/>
@@ -26349,36 +28771,36 @@
       <w:r>
         <w:t xml:space="preserve">  Scatter Plot: Steps vs. Cost Improvement</w:t>
       </w:r>
-      <w:bookmarkEnd w:id="154"/>
-      <w:bookmarkEnd w:id="155"/>
+      <w:bookmarkEnd w:id="160"/>
+      <w:bookmarkEnd w:id="161"/>
     </w:p>
     <w:p>
       <w:pPr>
         <w:pStyle w:val="CaptionedFigure"/>
         <w:jc w:val="center"/>
       </w:pPr>
-      <w:bookmarkStart w:id="156" w:name="_8c583993e2b906ddb36328acfb95c048f08eac3"/>
+      <w:bookmarkStart w:id="162" w:name="_8c583993e2b906ddb36328acfb95c048f08eac3"/>
       <w:r>
         <w:rPr>
           <w:noProof/>
         </w:rPr>
         <w:drawing>
-          <wp:inline distT="0" distB="0" distL="0" distR="0" wp14:anchorId="7E8C6DA7" wp14:editId="6C57A629">
+          <wp:inline distT="0" distB="0" distL="0" distR="0" wp14:anchorId="3F3510E5" wp14:editId="71D5E6CC">
             <wp:extent cx="5276088" cy="2587289"/>
             <wp:effectExtent l="0" t="0" r="0" b="0"/>
-            <wp:docPr id="160" name="Picture"/>
+            <wp:docPr id="172" name="Picture"/>
             <wp:cNvGraphicFramePr/>
             <a:graphic xmlns:a="http://schemas.openxmlformats.org/drawingml/2006/main">
               <a:graphicData uri="http://schemas.openxmlformats.org/drawingml/2006/picture">
                 <pic:pic xmlns:pic="http://schemas.openxmlformats.org/drawingml/2006/picture">
                   <pic:nvPicPr>
-                    <pic:cNvPr id="161" name="Picture" descr="report_figures/steps_vs_improvement_gemini.png"/>
+                    <pic:cNvPr id="173" name="Picture" descr="report_figures/steps_vs_improvement_gemini.png"/>
                     <pic:cNvPicPr>
                       <a:picLocks noChangeAspect="1" noChangeArrowheads="1"/>
                     </pic:cNvPicPr>
                   </pic:nvPicPr>
                   <pic:blipFill>
-                    <a:blip r:embed="rId26"/>
+                    <a:blip r:embed="rId28"/>
                     <a:stretch>
                       <a:fillRect/>
                     </a:stretch>
@@ -26412,7 +28834,7 @@
         <w:jc w:val="center"/>
       </w:pPr>
       <w:r>
-        <w:t>Figure 6.15: Agent steps versus percentage cost improvement across the program categories</w:t>
+        <w:t>Figure 6.17: Agent steps versus percentage cost improvement across the program categories</w:t>
       </w:r>
     </w:p>
     <w:p>
@@ -26420,9 +28842,9 @@
         <w:pStyle w:val="Heading3"/>
         <w:spacing w:before="240" w:after="120" w:line="360" w:lineRule="auto"/>
       </w:pPr>
-      <w:bookmarkStart w:id="157" w:name="_9727f4afa2921e206e2c2f7b89415af37a44c31"/>
-      <w:bookmarkStart w:id="158" w:name="_Toc242796471"/>
-      <w:bookmarkEnd w:id="156"/>
+      <w:bookmarkStart w:id="163" w:name="_9727f4afa2921e206e2c2f7b89415af37a44c31"/>
+      <w:bookmarkStart w:id="164" w:name="_Toc242798244"/>
+      <w:bookmarkEnd w:id="162"/>
       <w:r>
         <w:rPr>
           <w:rStyle w:val="SectionNumber"/>
@@ -26431,41 +28853,38 @@
         <w:t>6.2.7</w:t>
       </w:r>
       <w:r>
-        <w:t xml:space="preserve">  </w:t>
-      </w:r>
-      <w:r>
-        <w:t>Heatmap: Category vs. Optimization Type</w:t>
-      </w:r>
-      <w:bookmarkEnd w:id="157"/>
-      <w:bookmarkEnd w:id="158"/>
+        <w:t xml:space="preserve">  Heatmap: Category vs. Optimization Type</w:t>
+      </w:r>
+      <w:bookmarkEnd w:id="163"/>
+      <w:bookmarkEnd w:id="164"/>
     </w:p>
     <w:p>
       <w:pPr>
         <w:pStyle w:val="CaptionedFigure"/>
         <w:jc w:val="center"/>
       </w:pPr>
-      <w:bookmarkStart w:id="159" w:name="_e7f183253db7891bd21eef2b6bf82bdee4464ce"/>
+      <w:bookmarkStart w:id="165" w:name="_e7f183253db7891bd21eef2b6bf82bdee4464ce"/>
       <w:r>
         <w:rPr>
           <w:noProof/>
         </w:rPr>
         <w:drawing>
-          <wp:inline distT="0" distB="0" distL="0" distR="0" wp14:anchorId="798E74E4" wp14:editId="692754B9">
+          <wp:inline distT="0" distB="0" distL="0" distR="0" wp14:anchorId="3604167F" wp14:editId="55DFDFAD">
             <wp:extent cx="5276088" cy="3075205"/>
             <wp:effectExtent l="0" t="0" r="0" b="0"/>
-            <wp:docPr id="165" name="Picture"/>
+            <wp:docPr id="177" name="Picture"/>
             <wp:cNvGraphicFramePr/>
             <a:graphic xmlns:a="http://schemas.openxmlformats.org/drawingml/2006/main">
               <a:graphicData uri="http://schemas.openxmlformats.org/drawingml/2006/picture">
                 <pic:pic xmlns:pic="http://schemas.openxmlformats.org/drawingml/2006/picture">
                   <pic:nvPicPr>
-                    <pic:cNvPr id="166" name="Picture" descr="report_figures/heatmap_gemini.png"/>
+                    <pic:cNvPr id="178" name="Picture" descr="report_figures/heatmap_gemini.png"/>
                     <pic:cNvPicPr>
                       <a:picLocks noChangeAspect="1" noChangeArrowheads="1"/>
                     </pic:cNvPicPr>
                   </pic:nvPicPr>
                   <pic:blipFill>
-                    <a:blip r:embed="rId27"/>
+                    <a:blip r:embed="rId29"/>
                     <a:stretch>
                       <a:fillRect/>
                     </a:stretch>
@@ -26499,7 +28918,7 @@
         <w:jc w:val="center"/>
       </w:pPr>
       <w:r>
-        <w:t>Figure 6.16: Number of accepted optimizations for each program category and optimization type</w:t>
+        <w:t>Figure 6.18: Number of accepted optimizations for each program category and optimization type</w:t>
       </w:r>
     </w:p>
     <w:p>
@@ -26507,9 +28926,9 @@
         <w:pStyle w:val="Heading3"/>
         <w:spacing w:before="240" w:after="120" w:line="360" w:lineRule="auto"/>
       </w:pPr>
-      <w:bookmarkStart w:id="160" w:name="_cdd493b9faf3f0ad3fc6aa5bed861db4f0085b5"/>
-      <w:bookmarkStart w:id="161" w:name="_Toc242796472"/>
-      <w:bookmarkEnd w:id="159"/>
+      <w:bookmarkStart w:id="166" w:name="_cdd493b9faf3f0ad3fc6aa5bed861db4f0085b5"/>
+      <w:bookmarkStart w:id="167" w:name="_Toc242798245"/>
+      <w:bookmarkEnd w:id="165"/>
       <w:r>
         <w:rPr>
           <w:rStyle w:val="SectionNumber"/>
@@ -26519,36 +28938,36 @@
       <w:r>
         <w:t xml:space="preserve">  Comparison Charts: Rule-Only vs. Rule + LLM</w:t>
       </w:r>
-      <w:bookmarkEnd w:id="160"/>
-      <w:bookmarkEnd w:id="161"/>
+      <w:bookmarkEnd w:id="166"/>
+      <w:bookmarkEnd w:id="167"/>
     </w:p>
     <w:p>
       <w:pPr>
         <w:pStyle w:val="CaptionedFigure"/>
         <w:jc w:val="center"/>
       </w:pPr>
-      <w:bookmarkStart w:id="162" w:name="_d90df911f582009a210b6d12e38b0df5303a375"/>
+      <w:bookmarkStart w:id="168" w:name="_d90df911f582009a210b6d12e38b0df5303a375"/>
       <w:r>
         <w:rPr>
           <w:noProof/>
         </w:rPr>
         <w:drawing>
-          <wp:inline distT="0" distB="0" distL="0" distR="0" wp14:anchorId="24EA2DD4" wp14:editId="46ECD1B7">
+          <wp:inline distT="0" distB="0" distL="0" distR="0" wp14:anchorId="0894CC03" wp14:editId="4F63529A">
             <wp:extent cx="4800600" cy="2984344"/>
             <wp:effectExtent l="0" t="0" r="0" b="0"/>
-            <wp:docPr id="170" name="Picture"/>
+            <wp:docPr id="182" name="Picture"/>
             <wp:cNvGraphicFramePr/>
             <a:graphic xmlns:a="http://schemas.openxmlformats.org/drawingml/2006/main">
               <a:graphicData uri="http://schemas.openxmlformats.org/drawingml/2006/picture">
                 <pic:pic xmlns:pic="http://schemas.openxmlformats.org/drawingml/2006/picture">
                   <pic:nvPicPr>
-                    <pic:cNvPr id="171" name="Picture" descr="report_figures/comparison_gemini.png"/>
+                    <pic:cNvPr id="183" name="Picture" descr="report_figures/comparison_gemini.png"/>
                     <pic:cNvPicPr>
                       <a:picLocks noChangeAspect="1" noChangeArrowheads="1"/>
                     </pic:cNvPicPr>
                   </pic:nvPicPr>
                   <pic:blipFill>
-                    <a:blip r:embed="rId28"/>
+                    <a:blip r:embed="rId30"/>
                     <a:stretch>
                       <a:fillRect/>
                     </a:stretch>
@@ -26582,7 +29001,7 @@
         <w:jc w:val="center"/>
       </w:pPr>
       <w:r>
-        <w:t>Figure 6.17: Average cost reduction per category comparing rule-only optimization with rule + Gemini. Loops rise from 65% to 93%</w:t>
+        <w:t>Figure 6.19: Average cost reduction per category comparing rule-only optimization with rule + Gemini. Loops rise from 65% to 93%</w:t>
       </w:r>
     </w:p>
     <w:p>
@@ -26590,30 +29009,30 @@
         <w:pStyle w:val="CaptionedFigure"/>
         <w:jc w:val="center"/>
       </w:pPr>
-      <w:bookmarkStart w:id="163" w:name="_f19fd0c1b43fdaee8abce1868fe08247fecebc3"/>
-      <w:bookmarkEnd w:id="162"/>
+      <w:bookmarkStart w:id="169" w:name="_f19fd0c1b43fdaee8abce1868fe08247fecebc3"/>
+      <w:bookmarkEnd w:id="168"/>
       <w:r>
         <w:rPr>
           <w:noProof/>
         </w:rPr>
         <w:lastRenderedPageBreak/>
         <w:drawing>
-          <wp:inline distT="0" distB="0" distL="0" distR="0" wp14:anchorId="06364010" wp14:editId="6A444C79">
+          <wp:inline distT="0" distB="0" distL="0" distR="0" wp14:anchorId="3064AAAC" wp14:editId="20F46253">
             <wp:extent cx="4800600" cy="2978727"/>
             <wp:effectExtent l="0" t="0" r="0" b="0"/>
-            <wp:docPr id="174" name="Picture"/>
+            <wp:docPr id="186" name="Picture"/>
             <wp:cNvGraphicFramePr/>
             <a:graphic xmlns:a="http://schemas.openxmlformats.org/drawingml/2006/main">
               <a:graphicData uri="http://schemas.openxmlformats.org/drawingml/2006/picture">
                 <pic:pic xmlns:pic="http://schemas.openxmlformats.org/drawingml/2006/picture">
                   <pic:nvPicPr>
-                    <pic:cNvPr id="175" name="Picture" descr="report_figures/comparison_groq.png"/>
+                    <pic:cNvPr id="187" name="Picture" descr="report_figures/comparison_groq.png"/>
                     <pic:cNvPicPr>
                       <a:picLocks noChangeAspect="1" noChangeArrowheads="1"/>
                     </pic:cNvPicPr>
                   </pic:nvPicPr>
                   <pic:blipFill>
-                    <a:blip r:embed="rId29"/>
+                    <a:blip r:embed="rId31"/>
                     <a:stretch>
                       <a:fillRect/>
                     </a:stretch>
@@ -26647,7 +29066,7 @@
         <w:jc w:val="center"/>
       </w:pPr>
       <w:r>
-        <w:t>Figure 6.18: Rule-only against rule + Groq. The pattern is the same as with Gemini</w:t>
+        <w:t>Figure 6.20: Rule-only against rule + Groq. The pattern is the same as with Gemini</w:t>
       </w:r>
     </w:p>
     <w:p>
@@ -26655,29 +29074,29 @@
         <w:pStyle w:val="CaptionedFigure"/>
         <w:jc w:val="center"/>
       </w:pPr>
-      <w:bookmarkStart w:id="164" w:name="_75997574556df8f25819ca884f9ff9f438fdf1d"/>
-      <w:bookmarkEnd w:id="163"/>
+      <w:bookmarkStart w:id="170" w:name="_75997574556df8f25819ca884f9ff9f438fdf1d"/>
+      <w:bookmarkEnd w:id="169"/>
       <w:r>
         <w:rPr>
           <w:noProof/>
         </w:rPr>
         <w:drawing>
-          <wp:inline distT="0" distB="0" distL="0" distR="0" wp14:anchorId="5936B3AB" wp14:editId="22978EAD">
+          <wp:inline distT="0" distB="0" distL="0" distR="0" wp14:anchorId="5A6CDBD3" wp14:editId="1D3A070B">
             <wp:extent cx="4800600" cy="2978727"/>
             <wp:effectExtent l="0" t="0" r="0" b="0"/>
-            <wp:docPr id="178" name="Picture"/>
+            <wp:docPr id="190" name="Picture"/>
             <wp:cNvGraphicFramePr/>
             <a:graphic xmlns:a="http://schemas.openxmlformats.org/drawingml/2006/main">
               <a:graphicData uri="http://schemas.openxmlformats.org/drawingml/2006/picture">
                 <pic:pic xmlns:pic="http://schemas.openxmlformats.org/drawingml/2006/picture">
                   <pic:nvPicPr>
-                    <pic:cNvPr id="179" name="Picture" descr="report_figures/comparison_ollama.png"/>
+                    <pic:cNvPr id="191" name="Picture" descr="report_figures/comparison_ollama.png"/>
                     <pic:cNvPicPr>
                       <a:picLocks noChangeAspect="1" noChangeArrowheads="1"/>
                     </pic:cNvPicPr>
                   </pic:nvPicPr>
                   <pic:blipFill>
-                    <a:blip r:embed="rId30"/>
+                    <a:blip r:embed="rId32"/>
                     <a:stretch>
                       <a:fillRect/>
                     </a:stretch>
@@ -26711,7 +29130,7 @@
         <w:jc w:val="center"/>
       </w:pPr>
       <w:r>
-        <w:t>Figure 6.19: Rule-only against rule + the local Ollama model. The gains are small but come with no internet connection</w:t>
+        <w:t>Figure 6.21: Rule-only against rule + the local Ollama model. The gains are small but come with no internet connection</w:t>
       </w:r>
     </w:p>
     <w:p>
@@ -26719,9 +29138,9 @@
         <w:pStyle w:val="Heading3"/>
         <w:spacing w:before="240" w:after="120" w:line="360" w:lineRule="auto"/>
       </w:pPr>
-      <w:bookmarkStart w:id="165" w:name="_01152238eaa4decca22addad0ccbc36abd05e18"/>
-      <w:bookmarkStart w:id="166" w:name="_Toc242796473"/>
-      <w:bookmarkEnd w:id="164"/>
+      <w:bookmarkStart w:id="171" w:name="_01152238eaa4decca22addad0ccbc36abd05e18"/>
+      <w:bookmarkStart w:id="172" w:name="_Toc242798246"/>
+      <w:bookmarkEnd w:id="170"/>
       <w:r>
         <w:rPr>
           <w:rStyle w:val="SectionNumber"/>
@@ -26731,8 +29150,8 @@
       <w:r>
         <w:t xml:space="preserve">  Analysis Charts for the Groq Run</w:t>
       </w:r>
-      <w:bookmarkEnd w:id="165"/>
-      <w:bookmarkEnd w:id="166"/>
+      <w:bookmarkEnd w:id="171"/>
+      <w:bookmarkEnd w:id="172"/>
     </w:p>
     <w:p>
       <w:pPr>
@@ -26748,7 +29167,7 @@
           <w:rPr>
             <w:rStyle w:val="Hyperlink"/>
           </w:rPr>
-          <w:t>6.12</w:t>
+          <w:t>6.14</w:t>
         </w:r>
       </w:hyperlink>
       <w:r>
@@ -26759,7 +29178,7 @@
           <w:rPr>
             <w:rStyle w:val="Hyperlink"/>
           </w:rPr>
-          <w:t>6.17</w:t>
+          <w:t>6.19</w:t>
         </w:r>
       </w:hyperlink>
       <w:r>
@@ -26771,29 +29190,29 @@
         <w:pStyle w:val="CaptionedFigure"/>
         <w:jc w:val="center"/>
       </w:pPr>
-      <w:bookmarkStart w:id="167" w:name="_1ab9f28e5e874de070aeb0ed85ccce3700e6546"/>
+      <w:bookmarkStart w:id="173" w:name="_1ab9f28e5e874de070aeb0ed85ccce3700e6546"/>
       <w:r>
         <w:rPr>
           <w:noProof/>
         </w:rPr>
         <w:lastRenderedPageBreak/>
         <w:drawing>
-          <wp:inline distT="0" distB="0" distL="0" distR="0" wp14:anchorId="2B493760" wp14:editId="32DE1E04">
+          <wp:inline distT="0" distB="0" distL="0" distR="0" wp14:anchorId="562CFF38" wp14:editId="1747F976">
             <wp:extent cx="5276088" cy="2723867"/>
             <wp:effectExtent l="0" t="0" r="0" b="0"/>
-            <wp:docPr id="183" name="Picture"/>
+            <wp:docPr id="195" name="Picture"/>
             <wp:cNvGraphicFramePr/>
             <a:graphic xmlns:a="http://schemas.openxmlformats.org/drawingml/2006/main">
               <a:graphicData uri="http://schemas.openxmlformats.org/drawingml/2006/picture">
                 <pic:pic xmlns:pic="http://schemas.openxmlformats.org/drawingml/2006/picture">
                   <pic:nvPicPr>
-                    <pic:cNvPr id="184" name="Picture" descr="report_figures/sankey_groq.png"/>
+                    <pic:cNvPr id="196" name="Picture" descr="report_figures/sankey_groq.png"/>
                     <pic:cNvPicPr>
                       <a:picLocks noChangeAspect="1" noChangeArrowheads="1"/>
                     </pic:cNvPicPr>
                   </pic:nvPicPr>
                   <pic:blipFill>
-                    <a:blip r:embed="rId31"/>
+                    <a:blip r:embed="rId33"/>
                     <a:stretch>
                       <a:fillRect/>
                     </a:stretch>
@@ -26827,7 +29246,7 @@
         <w:jc w:val="center"/>
       </w:pPr>
       <w:r>
-        <w:t>Figure 6.20: Groq run: flow of the 11,085 proposals. Only 6 LLM proposals were invalid, so the band of blocked proposals is barely visible</w:t>
+        <w:t>Figure 6.22: Groq run: flow of the 11,085 proposals. Only 6 LLM proposals were invalid, so the band of blocked proposals is barely visible</w:t>
       </w:r>
     </w:p>
     <w:p>
@@ -26835,29 +29254,29 @@
         <w:pStyle w:val="CaptionedFigure"/>
         <w:jc w:val="center"/>
       </w:pPr>
-      <w:bookmarkStart w:id="168" w:name="_4040d0fc475e879af4cbefede0ab72b0f82ae1b"/>
-      <w:bookmarkEnd w:id="167"/>
+      <w:bookmarkStart w:id="174" w:name="_4040d0fc475e879af4cbefede0ab72b0f82ae1b"/>
+      <w:bookmarkEnd w:id="173"/>
       <w:r>
         <w:rPr>
           <w:noProof/>
         </w:rPr>
         <w:drawing>
-          <wp:inline distT="0" distB="0" distL="0" distR="0" wp14:anchorId="0E324584" wp14:editId="39A18610">
+          <wp:inline distT="0" distB="0" distL="0" distR="0" wp14:anchorId="3F39EFD8" wp14:editId="2CB3125A">
             <wp:extent cx="5276088" cy="2904302"/>
             <wp:effectExtent l="0" t="0" r="0" b="0"/>
-            <wp:docPr id="187" name="Picture"/>
+            <wp:docPr id="199" name="Picture"/>
             <wp:cNvGraphicFramePr/>
             <a:graphic xmlns:a="http://schemas.openxmlformats.org/drawingml/2006/main">
               <a:graphicData uri="http://schemas.openxmlformats.org/drawingml/2006/picture">
                 <pic:pic xmlns:pic="http://schemas.openxmlformats.org/drawingml/2006/picture">
                   <pic:nvPicPr>
-                    <pic:cNvPr id="188" name="Picture" descr="report_figures/outcomes_by_type_groq.png"/>
+                    <pic:cNvPr id="200" name="Picture" descr="report_figures/outcomes_by_type_groq.png"/>
                     <pic:cNvPicPr>
                       <a:picLocks noChangeAspect="1" noChangeArrowheads="1"/>
                     </pic:cNvPicPr>
                   </pic:nvPicPr>
                   <pic:blipFill>
-                    <a:blip r:embed="rId32"/>
+                    <a:blip r:embed="rId34"/>
                     <a:stretch>
                       <a:fillRect/>
                     </a:stretch>
@@ -26891,7 +29310,7 @@
         <w:jc w:val="center"/>
       </w:pPr>
       <w:r>
-        <w:t>Figure 6.21: Groq run: accept, reject, and invalid counts for each optimization type</w:t>
+        <w:t>Figure 6.23: Groq run: accept, reject, and invalid counts for each optimization type</w:t>
       </w:r>
     </w:p>
     <w:p>
@@ -26899,30 +29318,30 @@
         <w:pStyle w:val="CaptionedFigure"/>
         <w:jc w:val="center"/>
       </w:pPr>
-      <w:bookmarkStart w:id="169" w:name="_f2301c9ab80e8d4143cb0a245e1540e1c99b71e"/>
-      <w:bookmarkEnd w:id="168"/>
+      <w:bookmarkStart w:id="175" w:name="_f2301c9ab80e8d4143cb0a245e1540e1c99b71e"/>
+      <w:bookmarkEnd w:id="174"/>
       <w:r>
         <w:rPr>
           <w:noProof/>
         </w:rPr>
         <w:lastRenderedPageBreak/>
         <w:drawing>
-          <wp:inline distT="0" distB="0" distL="0" distR="0" wp14:anchorId="04A0D4A1" wp14:editId="2909DC89">
+          <wp:inline distT="0" distB="0" distL="0" distR="0" wp14:anchorId="6CD3DB36" wp14:editId="168DA2A0">
             <wp:extent cx="5276088" cy="3033940"/>
             <wp:effectExtent l="0" t="0" r="0" b="0"/>
-            <wp:docPr id="191" name="Picture"/>
+            <wp:docPr id="203" name="Picture"/>
             <wp:cNvGraphicFramePr/>
             <a:graphic xmlns:a="http://schemas.openxmlformats.org/drawingml/2006/main">
               <a:graphicData uri="http://schemas.openxmlformats.org/drawingml/2006/picture">
                 <pic:pic xmlns:pic="http://schemas.openxmlformats.org/drawingml/2006/picture">
                   <pic:nvPicPr>
-                    <pic:cNvPr id="192" name="Picture" descr="report_figures/cost_over_iterations_groq.png"/>
+                    <pic:cNvPr id="204" name="Picture" descr="report_figures/cost_over_iterations_groq.png"/>
                     <pic:cNvPicPr>
                       <a:picLocks noChangeAspect="1" noChangeArrowheads="1"/>
                     </pic:cNvPicPr>
                   </pic:nvPicPr>
                   <pic:blipFill>
-                    <a:blip r:embed="rId33"/>
+                    <a:blip r:embed="rId35"/>
                     <a:stretch>
                       <a:fillRect/>
                     </a:stretch>
@@ -26956,7 +29375,7 @@
         <w:jc w:val="center"/>
       </w:pPr>
       <w:r>
-        <w:t>Figure 6.22: Groq run: weighted cost at each iteration for five representative programs</w:t>
+        <w:t>Figure 6.24: Groq run: weighted cost at each iteration for five representative programs</w:t>
       </w:r>
     </w:p>
     <w:p>
@@ -26964,29 +29383,29 @@
         <w:pStyle w:val="CaptionedFigure"/>
         <w:jc w:val="center"/>
       </w:pPr>
-      <w:bookmarkStart w:id="170" w:name="_cab9bd33051623bc139654ab66f07e275058eaa"/>
-      <w:bookmarkEnd w:id="169"/>
+      <w:bookmarkStart w:id="176" w:name="_cab9bd33051623bc139654ab66f07e275058eaa"/>
+      <w:bookmarkEnd w:id="175"/>
       <w:r>
         <w:rPr>
           <w:noProof/>
         </w:rPr>
         <w:drawing>
-          <wp:inline distT="0" distB="0" distL="0" distR="0" wp14:anchorId="7A5E4883" wp14:editId="0E10B424">
+          <wp:inline distT="0" distB="0" distL="0" distR="0" wp14:anchorId="52A49F47" wp14:editId="107F47C1">
             <wp:extent cx="4800600" cy="3253368"/>
             <wp:effectExtent l="0" t="0" r="0" b="0"/>
-            <wp:docPr id="195" name="Picture"/>
+            <wp:docPr id="207" name="Picture"/>
             <wp:cNvGraphicFramePr/>
             <a:graphic xmlns:a="http://schemas.openxmlformats.org/drawingml/2006/main">
               <a:graphicData uri="http://schemas.openxmlformats.org/drawingml/2006/picture">
                 <pic:pic xmlns:pic="http://schemas.openxmlformats.org/drawingml/2006/picture">
                   <pic:nvPicPr>
-                    <pic:cNvPr id="196" name="Picture" descr="report_figures/accepted_types_groq.png"/>
+                    <pic:cNvPr id="208" name="Picture" descr="report_figures/accepted_types_groq.png"/>
                     <pic:cNvPicPr>
                       <a:picLocks noChangeAspect="1" noChangeArrowheads="1"/>
                     </pic:cNvPicPr>
                   </pic:nvPicPr>
                   <pic:blipFill>
-                    <a:blip r:embed="rId34"/>
+                    <a:blip r:embed="rId36"/>
                     <a:stretch>
                       <a:fillRect/>
                     </a:stretch>
@@ -27020,7 +29439,7 @@
         <w:jc w:val="center"/>
       </w:pPr>
       <w:r>
-        <w:t>Figure 6.23: Groq run: breakdown of accepted optimizations by type</w:t>
+        <w:t>Figure 6.25: Groq run: breakdown of accepted optimizations by type</w:t>
       </w:r>
     </w:p>
     <w:p>
@@ -27028,30 +29447,30 @@
         <w:pStyle w:val="CaptionedFigure"/>
         <w:jc w:val="center"/>
       </w:pPr>
-      <w:bookmarkStart w:id="171" w:name="_3d84cf363b3bd42f0bbe027aeccb833b3ba8f75"/>
-      <w:bookmarkEnd w:id="170"/>
+      <w:bookmarkStart w:id="177" w:name="_3d84cf363b3bd42f0bbe027aeccb833b3ba8f75"/>
+      <w:bookmarkEnd w:id="176"/>
       <w:r>
         <w:rPr>
           <w:noProof/>
         </w:rPr>
         <w:lastRenderedPageBreak/>
         <w:drawing>
-          <wp:inline distT="0" distB="0" distL="0" distR="0" wp14:anchorId="31DB87F2" wp14:editId="4DFB119A">
+          <wp:inline distT="0" distB="0" distL="0" distR="0" wp14:anchorId="7DF06C3C" wp14:editId="0B7531B0">
             <wp:extent cx="5276088" cy="2590851"/>
             <wp:effectExtent l="0" t="0" r="0" b="0"/>
-            <wp:docPr id="199" name="Picture"/>
+            <wp:docPr id="211" name="Picture"/>
             <wp:cNvGraphicFramePr/>
             <a:graphic xmlns:a="http://schemas.openxmlformats.org/drawingml/2006/main">
               <a:graphicData uri="http://schemas.openxmlformats.org/drawingml/2006/picture">
                 <pic:pic xmlns:pic="http://schemas.openxmlformats.org/drawingml/2006/picture">
                   <pic:nvPicPr>
-                    <pic:cNvPr id="200" name="Picture" descr="report_figures/steps_vs_improvement_groq.png"/>
+                    <pic:cNvPr id="212" name="Picture" descr="report_figures/steps_vs_improvement_groq.png"/>
                     <pic:cNvPicPr>
                       <a:picLocks noChangeAspect="1" noChangeArrowheads="1"/>
                     </pic:cNvPicPr>
                   </pic:nvPicPr>
                   <pic:blipFill>
-                    <a:blip r:embed="rId35"/>
+                    <a:blip r:embed="rId37"/>
                     <a:stretch>
                       <a:fillRect/>
                     </a:stretch>
@@ -27085,7 +29504,7 @@
         <w:jc w:val="center"/>
       </w:pPr>
       <w:r>
-        <w:t>Figure 6.24: Groq run: agent steps versus percentage cost improvement</w:t>
+        <w:t>Figure 6.26: Groq run: agent steps versus percentage cost improvement</w:t>
       </w:r>
     </w:p>
     <w:p>
@@ -27093,29 +29512,29 @@
         <w:pStyle w:val="CaptionedFigure"/>
         <w:jc w:val="center"/>
       </w:pPr>
-      <w:bookmarkStart w:id="172" w:name="_58b27a946d9f2f2a36cf594a2fa95b5e1beda25"/>
-      <w:bookmarkEnd w:id="171"/>
+      <w:bookmarkStart w:id="178" w:name="_58b27a946d9f2f2a36cf594a2fa95b5e1beda25"/>
+      <w:bookmarkEnd w:id="177"/>
       <w:r>
         <w:rPr>
           <w:noProof/>
         </w:rPr>
         <w:drawing>
-          <wp:inline distT="0" distB="0" distL="0" distR="0" wp14:anchorId="33DF0DBF" wp14:editId="0F1F3933">
+          <wp:inline distT="0" distB="0" distL="0" distR="0" wp14:anchorId="29FFD207" wp14:editId="56292D02">
             <wp:extent cx="5276088" cy="3065478"/>
             <wp:effectExtent l="0" t="0" r="0" b="0"/>
-            <wp:docPr id="203" name="Picture"/>
+            <wp:docPr id="215" name="Picture"/>
             <wp:cNvGraphicFramePr/>
             <a:graphic xmlns:a="http://schemas.openxmlformats.org/drawingml/2006/main">
               <a:graphicData uri="http://schemas.openxmlformats.org/drawingml/2006/picture">
                 <pic:pic xmlns:pic="http://schemas.openxmlformats.org/drawingml/2006/picture">
                   <pic:nvPicPr>
-                    <pic:cNvPr id="204" name="Picture" descr="report_figures/heatmap_groq.png"/>
+                    <pic:cNvPr id="216" name="Picture" descr="report_figures/heatmap_groq.png"/>
                     <pic:cNvPicPr>
                       <a:picLocks noChangeAspect="1" noChangeArrowheads="1"/>
                     </pic:cNvPicPr>
                   </pic:nvPicPr>
                   <pic:blipFill>
-                    <a:blip r:embed="rId36"/>
+                    <a:blip r:embed="rId38"/>
                     <a:stretch>
                       <a:fillRect/>
                     </a:stretch>
@@ -27149,7 +29568,7 @@
         <w:jc w:val="center"/>
       </w:pPr>
       <w:r>
-        <w:t>Figure 6.25: Groq run: accepted optimizations for each program category and optimization type</w:t>
+        <w:t>Figure 6.27: Groq run: accepted optimizations for each program category and optimization type</w:t>
       </w:r>
     </w:p>
     <w:p>
@@ -27157,9 +29576,9 @@
         <w:pStyle w:val="Heading3"/>
         <w:spacing w:before="240" w:after="120" w:line="360" w:lineRule="auto"/>
       </w:pPr>
-      <w:bookmarkStart w:id="173" w:name="_abebb12106dd42a73400e5c50afab472b365173"/>
-      <w:bookmarkStart w:id="174" w:name="_Toc242796474"/>
-      <w:bookmarkEnd w:id="172"/>
+      <w:bookmarkStart w:id="179" w:name="_abebb12106dd42a73400e5c50afab472b365173"/>
+      <w:bookmarkStart w:id="180" w:name="_Toc242798247"/>
+      <w:bookmarkEnd w:id="178"/>
       <w:r>
         <w:rPr>
           <w:rStyle w:val="SectionNumber"/>
@@ -27169,8 +29588,8 @@
       <w:r>
         <w:t xml:space="preserve">  Analysis Charts for the Ollama Run</w:t>
       </w:r>
-      <w:bookmarkEnd w:id="173"/>
-      <w:bookmarkEnd w:id="174"/>
+      <w:bookmarkEnd w:id="179"/>
+      <w:bookmarkEnd w:id="180"/>
     </w:p>
     <w:p>
       <w:pPr>
@@ -27186,7 +29605,7 @@
           <w:rPr>
             <w:rStyle w:val="Hyperlink"/>
           </w:rPr>
-          <w:t>6.18</w:t>
+          <w:t>6.20</w:t>
         </w:r>
       </w:hyperlink>
       <w:r>
@@ -27197,7 +29616,7 @@
           <w:rPr>
             <w:rStyle w:val="Hyperlink"/>
           </w:rPr>
-          <w:t>6.23</w:t>
+          <w:t>6.25</w:t>
         </w:r>
       </w:hyperlink>
       <w:r>
@@ -27209,29 +29628,29 @@
         <w:pStyle w:val="CaptionedFigure"/>
         <w:jc w:val="center"/>
       </w:pPr>
-      <w:bookmarkStart w:id="175" w:name="_893134a9fbf61eb587c90ed95b0a3dba3dd22cf"/>
+      <w:bookmarkStart w:id="181" w:name="_893134a9fbf61eb587c90ed95b0a3dba3dd22cf"/>
       <w:r>
         <w:rPr>
           <w:noProof/>
         </w:rPr>
         <w:lastRenderedPageBreak/>
         <w:drawing>
-          <wp:inline distT="0" distB="0" distL="0" distR="0" wp14:anchorId="3BE200B7" wp14:editId="6842463E">
+          <wp:inline distT="0" distB="0" distL="0" distR="0" wp14:anchorId="04B09719" wp14:editId="05A146BE">
             <wp:extent cx="5276088" cy="2723867"/>
             <wp:effectExtent l="0" t="0" r="0" b="0"/>
-            <wp:docPr id="208" name="Picture"/>
+            <wp:docPr id="220" name="Picture"/>
             <wp:cNvGraphicFramePr/>
             <a:graphic xmlns:a="http://schemas.openxmlformats.org/drawingml/2006/main">
               <a:graphicData uri="http://schemas.openxmlformats.org/drawingml/2006/picture">
                 <pic:pic xmlns:pic="http://schemas.openxmlformats.org/drawingml/2006/picture">
                   <pic:nvPicPr>
-                    <pic:cNvPr id="209" name="Picture" descr="report_figures/sankey_ollama.png"/>
+                    <pic:cNvPr id="221" name="Picture" descr="report_figures/sankey_ollama.png"/>
                     <pic:cNvPicPr>
                       <a:picLocks noChangeAspect="1" noChangeArrowheads="1"/>
                     </pic:cNvPicPr>
                   </pic:nvPicPr>
                   <pic:blipFill>
-                    <a:blip r:embed="rId37"/>
+                    <a:blip r:embed="rId39"/>
                     <a:stretch>
                       <a:fillRect/>
                     </a:stretch>
@@ -27265,7 +29684,7 @@
         <w:jc w:val="center"/>
       </w:pPr>
       <w:r>
-        <w:t>Figure 6.26: Ollama run: flow of the 10,805 proposals. The 113 invalid LLM proposals form a visible band that ends at the verifier</w:t>
+        <w:t>Figure 6.28: Ollama run: flow of the 10,805 proposals. The 113 invalid LLM proposals form a visible band that ends at the verifier</w:t>
       </w:r>
     </w:p>
     <w:p>
@@ -27273,29 +29692,29 @@
         <w:pStyle w:val="CaptionedFigure"/>
         <w:jc w:val="center"/>
       </w:pPr>
-      <w:bookmarkStart w:id="176" w:name="_cd6dcbd3ebbdfa0fa3384433c29e068e27e2d60"/>
-      <w:bookmarkEnd w:id="175"/>
+      <w:bookmarkStart w:id="182" w:name="_cd6dcbd3ebbdfa0fa3384433c29e068e27e2d60"/>
+      <w:bookmarkEnd w:id="181"/>
       <w:r>
         <w:rPr>
           <w:noProof/>
         </w:rPr>
         <w:drawing>
-          <wp:inline distT="0" distB="0" distL="0" distR="0" wp14:anchorId="518DA997" wp14:editId="42AFE35E">
+          <wp:inline distT="0" distB="0" distL="0" distR="0" wp14:anchorId="1723A464" wp14:editId="4D66611A">
             <wp:extent cx="5276088" cy="2904302"/>
             <wp:effectExtent l="0" t="0" r="0" b="0"/>
-            <wp:docPr id="212" name="Picture"/>
+            <wp:docPr id="224" name="Picture"/>
             <wp:cNvGraphicFramePr/>
             <a:graphic xmlns:a="http://schemas.openxmlformats.org/drawingml/2006/main">
               <a:graphicData uri="http://schemas.openxmlformats.org/drawingml/2006/picture">
                 <pic:pic xmlns:pic="http://schemas.openxmlformats.org/drawingml/2006/picture">
                   <pic:nvPicPr>
-                    <pic:cNvPr id="213" name="Picture" descr="report_figures/outcomes_by_type_ollama.png"/>
+                    <pic:cNvPr id="225" name="Picture" descr="report_figures/outcomes_by_type_ollama.png"/>
                     <pic:cNvPicPr>
                       <a:picLocks noChangeAspect="1" noChangeArrowheads="1"/>
                     </pic:cNvPicPr>
                   </pic:nvPicPr>
                   <pic:blipFill>
-                    <a:blip r:embed="rId38"/>
+                    <a:blip r:embed="rId40"/>
                     <a:stretch>
                       <a:fillRect/>
                     </a:stretch>
@@ -27329,7 +29748,7 @@
         <w:jc w:val="center"/>
       </w:pPr>
       <w:r>
-        <w:t>Figure 6.27: Ollama run: accept, reject, and invalid counts for each optimization type. The invalid bar belongs to the LLM proposals</w:t>
+        <w:t>Figure 6.29: Ollama run: accept, reject, and invalid counts for each optimization type. The invalid bar belongs to the LLM proposals</w:t>
       </w:r>
     </w:p>
     <w:p>
@@ -27337,30 +29756,30 @@
         <w:pStyle w:val="CaptionedFigure"/>
         <w:jc w:val="center"/>
       </w:pPr>
-      <w:bookmarkStart w:id="177" w:name="_7c88b64fea27d91199231115c682c548e5930ff"/>
-      <w:bookmarkEnd w:id="176"/>
+      <w:bookmarkStart w:id="183" w:name="_7c88b64fea27d91199231115c682c548e5930ff"/>
+      <w:bookmarkEnd w:id="182"/>
       <w:r>
         <w:rPr>
           <w:noProof/>
         </w:rPr>
         <w:lastRenderedPageBreak/>
         <w:drawing>
-          <wp:inline distT="0" distB="0" distL="0" distR="0" wp14:anchorId="70B25AFF" wp14:editId="0559DE47">
+          <wp:inline distT="0" distB="0" distL="0" distR="0" wp14:anchorId="6BA7F4F0" wp14:editId="256C9ADE">
             <wp:extent cx="5276088" cy="3033940"/>
             <wp:effectExtent l="0" t="0" r="0" b="0"/>
-            <wp:docPr id="216" name="Picture"/>
+            <wp:docPr id="228" name="Picture"/>
             <wp:cNvGraphicFramePr/>
             <a:graphic xmlns:a="http://schemas.openxmlformats.org/drawingml/2006/main">
               <a:graphicData uri="http://schemas.openxmlformats.org/drawingml/2006/picture">
                 <pic:pic xmlns:pic="http://schemas.openxmlformats.org/drawingml/2006/picture">
                   <pic:nvPicPr>
-                    <pic:cNvPr id="217" name="Picture" descr="report_figures/cost_over_iterations_ollama.png"/>
+                    <pic:cNvPr id="229" name="Picture" descr="report_figures/cost_over_iterations_ollama.png"/>
                     <pic:cNvPicPr>
                       <a:picLocks noChangeAspect="1" noChangeArrowheads="1"/>
                     </pic:cNvPicPr>
                   </pic:nvPicPr>
                   <pic:blipFill>
-                    <a:blip r:embed="rId39"/>
+                    <a:blip r:embed="rId41"/>
                     <a:stretch>
                       <a:fillRect/>
                     </a:stretch>
@@ -27394,7 +29813,7 @@
         <w:jc w:val="center"/>
       </w:pPr>
       <w:r>
-        <w:t>Figure 6.28: Ollama run: weighted cost at each iteration for five representative programs</w:t>
+        <w:t>Figure 6.30: Ollama run: weighted cost at each iteration for five representative programs</w:t>
       </w:r>
     </w:p>
     <w:p>
@@ -27402,29 +29821,29 @@
         <w:pStyle w:val="CaptionedFigure"/>
         <w:jc w:val="center"/>
       </w:pPr>
-      <w:bookmarkStart w:id="178" w:name="_8d84cd91d0d56cadd366b1bfd1f5117da640430"/>
-      <w:bookmarkEnd w:id="177"/>
+      <w:bookmarkStart w:id="184" w:name="_8d84cd91d0d56cadd366b1bfd1f5117da640430"/>
+      <w:bookmarkEnd w:id="183"/>
       <w:r>
         <w:rPr>
           <w:noProof/>
         </w:rPr>
         <w:drawing>
-          <wp:inline distT="0" distB="0" distL="0" distR="0" wp14:anchorId="63B10429" wp14:editId="18F985D8">
+          <wp:inline distT="0" distB="0" distL="0" distR="0" wp14:anchorId="527DFDE8" wp14:editId="46827D28">
             <wp:extent cx="4800600" cy="3253368"/>
             <wp:effectExtent l="0" t="0" r="0" b="0"/>
-            <wp:docPr id="220" name="Picture"/>
+            <wp:docPr id="232" name="Picture"/>
             <wp:cNvGraphicFramePr/>
             <a:graphic xmlns:a="http://schemas.openxmlformats.org/drawingml/2006/main">
               <a:graphicData uri="http://schemas.openxmlformats.org/drawingml/2006/picture">
                 <pic:pic xmlns:pic="http://schemas.openxmlformats.org/drawingml/2006/picture">
                   <pic:nvPicPr>
-                    <pic:cNvPr id="221" name="Picture" descr="report_figures/accepted_types_ollama.png"/>
+                    <pic:cNvPr id="233" name="Picture" descr="report_figures/accepted_types_ollama.png"/>
                     <pic:cNvPicPr>
                       <a:picLocks noChangeAspect="1" noChangeArrowheads="1"/>
                     </pic:cNvPicPr>
                   </pic:nvPicPr>
                   <pic:blipFill>
-                    <a:blip r:embed="rId40"/>
+                    <a:blip r:embed="rId42"/>
                     <a:stretch>
                       <a:fillRect/>
                     </a:stretch>
@@ -27458,7 +29877,7 @@
         <w:jc w:val="center"/>
       </w:pPr>
       <w:r>
-        <w:t>Figure 6.29: Ollama run: breakdown of accepted optimizations by type</w:t>
+        <w:t>Figure 6.31: Ollama run: breakdown of accepted optimizations by type</w:t>
       </w:r>
     </w:p>
     <w:p>
@@ -27466,30 +29885,30 @@
         <w:pStyle w:val="CaptionedFigure"/>
         <w:jc w:val="center"/>
       </w:pPr>
-      <w:bookmarkStart w:id="179" w:name="_e3534a8a683f842b18b21029b53bcfedb104c48"/>
-      <w:bookmarkEnd w:id="178"/>
+      <w:bookmarkStart w:id="185" w:name="_e3534a8a683f842b18b21029b53bcfedb104c48"/>
+      <w:bookmarkEnd w:id="184"/>
       <w:r>
         <w:rPr>
           <w:noProof/>
         </w:rPr>
         <w:lastRenderedPageBreak/>
         <w:drawing>
-          <wp:inline distT="0" distB="0" distL="0" distR="0" wp14:anchorId="379066FE" wp14:editId="39CBE89A">
+          <wp:inline distT="0" distB="0" distL="0" distR="0" wp14:anchorId="17083323" wp14:editId="309E83C2">
             <wp:extent cx="5276088" cy="2590851"/>
             <wp:effectExtent l="0" t="0" r="0" b="0"/>
-            <wp:docPr id="224" name="Picture"/>
+            <wp:docPr id="236" name="Picture"/>
             <wp:cNvGraphicFramePr/>
             <a:graphic xmlns:a="http://schemas.openxmlformats.org/drawingml/2006/main">
               <a:graphicData uri="http://schemas.openxmlformats.org/drawingml/2006/picture">
                 <pic:pic xmlns:pic="http://schemas.openxmlformats.org/drawingml/2006/picture">
                   <pic:nvPicPr>
-                    <pic:cNvPr id="225" name="Picture" descr="report_figures/steps_vs_improvement_ollama.png"/>
+                    <pic:cNvPr id="237" name="Picture" descr="report_figures/steps_vs_improvement_ollama.png"/>
                     <pic:cNvPicPr>
                       <a:picLocks noChangeAspect="1" noChangeArrowheads="1"/>
                     </pic:cNvPicPr>
                   </pic:nvPicPr>
                   <pic:blipFill>
-                    <a:blip r:embed="rId41"/>
+                    <a:blip r:embed="rId43"/>
                     <a:stretch>
                       <a:fillRect/>
                     </a:stretch>
@@ -27523,7 +29942,7 @@
         <w:jc w:val="center"/>
       </w:pPr>
       <w:r>
-        <w:t>Figure 6.30: Ollama run: agent steps versus percentage cost improvement</w:t>
+        <w:t>Figure 6.32: Ollama run: agent steps versus percentage cost improvement</w:t>
       </w:r>
     </w:p>
     <w:p>
@@ -27531,29 +29950,29 @@
         <w:pStyle w:val="CaptionedFigure"/>
         <w:jc w:val="center"/>
       </w:pPr>
-      <w:bookmarkStart w:id="180" w:name="_72ad926b943cf44465367ee2a2bdcb213647913"/>
-      <w:bookmarkEnd w:id="179"/>
+      <w:bookmarkStart w:id="186" w:name="_72ad926b943cf44465367ee2a2bdcb213647913"/>
+      <w:bookmarkEnd w:id="185"/>
       <w:r>
         <w:rPr>
           <w:noProof/>
         </w:rPr>
         <w:drawing>
-          <wp:inline distT="0" distB="0" distL="0" distR="0" wp14:anchorId="5EA73CFA" wp14:editId="50DB2546">
+          <wp:inline distT="0" distB="0" distL="0" distR="0" wp14:anchorId="4C316C3D" wp14:editId="1F1233EF">
             <wp:extent cx="5276088" cy="3065478"/>
             <wp:effectExtent l="0" t="0" r="0" b="0"/>
-            <wp:docPr id="228" name="Picture"/>
+            <wp:docPr id="240" name="Picture"/>
             <wp:cNvGraphicFramePr/>
             <a:graphic xmlns:a="http://schemas.openxmlformats.org/drawingml/2006/main">
               <a:graphicData uri="http://schemas.openxmlformats.org/drawingml/2006/picture">
                 <pic:pic xmlns:pic="http://schemas.openxmlformats.org/drawingml/2006/picture">
                   <pic:nvPicPr>
-                    <pic:cNvPr id="229" name="Picture" descr="report_figures/heatmap_ollama.png"/>
+                    <pic:cNvPr id="241" name="Picture" descr="report_figures/heatmap_ollama.png"/>
                     <pic:cNvPicPr>
                       <a:picLocks noChangeAspect="1" noChangeArrowheads="1"/>
                     </pic:cNvPicPr>
                   </pic:nvPicPr>
                   <pic:blipFill>
-                    <a:blip r:embed="rId42"/>
+                    <a:blip r:embed="rId44"/>
                     <a:stretch>
                       <a:fillRect/>
                     </a:stretch>
@@ -27587,7 +30006,7 @@
         <w:jc w:val="center"/>
       </w:pPr>
       <w:r>
-        <w:t>Figure 6.31: Ollama run: accepted optimizations for each program category and optimization type</w:t>
+        <w:t>Figure 6.33: Ollama run: accepted optimizations for each program category and optimization type</w:t>
       </w:r>
     </w:p>
     <w:p>
@@ -27595,9 +30014,9 @@
         <w:pStyle w:val="Heading2"/>
         <w:spacing w:before="240" w:after="120" w:line="360" w:lineRule="auto"/>
       </w:pPr>
-      <w:bookmarkStart w:id="181" w:name="_1e541f574dc12daae501b4e4d93852104a4e612"/>
-      <w:bookmarkStart w:id="182" w:name="_Toc242796475"/>
-      <w:bookmarkEnd w:id="180"/>
+      <w:bookmarkStart w:id="187" w:name="_1e541f574dc12daae501b4e4d93852104a4e612"/>
+      <w:bookmarkStart w:id="188" w:name="_Toc242798248"/>
+      <w:bookmarkEnd w:id="186"/>
       <w:r>
         <w:rPr>
           <w:rStyle w:val="SectionNumber"/>
@@ -27611,8 +30030,8 @@
         </w:rPr>
         <w:t xml:space="preserve">  Performance Analysis and Evaluation</w:t>
       </w:r>
-      <w:bookmarkEnd w:id="181"/>
-      <w:bookmarkEnd w:id="182"/>
+      <w:bookmarkEnd w:id="187"/>
+      <w:bookmarkEnd w:id="188"/>
     </w:p>
     <w:p>
       <w:pPr>
@@ -27896,8 +30315,8 @@
         <w:pStyle w:val="Heading3"/>
         <w:spacing w:before="240" w:after="120" w:line="360" w:lineRule="auto"/>
       </w:pPr>
-      <w:bookmarkStart w:id="183" w:name="_limitations"/>
-      <w:bookmarkStart w:id="184" w:name="_Toc242796476"/>
+      <w:bookmarkStart w:id="189" w:name="_limitations"/>
+      <w:bookmarkStart w:id="190" w:name="_Toc242798249"/>
       <w:r>
         <w:rPr>
           <w:rStyle w:val="SectionNumber"/>
@@ -27907,8 +30326,8 @@
       <w:r>
         <w:t xml:space="preserve">  Limitations</w:t>
       </w:r>
-      <w:bookmarkEnd w:id="183"/>
-      <w:bookmarkEnd w:id="184"/>
+      <w:bookmarkEnd w:id="189"/>
+      <w:bookmarkEnd w:id="190"/>
     </w:p>
     <w:p>
       <w:pPr>
@@ -28016,7 +30435,7 @@
         <w:spacing w:after="240"/>
         <w:jc w:val="center"/>
       </w:pPr>
-      <w:bookmarkStart w:id="185" w:name="_Toc242796477"/>
+      <w:bookmarkStart w:id="191" w:name="_Toc242798250"/>
       <w:r>
         <w:rPr>
           <w:bCs/>
@@ -28024,7 +30443,7 @@
         <w:lastRenderedPageBreak/>
         <w:t>REFERENCES</w:t>
       </w:r>
-      <w:bookmarkEnd w:id="185"/>
+      <w:bookmarkEnd w:id="191"/>
     </w:p>
     <w:p>
       <w:pPr>
@@ -28549,7 +30968,7 @@
   <w:abstractNum w:abstractNumId="0" w15:restartNumberingAfterBreak="0">
     <w:nsid w:val="0000A990"/>
     <w:multiLevelType w:val="multilevel"/>
-    <w:tmpl w:val="E7462494"/>
+    <w:tmpl w:val="499A1FE8"/>
     <w:lvl w:ilvl="0">
       <w:numFmt w:val="bullet"/>
       <w:lvlText w:val=" "/>
@@ -28626,7 +31045,7 @@
   <w:abstractNum w:abstractNumId="1" w15:restartNumberingAfterBreak="0">
     <w:nsid w:val="0000A991"/>
     <w:multiLevelType w:val="multilevel"/>
-    <w:tmpl w:val="608C6D34"/>
+    <w:tmpl w:val="B9709CE4"/>
     <w:lvl w:ilvl="0">
       <w:numFmt w:val="bullet"/>
       <w:lvlText w:val=""/>
@@ -28730,7 +31149,7 @@
   <w:abstractNum w:abstractNumId="2" w15:restartNumberingAfterBreak="0">
     <w:nsid w:val="00A99201"/>
     <w:multiLevelType w:val="multilevel"/>
-    <w:tmpl w:val="4F6C3EC0"/>
+    <w:tmpl w:val="8B663BBC"/>
     <w:lvl w:ilvl="0">
       <w:start w:val="1"/>
       <w:numFmt w:val="decimal"/>
@@ -28813,16 +31232,16 @@
       </w:pPr>
     </w:lvl>
   </w:abstractNum>
-  <w:num w:numId="1" w16cid:durableId="1971205804">
+  <w:num w:numId="1" w16cid:durableId="63842263">
     <w:abstractNumId w:val="0"/>
   </w:num>
-  <w:num w:numId="2" w16cid:durableId="1495685853">
+  <w:num w:numId="2" w16cid:durableId="279340963">
     <w:abstractNumId w:val="1"/>
   </w:num>
-  <w:num w:numId="3" w16cid:durableId="886379529">
+  <w:num w:numId="3" w16cid:durableId="2000842246">
     <w:abstractNumId w:val="1"/>
   </w:num>
-  <w:num w:numId="4" w16cid:durableId="1794010526">
+  <w:num w:numId="4" w16cid:durableId="1552883088">
     <w:abstractNumId w:val="2"/>
     <w:lvlOverride w:ilvl="0">
       <w:startOverride w:val="1"/>
@@ -28852,7 +31271,7 @@
       <w:startOverride w:val="1"/>
     </w:lvlOverride>
   </w:num>
-  <w:num w:numId="5" w16cid:durableId="1977753609">
+  <w:num w:numId="5" w16cid:durableId="1536964965">
     <w:abstractNumId w:val="2"/>
     <w:lvlOverride w:ilvl="0">
       <w:startOverride w:val="1"/>
@@ -28882,7 +31301,7 @@
       <w:startOverride w:val="1"/>
     </w:lvlOverride>
   </w:num>
-  <w:num w:numId="6" w16cid:durableId="983702018">
+  <w:num w:numId="6" w16cid:durableId="1383628032">
     <w:abstractNumId w:val="2"/>
     <w:lvlOverride w:ilvl="0">
       <w:startOverride w:val="1"/>
@@ -28912,7 +31331,7 @@
       <w:startOverride w:val="1"/>
     </w:lvlOverride>
   </w:num>
-  <w:num w:numId="7" w16cid:durableId="1450515379">
+  <w:num w:numId="7" w16cid:durableId="829716237">
     <w:abstractNumId w:val="2"/>
     <w:lvlOverride w:ilvl="0">
       <w:startOverride w:val="1"/>
@@ -28942,13 +31361,13 @@
       <w:startOverride w:val="1"/>
     </w:lvlOverride>
   </w:num>
-  <w:num w:numId="8" w16cid:durableId="1861817685">
+  <w:num w:numId="8" w16cid:durableId="1290042719">
     <w:abstractNumId w:val="1"/>
   </w:num>
-  <w:num w:numId="9" w16cid:durableId="981344931">
+  <w:num w:numId="9" w16cid:durableId="262421605">
     <w:abstractNumId w:val="1"/>
   </w:num>
-  <w:num w:numId="10" w16cid:durableId="1749569054">
+  <w:num w:numId="10" w16cid:durableId="1331833453">
     <w:abstractNumId w:val="1"/>
   </w:num>
 </w:numbering>
@@ -30182,7 +32601,7 @@
     <w:next w:val="Normal"/>
     <w:autoRedefine/>
     <w:uiPriority w:val="39"/>
-    <w:rsid w:val="00C20C38"/>
+    <w:rsid w:val="00DC37A1"/>
     <w:pPr>
       <w:spacing w:after="100"/>
     </w:pPr>
@@ -30193,7 +32612,7 @@
     <w:next w:val="Normal"/>
     <w:autoRedefine/>
     <w:uiPriority w:val="39"/>
-    <w:rsid w:val="00C20C38"/>
+    <w:rsid w:val="00DC37A1"/>
     <w:pPr>
       <w:spacing w:after="100"/>
       <w:ind w:left="240"/>
@@ -30205,7 +32624,7 @@
     <w:next w:val="Normal"/>
     <w:autoRedefine/>
     <w:uiPriority w:val="39"/>
-    <w:rsid w:val="00C20C38"/>
+    <w:rsid w:val="00DC37A1"/>
     <w:pPr>
       <w:spacing w:after="100"/>
       <w:ind w:left="480"/>
